--- a/szablony/spis_tresci_wzor.docx
+++ b/szablony/spis_tresci_wzor.docx
@@ -52,19 +52,6 @@
           <w:sz w:val="24"/>
         </w:rPr>
         <w:t>Nr operatu: {{ nr_operatu }}</w:t>
-      </w:r>
-    </w:p>
-    <w:p>
-      <w:pPr>
-        <w:spacing w:before="0"/>
-        <w:jc w:val="center"/>
-      </w:pPr>
-      <w:r>
-        <w:rPr>
-          <w:b w:val="0"/>
-          <w:sz w:val="24"/>
-        </w:rPr>
-        <w:t>I.Z.P.G: {{ izpg }}</w:t>
       </w:r>
     </w:p>
     <w:p>

--- a/szablony/spis_tresci_wzor.docx
+++ b/szablony/spis_tresci_wzor.docx
@@ -109,7 +109,25 @@
           <w:b/>
           <w:sz w:val="20"/>
         </w:rPr>
-        <w:t>{{ data_zakonczenia }}</w:t>
+        <w:t xml:space="preserve">{{ </w:t>
+      </w:r>
+      <w:proofErr w:type="spellStart"/>
+      <w:r>
+        <w:rPr>
+          <w:rFonts w:ascii="Bahnschrift SemiBold" w:eastAsia="Cupertino" w:hAnsi="Bahnschrift SemiBold" w:cs="Arial"/>
+          <w:b/>
+          <w:sz w:val="20"/>
+        </w:rPr>
+        <w:t>data_zakonczenia</w:t>
+      </w:r>
+      <w:proofErr w:type="spellEnd"/>
+      <w:r>
+        <w:rPr>
+          <w:rFonts w:ascii="Bahnschrift SemiBold" w:eastAsia="Cupertino" w:hAnsi="Bahnschrift SemiBold" w:cs="Arial"/>
+          <w:b/>
+          <w:sz w:val="20"/>
+        </w:rPr>
+        <w:t xml:space="preserve"> }}</w:t>
       </w:r>
     </w:p>
     <w:p>
@@ -155,7 +173,16 @@
           <w:b/>
           <w:sz w:val="20"/>
         </w:rPr>
-        <w:t>{{ nr_</w:t>
+        <w:t xml:space="preserve">{{ </w:t>
+      </w:r>
+      <w:proofErr w:type="spellStart"/>
+      <w:r>
+        <w:rPr>
+          <w:rFonts w:ascii="Bahnschrift SemiBold" w:hAnsi="Bahnschrift SemiBold" w:cs="Arial"/>
+          <w:b/>
+          <w:sz w:val="20"/>
+        </w:rPr>
+        <w:t>nr_</w:t>
       </w:r>
       <w:r>
         <w:rPr>
@@ -165,6 +192,7 @@
         </w:rPr>
         <w:t>operatu</w:t>
       </w:r>
+      <w:proofErr w:type="spellEnd"/>
       <w:r>
         <w:rPr>
           <w:rFonts w:ascii="Bahnschrift SemiBold" w:hAnsi="Bahnschrift SemiBold" w:cs="Arial"/>
@@ -213,6 +241,7 @@
         </w:rPr>
         <w:t xml:space="preserve">{{ </w:t>
       </w:r>
+      <w:proofErr w:type="spellStart"/>
       <w:r>
         <w:rPr>
           <w:rFonts w:ascii="Bahnschrift SemiBold" w:hAnsi="Bahnschrift SemiBold" w:cs="Arial"/>
@@ -231,6 +260,7 @@
         </w:rPr>
         <w:t>roboty</w:t>
       </w:r>
+      <w:proofErr w:type="spellEnd"/>
       <w:r>
         <w:rPr>
           <w:rFonts w:ascii="Bahnschrift SemiBold" w:hAnsi="Bahnschrift SemiBold" w:cs="Arial"/>
@@ -359,7 +389,25 @@
           <w:b/>
           <w:sz w:val="20"/>
         </w:rPr>
-        <w:t>Jedn. ewid.</w:t>
+        <w:t xml:space="preserve">Jedn. </w:t>
+      </w:r>
+      <w:proofErr w:type="spellStart"/>
+      <w:r>
+        <w:rPr>
+          <w:rFonts w:ascii="Bahnschrift SemiBold" w:eastAsia="Cupertino" w:hAnsi="Bahnschrift SemiBold" w:cs="Arial"/>
+          <w:b/>
+          <w:sz w:val="20"/>
+        </w:rPr>
+        <w:t>ewid</w:t>
+      </w:r>
+      <w:proofErr w:type="spellEnd"/>
+      <w:r>
+        <w:rPr>
+          <w:rFonts w:ascii="Bahnschrift SemiBold" w:eastAsia="Cupertino" w:hAnsi="Bahnschrift SemiBold" w:cs="Arial"/>
+          <w:b/>
+          <w:sz w:val="20"/>
+        </w:rPr>
+        <w:t>.</w:t>
       </w:r>
       <w:r>
         <w:rPr>
@@ -399,7 +447,25 @@
           <w:b/>
           <w:sz w:val="20"/>
         </w:rPr>
-        <w:t>{{ polozenie_gmina_teryt }}</w:t>
+        <w:t xml:space="preserve">{{ </w:t>
+      </w:r>
+      <w:proofErr w:type="spellStart"/>
+      <w:r>
+        <w:rPr>
+          <w:rFonts w:ascii="Bahnschrift SemiBold" w:eastAsia="Cupertino" w:hAnsi="Bahnschrift SemiBold" w:cs="Arial"/>
+          <w:b/>
+          <w:sz w:val="20"/>
+        </w:rPr>
+        <w:t>polozenie_gmina_teryt</w:t>
+      </w:r>
+      <w:proofErr w:type="spellEnd"/>
+      <w:r>
+        <w:rPr>
+          <w:rFonts w:ascii="Bahnschrift SemiBold" w:eastAsia="Cupertino" w:hAnsi="Bahnschrift SemiBold" w:cs="Arial"/>
+          <w:b/>
+          <w:sz w:val="20"/>
+        </w:rPr>
+        <w:t xml:space="preserve"> }}</w:t>
       </w:r>
       <w:r>
         <w:rPr>
@@ -415,7 +481,25 @@
           <w:b/>
           <w:sz w:val="20"/>
         </w:rPr>
-        <w:t xml:space="preserve"> {{ polozenie_gmina }}</w:t>
+        <w:t xml:space="preserve"> {{ </w:t>
+      </w:r>
+      <w:proofErr w:type="spellStart"/>
+      <w:r>
+        <w:rPr>
+          <w:rFonts w:ascii="Bahnschrift SemiBold" w:eastAsia="Cupertino" w:hAnsi="Bahnschrift SemiBold" w:cs="Arial"/>
+          <w:b/>
+          <w:sz w:val="20"/>
+        </w:rPr>
+        <w:t>polozenie_gmina</w:t>
+      </w:r>
+      <w:proofErr w:type="spellEnd"/>
+      <w:r>
+        <w:rPr>
+          <w:rFonts w:ascii="Bahnschrift SemiBold" w:eastAsia="Cupertino" w:hAnsi="Bahnschrift SemiBold" w:cs="Arial"/>
+          <w:b/>
+          <w:sz w:val="20"/>
+        </w:rPr>
+        <w:t xml:space="preserve"> }}</w:t>
       </w:r>
     </w:p>
     <w:p>
@@ -435,7 +519,25 @@
           <w:b/>
           <w:sz w:val="20"/>
         </w:rPr>
-        <w:t>Obręb ewid.:</w:t>
+        <w:t xml:space="preserve">Obręb </w:t>
+      </w:r>
+      <w:proofErr w:type="spellStart"/>
+      <w:r>
+        <w:rPr>
+          <w:rFonts w:ascii="Bahnschrift SemiBold" w:eastAsia="Cupertino" w:hAnsi="Bahnschrift SemiBold" w:cs="Arial"/>
+          <w:b/>
+          <w:sz w:val="20"/>
+        </w:rPr>
+        <w:t>ewid</w:t>
+      </w:r>
+      <w:proofErr w:type="spellEnd"/>
+      <w:r>
+        <w:rPr>
+          <w:rFonts w:ascii="Bahnschrift SemiBold" w:eastAsia="Cupertino" w:hAnsi="Bahnschrift SemiBold" w:cs="Arial"/>
+          <w:b/>
+          <w:sz w:val="20"/>
+        </w:rPr>
+        <w:t>.:</w:t>
       </w:r>
       <w:r>
         <w:rPr>
@@ -467,7 +569,25 @@
           <w:b/>
           <w:sz w:val="20"/>
         </w:rPr>
-        <w:t>{{ polozenie_obreb_teryt }}</w:t>
+        <w:t xml:space="preserve">{{ </w:t>
+      </w:r>
+      <w:proofErr w:type="spellStart"/>
+      <w:r>
+        <w:rPr>
+          <w:rFonts w:ascii="Bahnschrift SemiBold" w:eastAsia="Cupertino" w:hAnsi="Bahnschrift SemiBold" w:cs="Arial"/>
+          <w:b/>
+          <w:sz w:val="20"/>
+        </w:rPr>
+        <w:t>polozenie_obreb_teryt</w:t>
+      </w:r>
+      <w:proofErr w:type="spellEnd"/>
+      <w:r>
+        <w:rPr>
+          <w:rFonts w:ascii="Bahnschrift SemiBold" w:eastAsia="Cupertino" w:hAnsi="Bahnschrift SemiBold" w:cs="Arial"/>
+          <w:b/>
+          <w:sz w:val="20"/>
+        </w:rPr>
+        <w:t xml:space="preserve"> }}</w:t>
       </w:r>
       <w:r>
         <w:rPr>
@@ -483,7 +603,25 @@
           <w:b/>
           <w:sz w:val="20"/>
         </w:rPr>
-        <w:t>{{ polozenie_obreb }}</w:t>
+        <w:t xml:space="preserve">{{ </w:t>
+      </w:r>
+      <w:proofErr w:type="spellStart"/>
+      <w:r>
+        <w:rPr>
+          <w:rFonts w:ascii="Bahnschrift SemiBold" w:eastAsia="Cupertino" w:hAnsi="Bahnschrift SemiBold" w:cs="Arial"/>
+          <w:b/>
+          <w:sz w:val="20"/>
+        </w:rPr>
+        <w:t>polozenie_obreb</w:t>
+      </w:r>
+      <w:proofErr w:type="spellEnd"/>
+      <w:r>
+        <w:rPr>
+          <w:rFonts w:ascii="Bahnschrift SemiBold" w:eastAsia="Cupertino" w:hAnsi="Bahnschrift SemiBold" w:cs="Arial"/>
+          <w:b/>
+          <w:sz w:val="20"/>
+        </w:rPr>
+        <w:t xml:space="preserve"> }}</w:t>
       </w:r>
     </w:p>
     <w:p>
@@ -527,7 +665,25 @@
           <w:b/>
           <w:sz w:val="20"/>
         </w:rPr>
-        <w:t>{{ nr_dzialki }}</w:t>
+        <w:t xml:space="preserve">{{ </w:t>
+      </w:r>
+      <w:proofErr w:type="spellStart"/>
+      <w:r>
+        <w:rPr>
+          <w:rFonts w:ascii="Bahnschrift SemiBold" w:eastAsia="Cupertino" w:hAnsi="Bahnschrift SemiBold" w:cs="Arial"/>
+          <w:b/>
+          <w:sz w:val="20"/>
+        </w:rPr>
+        <w:t>nr_dzialki</w:t>
+      </w:r>
+      <w:proofErr w:type="spellEnd"/>
+      <w:r>
+        <w:rPr>
+          <w:rFonts w:ascii="Bahnschrift SemiBold" w:eastAsia="Cupertino" w:hAnsi="Bahnschrift SemiBold" w:cs="Arial"/>
+          <w:b/>
+          <w:sz w:val="20"/>
+        </w:rPr>
+        <w:t xml:space="preserve"> }}</w:t>
       </w:r>
     </w:p>
     <w:p>
@@ -577,8 +733,8 @@
         <w:rPr>
           <w:rFonts w:ascii="Bahnschrift SemiBold" w:hAnsi="Bahnschrift SemiBold" w:cs="Arial"/>
           <w:b/>
-          <w:sz w:val="24"/>
-          <w:szCs w:val="24"/>
+          <w:sz w:val="32"/>
+          <w:szCs w:val="32"/>
           <w:u w:val="single"/>
         </w:rPr>
       </w:pPr>
@@ -586,11 +742,33 @@
         <w:rPr>
           <w:rFonts w:ascii="Bahnschrift SemiBold" w:hAnsi="Bahnschrift SemiBold" w:cs="Arial"/>
           <w:b/>
-          <w:sz w:val="24"/>
-          <w:szCs w:val="24"/>
+          <w:sz w:val="32"/>
+          <w:szCs w:val="32"/>
           <w:u w:val="single"/>
         </w:rPr>
-        <w:t>{{ rodzaj_pracy }}</w:t>
+        <w:t xml:space="preserve">{{ </w:t>
+      </w:r>
+      <w:proofErr w:type="spellStart"/>
+      <w:r>
+        <w:rPr>
+          <w:rFonts w:ascii="Bahnschrift SemiBold" w:hAnsi="Bahnschrift SemiBold" w:cs="Arial"/>
+          <w:b/>
+          <w:sz w:val="32"/>
+          <w:szCs w:val="32"/>
+          <w:u w:val="single"/>
+        </w:rPr>
+        <w:t>rodzaj_pracy</w:t>
+      </w:r>
+      <w:proofErr w:type="spellEnd"/>
+      <w:r>
+        <w:rPr>
+          <w:rFonts w:ascii="Bahnschrift SemiBold" w:hAnsi="Bahnschrift SemiBold" w:cs="Arial"/>
+          <w:b/>
+          <w:sz w:val="32"/>
+          <w:szCs w:val="32"/>
+          <w:u w:val="single"/>
+        </w:rPr>
+        <w:t xml:space="preserve"> }}</w:t>
       </w:r>
     </w:p>
     <w:p>
@@ -642,6 +820,7 @@
           <w:lang w:val="en-US"/>
         </w:rPr>
       </w:pPr>
+      <w:proofErr w:type="spellStart"/>
       <w:r>
         <w:rPr>
           <w:rFonts w:ascii="Bahnschrift SemiBold" w:eastAsia="Cupertino" w:hAnsi="Bahnschrift SemiBold" w:cs="Arial"/>
@@ -651,8 +830,9 @@
           <w:szCs w:val="28"/>
           <w:lang w:val="en-US"/>
         </w:rPr>
-        <w:t xml:space="preserve">Spis </w:t>
-      </w:r>
+        <w:t>Spis</w:t>
+      </w:r>
+      <w:proofErr w:type="spellEnd"/>
       <w:r>
         <w:rPr>
           <w:rFonts w:ascii="Bahnschrift SemiBold" w:eastAsia="Cupertino" w:hAnsi="Bahnschrift SemiBold" w:cs="Arial"/>
@@ -662,8 +842,21 @@
           <w:szCs w:val="28"/>
           <w:lang w:val="en-US"/>
         </w:rPr>
+        <w:t xml:space="preserve"> </w:t>
+      </w:r>
+      <w:proofErr w:type="spellStart"/>
+      <w:r>
+        <w:rPr>
+          <w:rFonts w:ascii="Bahnschrift SemiBold" w:eastAsia="Cupertino" w:hAnsi="Bahnschrift SemiBold" w:cs="Arial"/>
+          <w:b/>
+          <w:bCs/>
+          <w:sz w:val="28"/>
+          <w:szCs w:val="28"/>
+          <w:lang w:val="en-US"/>
+        </w:rPr>
         <w:t>treści</w:t>
       </w:r>
+      <w:proofErr w:type="spellEnd"/>
     </w:p>
     <w:p>
       <w:pPr>
@@ -700,12 +893,54 @@
           <w:sz w:val="20"/>
           <w:lang w:val="en-US"/>
         </w:rPr>
-        <w:t>{%p for pozycja in spis_tresci %}</w:t>
+        <w:t xml:space="preserve">{%p for </w:t>
+      </w:r>
+      <w:proofErr w:type="spellStart"/>
+      <w:r>
+        <w:rPr>
+          <w:rFonts w:ascii="Bahnschrift SemiBold" w:hAnsi="Bahnschrift SemiBold" w:cs="Arial"/>
+          <w:sz w:val="20"/>
+          <w:lang w:val="en-US"/>
+        </w:rPr>
+        <w:t>pozycja</w:t>
+      </w:r>
+      <w:proofErr w:type="spellEnd"/>
+      <w:r>
+        <w:rPr>
+          <w:rFonts w:ascii="Bahnschrift SemiBold" w:hAnsi="Bahnschrift SemiBold" w:cs="Arial"/>
+          <w:sz w:val="20"/>
+          <w:lang w:val="en-US"/>
+        </w:rPr>
+        <w:t xml:space="preserve"> in </w:t>
+      </w:r>
+      <w:proofErr w:type="spellStart"/>
+      <w:r>
+        <w:rPr>
+          <w:rFonts w:ascii="Bahnschrift SemiBold" w:hAnsi="Bahnschrift SemiBold" w:cs="Arial"/>
+          <w:sz w:val="20"/>
+          <w:lang w:val="en-US"/>
+        </w:rPr>
+        <w:t>spis_tresci</w:t>
+      </w:r>
+      <w:proofErr w:type="spellEnd"/>
+      <w:r>
+        <w:rPr>
+          <w:rFonts w:ascii="Bahnschrift SemiBold" w:hAnsi="Bahnschrift SemiBold" w:cs="Arial"/>
+          <w:sz w:val="20"/>
+          <w:lang w:val="en-US"/>
+        </w:rPr>
+        <w:t xml:space="preserve"> %}</w:t>
       </w:r>
     </w:p>
     <w:p>
       <w:pPr>
         <w:pStyle w:val="Bezodstpw"/>
+        <w:tabs>
+          <w:tab w:pos="510" w:val="left"/>
+        </w:tabs>
+        <w:spacing w:after="120"/>
+        <w:ind w:left="510" w:hanging="510"/>
+        <w:jc w:val="left"/>
         <w:rPr>
           <w:rFonts w:ascii="Bahnschrift SemiBold" w:hAnsi="Bahnschrift SemiBold" w:cs="Arial"/>
           <w:sz w:val="20"/>
@@ -718,7 +953,45 @@
           <w:sz w:val="20"/>
           <w:lang w:val="en-US"/>
         </w:rPr>
-        <w:t>{{ loop.index }}. {{ pozycja }}</w:t>
+        <w:t xml:space="preserve">{{ </w:t>
+      </w:r>
+      <w:proofErr w:type="spellStart"/>
+      <w:r>
+        <w:rPr>
+          <w:rFonts w:ascii="Bahnschrift SemiBold" w:hAnsi="Bahnschrift SemiBold" w:cs="Arial"/>
+          <w:sz w:val="20"/>
+          <w:lang w:val="en-US"/>
+        </w:rPr>
+        <w:t>loop.index</w:t>
+      </w:r>
+      <w:proofErr w:type="spellEnd"/>
+      <w:r>
+        <w:rPr>
+          <w:rFonts w:ascii="Bahnschrift SemiBold" w:hAnsi="Bahnschrift SemiBold" w:cs="Arial"/>
+          <w:sz w:val="20"/>
+          <w:lang w:val="en-US"/>
+        </w:rPr>
+        <w:t xml:space="preserve"> }}.</w:t>
+        <w:tab/>
+        <w:t xml:space="preserve">{{ </w:t>
+      </w:r>
+      <w:proofErr w:type="spellStart"/>
+      <w:r>
+        <w:rPr>
+          <w:rFonts w:ascii="Bahnschrift SemiBold" w:hAnsi="Bahnschrift SemiBold" w:cs="Arial"/>
+          <w:sz w:val="20"/>
+          <w:lang w:val="en-US"/>
+        </w:rPr>
+        <w:t>pozycja</w:t>
+      </w:r>
+      <w:proofErr w:type="spellEnd"/>
+      <w:r>
+        <w:rPr>
+          <w:rFonts w:ascii="Bahnschrift SemiBold" w:hAnsi="Bahnschrift SemiBold" w:cs="Arial"/>
+          <w:sz w:val="20"/>
+          <w:lang w:val="en-US"/>
+        </w:rPr>
+        <w:t xml:space="preserve"> }}</w:t>
       </w:r>
     </w:p>
     <w:p>
@@ -736,7 +1009,25 @@
           <w:sz w:val="20"/>
           <w:lang w:val="en-US"/>
         </w:rPr>
-        <w:t>{%p endfor %}</w:t>
+        <w:t xml:space="preserve">{%p </w:t>
+      </w:r>
+      <w:proofErr w:type="spellStart"/>
+      <w:r>
+        <w:rPr>
+          <w:rFonts w:ascii="Bahnschrift SemiBold" w:hAnsi="Bahnschrift SemiBold" w:cs="Arial"/>
+          <w:sz w:val="20"/>
+          <w:lang w:val="en-US"/>
+        </w:rPr>
+        <w:t>endfor</w:t>
+      </w:r>
+      <w:proofErr w:type="spellEnd"/>
+      <w:r>
+        <w:rPr>
+          <w:rFonts w:ascii="Bahnschrift SemiBold" w:hAnsi="Bahnschrift SemiBold" w:cs="Arial"/>
+          <w:sz w:val="20"/>
+          <w:lang w:val="en-US"/>
+        </w:rPr>
+        <w:t xml:space="preserve"> %}</w:t>
       </w:r>
     </w:p>
     <w:p>
@@ -823,7 +1114,27 @@
           <w:sz w:val="20"/>
           <w:lang w:val="en-US"/>
         </w:rPr>
-        <w:t>, nr upr. 23266</w:t>
+        <w:t xml:space="preserve">, nr </w:t>
+      </w:r>
+      <w:proofErr w:type="spellStart"/>
+      <w:r>
+        <w:rPr>
+          <w:rFonts w:ascii="Bahnschrift SemiBold" w:hAnsi="Bahnschrift SemiBold" w:cs="Arial"/>
+          <w:b/>
+          <w:sz w:val="20"/>
+          <w:lang w:val="en-US"/>
+        </w:rPr>
+        <w:t>upr</w:t>
+      </w:r>
+      <w:proofErr w:type="spellEnd"/>
+      <w:r>
+        <w:rPr>
+          <w:rFonts w:ascii="Bahnschrift SemiBold" w:hAnsi="Bahnschrift SemiBold" w:cs="Arial"/>
+          <w:b/>
+          <w:sz w:val="20"/>
+          <w:lang w:val="en-US"/>
+        </w:rPr>
+        <w:t>. 23266</w:t>
       </w:r>
     </w:p>
     <w:sectPr>

--- a/szablony/spis_tresci_wzor.docx
+++ b/szablony/spis_tresci_wzor.docx
@@ -798,18 +798,6 @@
     <w:p>
       <w:pPr>
         <w:pStyle w:val="Bezodstpw"/>
-        <w:rPr>
-          <w:rFonts w:ascii="Bahnschrift SemiBold" w:eastAsia="Cupertino" w:hAnsi="Bahnschrift SemiBold" w:cs="Arial"/>
-          <w:b/>
-          <w:bCs/>
-          <w:sz w:val="32"/>
-          <w:szCs w:val="32"/>
-        </w:rPr>
-      </w:pPr>
-    </w:p>
-    <w:p>
-      <w:pPr>
-        <w:pStyle w:val="Bezodstpw"/>
         <w:jc w:val="center"/>
         <w:rPr>
           <w:rFonts w:ascii="Bahnschrift SemiBold" w:eastAsia="Cupertino" w:hAnsi="Bahnschrift SemiBold" w:cs="Arial"/>
@@ -936,6 +924,7 @@
       <w:pPr>
         <w:pStyle w:val="Bezodstpw"/>
         <w:tabs>
+          <w:tab w:val="left" w:pos="510"/>
           <w:tab w:pos="510" w:val="left"/>
         </w:tabs>
         <w:spacing w:after="120"/>
@@ -972,6 +961,13 @@
           <w:lang w:val="en-US"/>
         </w:rPr>
         <w:t xml:space="preserve"> }}.</w:t>
+      </w:r>
+      <w:r>
+        <w:rPr>
+          <w:rFonts w:ascii="Bahnschrift SemiBold" w:hAnsi="Bahnschrift SemiBold" w:cs="Arial"/>
+          <w:sz w:val="20"/>
+          <w:lang w:val="en-US"/>
+        </w:rPr>
         <w:tab/>
         <w:t xml:space="preserve">{{ </w:t>
       </w:r>

--- a/szablony/spis_tresci_wzor.docx
+++ b/szablony/spis_tresci_wzor.docx
@@ -925,7 +925,6 @@
         <w:pStyle w:val="Bezodstpw"/>
         <w:tabs>
           <w:tab w:val="left" w:pos="510"/>
-          <w:tab w:pos="510" w:val="left"/>
         </w:tabs>
         <w:spacing w:after="120"/>
         <w:ind w:left="510" w:hanging="510"/>
@@ -1050,6 +1049,7 @@
     </w:p>
     <w:p>
       <w:pPr>
+        <w:framePr w:wrap="around" w:vAnchor="margin" w:hAnchor="margin" w:xAlign="right" w:yAlign="bottom"/>
         <w:pStyle w:val="Bezodstpw"/>
         <w:jc w:val="right"/>
         <w:rPr>
@@ -1059,41 +1059,6 @@
           <w:lang w:val="en-US"/>
         </w:rPr>
       </w:pPr>
-      <w:r>
-        <w:rPr>
-          <w:rFonts w:ascii="Bahnschrift SemiBold" w:hAnsi="Bahnschrift SemiBold" w:cs="Arial"/>
-          <w:lang w:val="en-US"/>
-        </w:rPr>
-        <w:tab/>
-      </w:r>
-      <w:r>
-        <w:rPr>
-          <w:rFonts w:ascii="Bahnschrift SemiBold" w:hAnsi="Bahnschrift SemiBold" w:cs="Arial"/>
-          <w:lang w:val="en-US"/>
-        </w:rPr>
-        <w:tab/>
-      </w:r>
-      <w:r>
-        <w:rPr>
-          <w:rFonts w:ascii="Bahnschrift SemiBold" w:hAnsi="Bahnschrift SemiBold" w:cs="Arial"/>
-          <w:lang w:val="en-US"/>
-        </w:rPr>
-        <w:tab/>
-      </w:r>
-      <w:r>
-        <w:rPr>
-          <w:rFonts w:ascii="Bahnschrift SemiBold" w:hAnsi="Bahnschrift SemiBold" w:cs="Arial"/>
-          <w:lang w:val="en-US"/>
-        </w:rPr>
-        <w:tab/>
-      </w:r>
-      <w:r>
-        <w:rPr>
-          <w:rFonts w:ascii="Bahnschrift SemiBold" w:hAnsi="Bahnschrift SemiBold" w:cs="Arial"/>
-          <w:lang w:val="en-US"/>
-        </w:rPr>
-        <w:tab/>
-      </w:r>
       <w:r>
         <w:rPr>
           <w:rFonts w:ascii="Bahnschrift SemiBold" w:hAnsi="Bahnschrift SemiBold" w:cs="Arial"/>

--- a/szablony/spis_tresci_wzor.docx
+++ b/szablony/spis_tresci_wzor.docx
@@ -341,17 +341,6 @@
           <w:szCs w:val="16"/>
         </w:rPr>
       </w:pPr>
-    </w:p>
-    <w:p>
-      <w:pPr>
-        <w:pStyle w:val="Bezodstpw"/>
-        <w:jc w:val="right"/>
-        <w:rPr>
-          <w:rFonts w:ascii="Bahnschrift SemiBold" w:eastAsia="Cupertino" w:hAnsi="Bahnschrift SemiBold" w:cs="Arial"/>
-          <w:sz w:val="16"/>
-          <w:szCs w:val="16"/>
-        </w:rPr>
-      </w:pPr>
       <w:r>
         <w:rPr>
           <w:rFonts w:ascii="Bahnschrift SemiBold" w:eastAsia="Cupertino" w:hAnsi="Bahnschrift SemiBold" w:cs="Arial"/>
@@ -1097,6 +1086,36 @@
         </w:rPr>
         <w:t>. 23266</w:t>
       </w:r>
+    </w:p>
+    <w:p>
+      <w:pPr>
+        <w:framePr w:wrap="around" w:vAnchor="margin" w:hAnchor="margin" w:xAlign="right" w:yAlign="bottom"/>
+        <w:pStyle w:val="Bezodstpw"/>
+        <w:jc w:val="right"/>
+        <w:rPr>
+          <w:rFonts w:ascii="Bahnschrift SemiBold" w:hAnsi="Bahnschrift SemiBold" w:cs="Arial"/>
+          <w:b/>
+          <w:sz w:val="20"/>
+          <w:lang w:val="en-US"/>
+        </w:rPr>
+      </w:pPr>
+      <w:proofErr w:type="spellStart"/>
+      <w:proofErr w:type="spellEnd"/>
+    </w:p>
+    <w:p>
+      <w:pPr>
+        <w:framePr w:wrap="around" w:vAnchor="margin" w:hAnchor="margin" w:xAlign="right" w:yAlign="bottom"/>
+        <w:pStyle w:val="Bezodstpw"/>
+        <w:jc w:val="right"/>
+        <w:rPr>
+          <w:rFonts w:ascii="Bahnschrift SemiBold" w:hAnsi="Bahnschrift SemiBold" w:cs="Arial"/>
+          <w:b/>
+          <w:sz w:val="20"/>
+          <w:lang w:val="en-US"/>
+        </w:rPr>
+      </w:pPr>
+      <w:proofErr w:type="spellStart"/>
+      <w:proofErr w:type="spellEnd"/>
     </w:p>
     <w:sectPr>
       <w:headerReference w:type="default" r:id="rId10"/>

--- a/szablony/spis_tresci_wzor.docx
+++ b/szablony/spis_tresci_wzor.docx
@@ -19,20 +19,21 @@
       </w:pPr>
       <w:r>
         <w:rPr>
+          <w:rFonts w:ascii="Bahnschrift SemiBold" w:hAnsi="Bahnschrift SemiBold"/>
           <w:noProof/>
+          <w:sz w:val="12"/>
         </w:rPr>
         <w:drawing>
           <wp:anchor distT="0" distB="0" distL="114300" distR="114300" simplePos="0" relativeHeight="251657728" behindDoc="0" locked="0" layoutInCell="1" allowOverlap="1" wp14:anchorId="23734FFF" wp14:editId="48209E4E">
             <wp:simplePos x="0" y="0"/>
             <wp:positionH relativeFrom="margin">
-              <wp:posOffset>209550</wp:posOffset>
+              <wp:posOffset>208800</wp:posOffset>
             </wp:positionH>
             <wp:positionV relativeFrom="margin">
-              <wp:posOffset>228600</wp:posOffset>
+              <wp:posOffset>144000</wp:posOffset>
             </wp:positionV>
-            <wp:extent cx="2486025" cy="809625"/>
+            <wp:extent cx="1800000" cy="586207"/>
             <wp:effectExtent l="0" t="0" r="0" b="0"/>
-            <wp:wrapSquare wrapText="bothSides"/>
             <wp:docPr id="6" name="Obraz 1"/>
             <wp:cNvGraphicFramePr>
               <a:graphicFrameLocks xmlns:a="http://schemas.openxmlformats.org/drawingml/2006/main" noChangeAspect="1"/>
@@ -49,7 +50,7 @@
                   <pic:blipFill>
                     <a:blip r:embed="rId8" r:link="rId9" cstate="print">
                       <a:extLst>
-                        <a:ext uri="{28A0092B-C50C-407E-A947-70E740481C1C}">
+                        <a:ext uri="{28A0092B-C50C-407E-A947-70E740481C1C}" cx="1800000" cy="586207">
                           <a14:useLocalDpi xmlns:a14="http://schemas.microsoft.com/office/drawing/2010/main" val="0"/>
                         </a:ext>
                       </a:extLst>
@@ -62,7 +63,7 @@
                   <pic:spPr bwMode="auto">
                     <a:xfrm>
                       <a:off x="0" y="0"/>
-                      <a:ext cx="2486025" cy="809625"/>
+                      <a:ext cx="1800000" cy="586207"/>
                     </a:xfrm>
                     <a:prstGeom prst="rect">
                       <a:avLst/>
@@ -81,6 +82,7 @@
             <wp14:sizeRelV relativeFrom="page">
               <wp14:pctHeight>0</wp14:pctHeight>
             </wp14:sizeRelV>
+            <wp:wrapSquare/>
           </wp:anchor>
         </w:drawing>
       </w:r>
@@ -98,16 +100,18 @@
       <w:r>
         <w:rPr>
           <w:rFonts w:ascii="Bahnschrift SemiBold" w:eastAsia="Cupertino" w:hAnsi="Bahnschrift SemiBold" w:cs="Arial"/>
-          <w:b/>
-          <w:sz w:val="20"/>
+          <w:b w:val="0"/>
+          <w:sz w:val="20"/>
+          <w:u w:val="none"/>
         </w:rPr>
         <w:t xml:space="preserve">Pszczyna, </w:t>
       </w:r>
       <w:r>
         <w:rPr>
           <w:rFonts w:ascii="Bahnschrift SemiBold" w:eastAsia="Cupertino" w:hAnsi="Bahnschrift SemiBold" w:cs="Arial"/>
-          <w:b/>
-          <w:sz w:val="20"/>
+          <w:b w:val="0"/>
+          <w:sz w:val="20"/>
+          <w:u w:val="none"/>
         </w:rPr>
         <w:t xml:space="preserve">{{ </w:t>
       </w:r>
@@ -115,8 +119,9 @@
       <w:r>
         <w:rPr>
           <w:rFonts w:ascii="Bahnschrift SemiBold" w:eastAsia="Cupertino" w:hAnsi="Bahnschrift SemiBold" w:cs="Arial"/>
-          <w:b/>
-          <w:sz w:val="20"/>
+          <w:b w:val="0"/>
+          <w:sz w:val="20"/>
+          <w:u w:val="none"/>
         </w:rPr>
         <w:t>data_zakonczenia</w:t>
       </w:r>
@@ -124,8 +129,9 @@
       <w:r>
         <w:rPr>
           <w:rFonts w:ascii="Bahnschrift SemiBold" w:eastAsia="Cupertino" w:hAnsi="Bahnschrift SemiBold" w:cs="Arial"/>
-          <w:b/>
-          <w:sz w:val="20"/>
+          <w:b w:val="0"/>
+          <w:sz w:val="20"/>
+          <w:u w:val="none"/>
         </w:rPr>
         <w:t xml:space="preserve"> }}</w:t>
       </w:r>
@@ -154,24 +160,27 @@
       <w:r>
         <w:rPr>
           <w:rFonts w:ascii="Bahnschrift SemiBold" w:hAnsi="Bahnschrift SemiBold" w:cs="Arial"/>
-          <w:b/>
-          <w:sz w:val="20"/>
+          <w:b w:val="0"/>
+          <w:sz w:val="20"/>
+          <w:u w:val="none"/>
         </w:rPr>
         <w:t>ks. r</w:t>
       </w:r>
       <w:r>
         <w:rPr>
           <w:rFonts w:ascii="Bahnschrift SemiBold" w:hAnsi="Bahnschrift SemiBold" w:cs="Arial"/>
-          <w:b/>
-          <w:sz w:val="20"/>
+          <w:b w:val="0"/>
+          <w:sz w:val="20"/>
+          <w:u w:val="none"/>
         </w:rPr>
         <w:t xml:space="preserve">ob. </w:t>
       </w:r>
       <w:r>
         <w:rPr>
           <w:rFonts w:ascii="Bahnschrift SemiBold" w:hAnsi="Bahnschrift SemiBold" w:cs="Arial"/>
-          <w:b/>
-          <w:sz w:val="20"/>
+          <w:b w:val="0"/>
+          <w:sz w:val="20"/>
+          <w:u w:val="none"/>
         </w:rPr>
         <w:t xml:space="preserve">{{ </w:t>
       </w:r>
@@ -179,16 +188,18 @@
       <w:r>
         <w:rPr>
           <w:rFonts w:ascii="Bahnschrift SemiBold" w:hAnsi="Bahnschrift SemiBold" w:cs="Arial"/>
-          <w:b/>
-          <w:sz w:val="20"/>
+          <w:b w:val="0"/>
+          <w:sz w:val="20"/>
+          <w:u w:val="none"/>
         </w:rPr>
         <w:t>nr_</w:t>
       </w:r>
       <w:r>
         <w:rPr>
           <w:rFonts w:ascii="Bahnschrift SemiBold" w:hAnsi="Bahnschrift SemiBold" w:cs="Arial"/>
-          <w:b/>
-          <w:sz w:val="20"/>
+          <w:b w:val="0"/>
+          <w:sz w:val="20"/>
+          <w:u w:val="none"/>
         </w:rPr>
         <w:t>operatu</w:t>
       </w:r>
@@ -196,8 +207,9 @@
       <w:r>
         <w:rPr>
           <w:rFonts w:ascii="Bahnschrift SemiBold" w:hAnsi="Bahnschrift SemiBold" w:cs="Arial"/>
-          <w:b/>
-          <w:sz w:val="20"/>
+          <w:b w:val="0"/>
+          <w:sz w:val="20"/>
+          <w:u w:val="none"/>
         </w:rPr>
         <w:t xml:space="preserve"> }}</w:t>
       </w:r>
@@ -220,6 +232,7 @@
           <w:b/>
           <w:color w:val="FF0000"/>
           <w:sz w:val="20"/>
+          <w:u w:val="none"/>
         </w:rPr>
         <w:t>I.Z.P.G.</w:t>
       </w:r>
@@ -229,6 +242,7 @@
           <w:b/>
           <w:color w:val="FF0000"/>
           <w:sz w:val="20"/>
+          <w:u w:val="none"/>
         </w:rPr>
         <w:t xml:space="preserve">: </w:t>
       </w:r>
@@ -238,6 +252,7 @@
           <w:b/>
           <w:color w:val="FF0000"/>
           <w:sz w:val="20"/>
+          <w:u w:val="none"/>
         </w:rPr>
         <w:t xml:space="preserve">{{ </w:t>
       </w:r>
@@ -248,6 +263,7 @@
           <w:b/>
           <w:color w:val="FF0000"/>
           <w:sz w:val="20"/>
+          <w:u w:val="none"/>
         </w:rPr>
         <w:t>nr_</w:t>
       </w:r>
@@ -257,6 +273,7 @@
           <w:b/>
           <w:color w:val="FF0000"/>
           <w:sz w:val="20"/>
+          <w:u w:val="none"/>
         </w:rPr>
         <w:t>roboty</w:t>
       </w:r>
@@ -267,6 +284,7 @@
           <w:b/>
           <w:color w:val="FF0000"/>
           <w:sz w:val="20"/>
+          <w:u w:val="none"/>
         </w:rPr>
         <w:t xml:space="preserve"> }}</w:t>
       </w:r>
@@ -276,6 +294,7 @@
           <w:b/>
           <w:color w:val="FF0000"/>
           <w:sz w:val="20"/>
+          <w:u w:val="none"/>
         </w:rPr>
         <w:t xml:space="preserve"> </w:t>
       </w:r>
@@ -295,19 +314,41 @@
           <w:rFonts w:ascii="Bahnschrift SemiBold" w:eastAsia="Cupertino" w:hAnsi="Bahnschrift SemiBold" w:cs="Arial"/>
           <w:b/>
           <w:bCs/>
+          <w:sz w:val="12"/>
+          <w:szCs w:val="16"/>
+        </w:rPr>
+        <w:tab/>
+      </w:r>
+      <w:r>
+        <w:rPr>
+          <w:rFonts w:ascii="Bahnschrift SemiBold" w:eastAsia="Cupertino" w:hAnsi="Bahnschrift SemiBold" w:cs="Arial"/>
+          <w:sz w:val="12"/>
+          <w:szCs w:val="16"/>
+        </w:rPr>
+        <w:tab/>
+      </w:r>
+    </w:p>
+    <w:p>
+      <w:pPr>
+        <w:pStyle w:val="Bezodstpw"/>
+        <w:jc w:val="right"/>
+        <w:rPr>
+          <w:rFonts w:ascii="Bahnschrift SemiBold" w:eastAsia="Cupertino" w:hAnsi="Bahnschrift SemiBold" w:cs="Arial"/>
           <w:sz w:val="16"/>
           <w:szCs w:val="16"/>
         </w:rPr>
-        <w:tab/>
-      </w:r>
-      <w:r>
+      </w:pPr>
+    </w:p>
+    <w:p>
+      <w:pPr>
+        <w:pStyle w:val="Bezodstpw"/>
+        <w:jc w:val="right"/>
         <w:rPr>
           <w:rFonts w:ascii="Bahnschrift SemiBold" w:eastAsia="Cupertino" w:hAnsi="Bahnschrift SemiBold" w:cs="Arial"/>
           <w:sz w:val="16"/>
           <w:szCs w:val="16"/>
         </w:rPr>
-        <w:tab/>
-      </w:r>
+      </w:pPr>
     </w:p>
     <w:p>
       <w:pPr>
@@ -319,13 +360,384 @@
           <w:szCs w:val="16"/>
         </w:rPr>
       </w:pPr>
+      <w:r>
+        <w:rPr>
+          <w:rFonts w:ascii="Bahnschrift SemiBold" w:eastAsia="Cupertino" w:hAnsi="Bahnschrift SemiBold" w:cs="Arial"/>
+          <w:sz w:val="12"/>
+          <w:szCs w:val="16"/>
+        </w:rPr>
+        <w:t xml:space="preserve">    </w:t>
+      </w:r>
     </w:p>
     <w:p>
       <w:pPr>
         <w:pStyle w:val="Bezodstpw"/>
-        <w:jc w:val="right"/>
-        <w:rPr>
-          <w:rFonts w:ascii="Bahnschrift SemiBold" w:eastAsia="Cupertino" w:hAnsi="Bahnschrift SemiBold" w:cs="Arial"/>
+        <w:jc w:val="left"/>
+        <w:rPr>
+          <w:rFonts w:ascii="Bahnschrift SemiBold" w:eastAsia="Cupertino" w:hAnsi="Bahnschrift SemiBold" w:cs="Arial"/>
+          <w:b/>
+          <w:sz w:val="20"/>
+        </w:rPr>
+      </w:pPr>
+    </w:p>
+    <w:p>
+      <w:pPr>
+        <w:pStyle w:val="Bezodstpw"/>
+        <w:tabs>
+          <w:tab w:pos="3969" w:val="left"/>
+        </w:tabs>
+        <w:ind w:left="1134"/>
+        <w:jc w:val="left"/>
+        <w:rPr>
+          <w:rFonts w:ascii="Bahnschrift SemiBold" w:eastAsia="Cupertino" w:hAnsi="Bahnschrift SemiBold" w:cs="Arial"/>
+          <w:b/>
+          <w:sz w:val="20"/>
+        </w:rPr>
+      </w:pPr>
+      <w:r>
+        <w:rPr>
+          <w:rFonts w:ascii="Bahnschrift SemiBold" w:eastAsia="Cupertino" w:hAnsi="Bahnschrift SemiBold" w:cs="Arial"/>
+          <w:b w:val="0"/>
+          <w:sz w:val="20"/>
+          <w:u w:val="none"/>
+        </w:rPr>
+        <w:t xml:space="preserve">Jedn. </w:t>
+      </w:r>
+      <w:proofErr w:type="spellStart"/>
+      <w:r>
+        <w:rPr>
+          <w:rFonts w:ascii="Bahnschrift SemiBold" w:eastAsia="Cupertino" w:hAnsi="Bahnschrift SemiBold" w:cs="Arial"/>
+          <w:b w:val="0"/>
+          <w:sz w:val="20"/>
+          <w:u w:val="none"/>
+        </w:rPr>
+        <w:t>ewid</w:t>
+      </w:r>
+      <w:proofErr w:type="spellEnd"/>
+      <w:r>
+        <w:rPr>
+          <w:rFonts w:ascii="Bahnschrift SemiBold" w:eastAsia="Cupertino" w:hAnsi="Bahnschrift SemiBold" w:cs="Arial"/>
+          <w:b w:val="0"/>
+          <w:sz w:val="20"/>
+          <w:u w:val="none"/>
+        </w:rPr>
+        <w:t>.</w:t>
+      </w:r>
+      <w:r>
+        <w:rPr>
+          <w:rFonts w:ascii="Bahnschrift SemiBold" w:eastAsia="Cupertino" w:hAnsi="Bahnschrift SemiBold" w:cs="Arial"/>
+          <w:b w:val="0"/>
+          <w:sz w:val="20"/>
+          <w:u w:val="none"/>
+        </w:rPr>
+        <w:t xml:space="preserve">: </w:t>
+      </w:r>
+      <w:r>
+        <w:rPr>
+          <w:rFonts w:ascii="Bahnschrift SemiBold" w:eastAsia="Cupertino" w:hAnsi="Bahnschrift SemiBold" w:cs="Arial"/>
+          <w:b w:val="0"/>
+          <w:sz w:val="20"/>
+          <w:u w:val="none"/>
+        </w:rPr>
+        <w:tab/>
+      </w:r>
+      <w:r>
+        <w:rPr>
+          <w:rFonts w:ascii="Bahnschrift SemiBold" w:eastAsia="Cupertino" w:hAnsi="Bahnschrift SemiBold" w:cs="Arial"/>
+          <w:b w:val="0"/>
+          <w:sz w:val="20"/>
+          <w:u w:val="none"/>
+        </w:rPr>
+      </w:r>
+      <w:r>
+        <w:rPr>
+          <w:rFonts w:ascii="Bahnschrift SemiBold" w:eastAsia="Cupertino" w:hAnsi="Bahnschrift SemiBold" w:cs="Arial"/>
+          <w:b w:val="0"/>
+          <w:sz w:val="20"/>
+          <w:u w:val="none"/>
+        </w:rPr>
+        <w:t>[</w:t>
+      </w:r>
+      <w:r>
+        <w:rPr>
+          <w:rFonts w:ascii="Bahnschrift SemiBold" w:eastAsia="Cupertino" w:hAnsi="Bahnschrift SemiBold" w:cs="Arial"/>
+          <w:b w:val="0"/>
+          <w:sz w:val="20"/>
+          <w:u w:val="none"/>
+        </w:rPr>
+        <w:t xml:space="preserve">{{ </w:t>
+      </w:r>
+      <w:proofErr w:type="spellStart"/>
+      <w:r>
+        <w:rPr>
+          <w:rFonts w:ascii="Bahnschrift SemiBold" w:eastAsia="Cupertino" w:hAnsi="Bahnschrift SemiBold" w:cs="Arial"/>
+          <w:b w:val="0"/>
+          <w:sz w:val="20"/>
+          <w:u w:val="none"/>
+        </w:rPr>
+        <w:t>polozenie_gmina_teryt</w:t>
+      </w:r>
+      <w:proofErr w:type="spellEnd"/>
+      <w:r>
+        <w:rPr>
+          <w:rFonts w:ascii="Bahnschrift SemiBold" w:eastAsia="Cupertino" w:hAnsi="Bahnschrift SemiBold" w:cs="Arial"/>
+          <w:b w:val="0"/>
+          <w:sz w:val="20"/>
+          <w:u w:val="none"/>
+        </w:rPr>
+        <w:t xml:space="preserve"> }}</w:t>
+      </w:r>
+      <w:r>
+        <w:rPr>
+          <w:rFonts w:ascii="Bahnschrift SemiBold" w:eastAsia="Cupertino" w:hAnsi="Bahnschrift SemiBold" w:cs="Arial"/>
+          <w:b w:val="0"/>
+          <w:sz w:val="20"/>
+          <w:u w:val="none"/>
+        </w:rPr>
+        <w:t>]</w:t>
+      </w:r>
+      <w:r>
+        <w:rPr>
+          <w:rFonts w:ascii="Bahnschrift SemiBold" w:eastAsia="Cupertino" w:hAnsi="Bahnschrift SemiBold" w:cs="Arial"/>
+          <w:b w:val="0"/>
+          <w:sz w:val="20"/>
+          <w:u w:val="none"/>
+        </w:rPr>
+        <w:t xml:space="preserve"> {{ </w:t>
+      </w:r>
+      <w:proofErr w:type="spellStart"/>
+      <w:r>
+        <w:rPr>
+          <w:rFonts w:ascii="Bahnschrift SemiBold" w:eastAsia="Cupertino" w:hAnsi="Bahnschrift SemiBold" w:cs="Arial"/>
+          <w:b w:val="0"/>
+          <w:sz w:val="20"/>
+          <w:u w:val="none"/>
+        </w:rPr>
+        <w:t>polozenie_gmina</w:t>
+      </w:r>
+      <w:proofErr w:type="spellEnd"/>
+      <w:r>
+        <w:rPr>
+          <w:rFonts w:ascii="Bahnschrift SemiBold" w:eastAsia="Cupertino" w:hAnsi="Bahnschrift SemiBold" w:cs="Arial"/>
+          <w:b w:val="0"/>
+          <w:sz w:val="20"/>
+          <w:u w:val="none"/>
+        </w:rPr>
+        <w:t xml:space="preserve"> }}</w:t>
+      </w:r>
+    </w:p>
+    <w:p>
+      <w:pPr>
+        <w:pStyle w:val="Bezodstpw"/>
+        <w:tabs>
+          <w:tab w:pos="3969" w:val="left"/>
+        </w:tabs>
+        <w:ind w:left="1134"/>
+        <w:jc w:val="left"/>
+        <w:rPr>
+          <w:rFonts w:ascii="Bahnschrift SemiBold" w:eastAsia="Cupertino" w:hAnsi="Bahnschrift SemiBold" w:cs="Arial"/>
+          <w:b/>
+          <w:sz w:val="20"/>
+        </w:rPr>
+      </w:pPr>
+      <w:r>
+        <w:rPr>
+          <w:rFonts w:ascii="Bahnschrift SemiBold" w:eastAsia="Cupertino" w:hAnsi="Bahnschrift SemiBold" w:cs="Arial"/>
+          <w:b w:val="0"/>
+          <w:sz w:val="20"/>
+          <w:u w:val="none"/>
+        </w:rPr>
+        <w:t xml:space="preserve">Obręb </w:t>
+      </w:r>
+      <w:proofErr w:type="spellStart"/>
+      <w:r>
+        <w:rPr>
+          <w:rFonts w:ascii="Bahnschrift SemiBold" w:eastAsia="Cupertino" w:hAnsi="Bahnschrift SemiBold" w:cs="Arial"/>
+          <w:b w:val="0"/>
+          <w:sz w:val="20"/>
+          <w:u w:val="none"/>
+        </w:rPr>
+        <w:t>ewid</w:t>
+      </w:r>
+      <w:proofErr w:type="spellEnd"/>
+      <w:r>
+        <w:rPr>
+          <w:rFonts w:ascii="Bahnschrift SemiBold" w:eastAsia="Cupertino" w:hAnsi="Bahnschrift SemiBold" w:cs="Arial"/>
+          <w:b w:val="0"/>
+          <w:sz w:val="20"/>
+          <w:u w:val="none"/>
+        </w:rPr>
+        <w:t>.:</w:t>
+      </w:r>
+      <w:r>
+        <w:rPr>
+          <w:rFonts w:ascii="Bahnschrift SemiBold" w:eastAsia="Cupertino" w:hAnsi="Bahnschrift SemiBold" w:cs="Arial"/>
+          <w:b w:val="0"/>
+          <w:sz w:val="20"/>
+          <w:u w:val="none"/>
+        </w:rPr>
+        <w:tab/>
+      </w:r>
+      <w:r>
+        <w:rPr>
+          <w:rFonts w:ascii="Bahnschrift SemiBold" w:eastAsia="Cupertino" w:hAnsi="Bahnschrift SemiBold" w:cs="Arial"/>
+          <w:b w:val="0"/>
+          <w:sz w:val="20"/>
+          <w:u w:val="none"/>
+        </w:rPr>
+      </w:r>
+      <w:r>
+        <w:rPr>
+          <w:rFonts w:ascii="Bahnschrift SemiBold" w:eastAsia="Cupertino" w:hAnsi="Bahnschrift SemiBold" w:cs="Arial"/>
+          <w:b w:val="0"/>
+          <w:sz w:val="20"/>
+          <w:u w:val="none"/>
+        </w:rPr>
+        <w:t>[</w:t>
+      </w:r>
+      <w:r>
+        <w:rPr>
+          <w:rFonts w:ascii="Bahnschrift SemiBold" w:eastAsia="Cupertino" w:hAnsi="Bahnschrift SemiBold" w:cs="Arial"/>
+          <w:b w:val="0"/>
+          <w:sz w:val="20"/>
+          <w:u w:val="none"/>
+        </w:rPr>
+        <w:t xml:space="preserve">{{ </w:t>
+      </w:r>
+      <w:proofErr w:type="spellStart"/>
+      <w:r>
+        <w:rPr>
+          <w:rFonts w:ascii="Bahnschrift SemiBold" w:eastAsia="Cupertino" w:hAnsi="Bahnschrift SemiBold" w:cs="Arial"/>
+          <w:b w:val="0"/>
+          <w:sz w:val="20"/>
+          <w:u w:val="none"/>
+        </w:rPr>
+        <w:t>polozenie_obreb_teryt</w:t>
+      </w:r>
+      <w:proofErr w:type="spellEnd"/>
+      <w:r>
+        <w:rPr>
+          <w:rFonts w:ascii="Bahnschrift SemiBold" w:eastAsia="Cupertino" w:hAnsi="Bahnschrift SemiBold" w:cs="Arial"/>
+          <w:b w:val="0"/>
+          <w:sz w:val="20"/>
+          <w:u w:val="none"/>
+        </w:rPr>
+        <w:t xml:space="preserve"> }}</w:t>
+      </w:r>
+      <w:r>
+        <w:rPr>
+          <w:rFonts w:ascii="Bahnschrift SemiBold" w:eastAsia="Cupertino" w:hAnsi="Bahnschrift SemiBold" w:cs="Arial"/>
+          <w:b w:val="0"/>
+          <w:sz w:val="20"/>
+          <w:u w:val="none"/>
+        </w:rPr>
+        <w:t xml:space="preserve">] </w:t>
+      </w:r>
+      <w:r>
+        <w:rPr>
+          <w:rFonts w:ascii="Bahnschrift SemiBold" w:eastAsia="Cupertino" w:hAnsi="Bahnschrift SemiBold" w:cs="Arial"/>
+          <w:b w:val="0"/>
+          <w:sz w:val="20"/>
+          <w:u w:val="none"/>
+        </w:rPr>
+        <w:t xml:space="preserve">{{ </w:t>
+      </w:r>
+      <w:proofErr w:type="spellStart"/>
+      <w:r>
+        <w:rPr>
+          <w:rFonts w:ascii="Bahnschrift SemiBold" w:eastAsia="Cupertino" w:hAnsi="Bahnschrift SemiBold" w:cs="Arial"/>
+          <w:b w:val="0"/>
+          <w:sz w:val="20"/>
+          <w:u w:val="none"/>
+        </w:rPr>
+        <w:t>polozenie_obreb</w:t>
+      </w:r>
+      <w:proofErr w:type="spellEnd"/>
+      <w:r>
+        <w:rPr>
+          <w:rFonts w:ascii="Bahnschrift SemiBold" w:eastAsia="Cupertino" w:hAnsi="Bahnschrift SemiBold" w:cs="Arial"/>
+          <w:b w:val="0"/>
+          <w:sz w:val="20"/>
+          <w:u w:val="none"/>
+        </w:rPr>
+        <w:t xml:space="preserve"> }}</w:t>
+      </w:r>
+    </w:p>
+    <w:p>
+      <w:pPr>
+        <w:pStyle w:val="Bezodstpw"/>
+        <w:tabs>
+          <w:tab w:pos="3969" w:val="left"/>
+        </w:tabs>
+        <w:ind w:left="1134"/>
+        <w:jc w:val="left"/>
+        <w:rPr>
+          <w:rFonts w:ascii="Bahnschrift SemiBold" w:eastAsia="Cupertino" w:hAnsi="Bahnschrift SemiBold" w:cs="Arial"/>
+          <w:b/>
+          <w:sz w:val="20"/>
+        </w:rPr>
+      </w:pPr>
+      <w:r>
+        <w:rPr>
+          <w:rFonts w:ascii="Bahnschrift SemiBold" w:eastAsia="Cupertino" w:hAnsi="Bahnschrift SemiBold" w:cs="Arial"/>
+          <w:b w:val="0"/>
+          <w:sz w:val="20"/>
+          <w:u w:val="none"/>
+        </w:rPr>
+        <w:t xml:space="preserve">Działka: </w:t>
+      </w:r>
+      <w:r>
+        <w:rPr>
+          <w:rFonts w:ascii="Bahnschrift SemiBold" w:eastAsia="Cupertino" w:hAnsi="Bahnschrift SemiBold" w:cs="Arial"/>
+          <w:b w:val="0"/>
+          <w:sz w:val="20"/>
+          <w:u w:val="none"/>
+        </w:rPr>
+        <w:tab/>
+      </w:r>
+      <w:r>
+        <w:rPr>
+          <w:rFonts w:ascii="Bahnschrift SemiBold" w:eastAsia="Cupertino" w:hAnsi="Bahnschrift SemiBold" w:cs="Arial"/>
+          <w:b w:val="0"/>
+          <w:sz w:val="20"/>
+          <w:u w:val="none"/>
+        </w:rPr>
+      </w:r>
+      <w:r>
+        <w:rPr>
+          <w:rFonts w:ascii="Bahnschrift SemiBold" w:eastAsia="Cupertino" w:hAnsi="Bahnschrift SemiBold" w:cs="Arial"/>
+          <w:b w:val="0"/>
+          <w:sz w:val="20"/>
+          <w:u w:val="none"/>
+        </w:rPr>
+        <w:t xml:space="preserve">{{ </w:t>
+      </w:r>
+      <w:proofErr w:type="spellStart"/>
+      <w:r>
+        <w:rPr>
+          <w:rFonts w:ascii="Bahnschrift SemiBold" w:eastAsia="Cupertino" w:hAnsi="Bahnschrift SemiBold" w:cs="Arial"/>
+          <w:b w:val="0"/>
+          <w:sz w:val="20"/>
+          <w:u w:val="none"/>
+        </w:rPr>
+        <w:t>nr_dzialki</w:t>
+      </w:r>
+      <w:proofErr w:type="spellEnd"/>
+      <w:r>
+        <w:rPr>
+          <w:rFonts w:ascii="Bahnschrift SemiBold" w:eastAsia="Cupertino" w:hAnsi="Bahnschrift SemiBold" w:cs="Arial"/>
+          <w:b w:val="0"/>
+          <w:sz w:val="20"/>
+          <w:u w:val="none"/>
+        </w:rPr>
+        <w:t xml:space="preserve"> }}</w:t>
+      </w:r>
+    </w:p>
+    <w:p>
+      <w:pPr>
+        <w:pStyle w:val="Bezodstpw"/>
+        <w:rPr>
+          <w:rFonts w:ascii="Bahnschrift SemiBold" w:hAnsi="Bahnschrift SemiBold" w:cs="Arial"/>
           <w:sz w:val="16"/>
           <w:szCs w:val="16"/>
         </w:rPr>
@@ -334,390 +746,37 @@
     <w:p>
       <w:pPr>
         <w:pStyle w:val="Bezodstpw"/>
-        <w:jc w:val="right"/>
-        <w:rPr>
-          <w:rFonts w:ascii="Bahnschrift SemiBold" w:eastAsia="Cupertino" w:hAnsi="Bahnschrift SemiBold" w:cs="Arial"/>
+        <w:rPr>
+          <w:rFonts w:ascii="Bahnschrift SemiBold" w:hAnsi="Bahnschrift SemiBold" w:cs="Arial"/>
           <w:sz w:val="16"/>
           <w:szCs w:val="16"/>
         </w:rPr>
       </w:pPr>
-      <w:r>
-        <w:rPr>
-          <w:rFonts w:ascii="Bahnschrift SemiBold" w:eastAsia="Cupertino" w:hAnsi="Bahnschrift SemiBold" w:cs="Arial"/>
-          <w:sz w:val="16"/>
-          <w:szCs w:val="16"/>
-        </w:rPr>
-        <w:t xml:space="preserve">    </w:t>
-      </w:r>
     </w:p>
     <w:p>
       <w:pPr>
         <w:pStyle w:val="Bezodstpw"/>
-        <w:jc w:val="left"/>
-        <w:rPr>
-          <w:rFonts w:ascii="Bahnschrift SemiBold" w:eastAsia="Cupertino" w:hAnsi="Bahnschrift SemiBold" w:cs="Arial"/>
-          <w:b/>
-          <w:sz w:val="20"/>
+        <w:rPr>
+          <w:rFonts w:ascii="Bahnschrift SemiBold" w:hAnsi="Bahnschrift SemiBold" w:cs="Arial"/>
+          <w:sz w:val="24"/>
+          <w:szCs w:val="24"/>
         </w:rPr>
       </w:pPr>
     </w:p>
     <w:p>
       <w:pPr>
         <w:pStyle w:val="Bezodstpw"/>
-        <w:ind w:firstLine="1134"/>
-        <w:jc w:val="left"/>
-        <w:rPr>
-          <w:rFonts w:ascii="Bahnschrift SemiBold" w:eastAsia="Cupertino" w:hAnsi="Bahnschrift SemiBold" w:cs="Arial"/>
-          <w:b/>
-          <w:sz w:val="20"/>
-        </w:rPr>
-      </w:pPr>
-      <w:r>
-        <w:rPr>
-          <w:rFonts w:ascii="Bahnschrift SemiBold" w:eastAsia="Cupertino" w:hAnsi="Bahnschrift SemiBold" w:cs="Arial"/>
-          <w:b/>
-          <w:sz w:val="20"/>
-        </w:rPr>
-        <w:t xml:space="preserve">Jedn. </w:t>
-      </w:r>
-      <w:proofErr w:type="spellStart"/>
-      <w:r>
-        <w:rPr>
-          <w:rFonts w:ascii="Bahnschrift SemiBold" w:eastAsia="Cupertino" w:hAnsi="Bahnschrift SemiBold" w:cs="Arial"/>
-          <w:b/>
-          <w:sz w:val="20"/>
-        </w:rPr>
-        <w:t>ewid</w:t>
-      </w:r>
-      <w:proofErr w:type="spellEnd"/>
-      <w:r>
-        <w:rPr>
-          <w:rFonts w:ascii="Bahnschrift SemiBold" w:eastAsia="Cupertino" w:hAnsi="Bahnschrift SemiBold" w:cs="Arial"/>
-          <w:b/>
-          <w:sz w:val="20"/>
-        </w:rPr>
-        <w:t>.</w:t>
-      </w:r>
-      <w:r>
-        <w:rPr>
-          <w:rFonts w:ascii="Bahnschrift SemiBold" w:eastAsia="Cupertino" w:hAnsi="Bahnschrift SemiBold" w:cs="Arial"/>
-          <w:b/>
-          <w:sz w:val="20"/>
-        </w:rPr>
-        <w:t xml:space="preserve">: </w:t>
-      </w:r>
-      <w:r>
-        <w:rPr>
-          <w:rFonts w:ascii="Bahnschrift SemiBold" w:eastAsia="Cupertino" w:hAnsi="Bahnschrift SemiBold" w:cs="Arial"/>
-          <w:b/>
-          <w:sz w:val="20"/>
-        </w:rPr>
-        <w:tab/>
-      </w:r>
-      <w:r>
-        <w:rPr>
-          <w:rFonts w:ascii="Bahnschrift SemiBold" w:eastAsia="Cupertino" w:hAnsi="Bahnschrift SemiBold" w:cs="Arial"/>
-          <w:b/>
-          <w:sz w:val="20"/>
-        </w:rPr>
-        <w:tab/>
-      </w:r>
-      <w:r>
-        <w:rPr>
-          <w:rFonts w:ascii="Bahnschrift SemiBold" w:eastAsia="Cupertino" w:hAnsi="Bahnschrift SemiBold" w:cs="Arial"/>
-          <w:b/>
-          <w:sz w:val="20"/>
-        </w:rPr>
-        <w:t>[</w:t>
-      </w:r>
-      <w:r>
-        <w:rPr>
-          <w:rFonts w:ascii="Bahnschrift SemiBold" w:eastAsia="Cupertino" w:hAnsi="Bahnschrift SemiBold" w:cs="Arial"/>
-          <w:b/>
-          <w:sz w:val="20"/>
-        </w:rPr>
-        <w:t xml:space="preserve">{{ </w:t>
-      </w:r>
-      <w:proofErr w:type="spellStart"/>
-      <w:r>
-        <w:rPr>
-          <w:rFonts w:ascii="Bahnschrift SemiBold" w:eastAsia="Cupertino" w:hAnsi="Bahnschrift SemiBold" w:cs="Arial"/>
-          <w:b/>
-          <w:sz w:val="20"/>
-        </w:rPr>
-        <w:t>polozenie_gmina_teryt</w:t>
-      </w:r>
-      <w:proofErr w:type="spellEnd"/>
-      <w:r>
-        <w:rPr>
-          <w:rFonts w:ascii="Bahnschrift SemiBold" w:eastAsia="Cupertino" w:hAnsi="Bahnschrift SemiBold" w:cs="Arial"/>
-          <w:b/>
-          <w:sz w:val="20"/>
-        </w:rPr>
-        <w:t xml:space="preserve"> }}</w:t>
-      </w:r>
-      <w:r>
-        <w:rPr>
-          <w:rFonts w:ascii="Bahnschrift SemiBold" w:eastAsia="Cupertino" w:hAnsi="Bahnschrift SemiBold" w:cs="Arial"/>
-          <w:b/>
-          <w:sz w:val="20"/>
-        </w:rPr>
-        <w:t>]</w:t>
-      </w:r>
-      <w:r>
-        <w:rPr>
-          <w:rFonts w:ascii="Bahnschrift SemiBold" w:eastAsia="Cupertino" w:hAnsi="Bahnschrift SemiBold" w:cs="Arial"/>
-          <w:b/>
-          <w:sz w:val="20"/>
-        </w:rPr>
-        <w:t xml:space="preserve"> {{ </w:t>
-      </w:r>
-      <w:proofErr w:type="spellStart"/>
-      <w:r>
-        <w:rPr>
-          <w:rFonts w:ascii="Bahnschrift SemiBold" w:eastAsia="Cupertino" w:hAnsi="Bahnschrift SemiBold" w:cs="Arial"/>
-          <w:b/>
-          <w:sz w:val="20"/>
-        </w:rPr>
-        <w:t>polozenie_gmina</w:t>
-      </w:r>
-      <w:proofErr w:type="spellEnd"/>
-      <w:r>
-        <w:rPr>
-          <w:rFonts w:ascii="Bahnschrift SemiBold" w:eastAsia="Cupertino" w:hAnsi="Bahnschrift SemiBold" w:cs="Arial"/>
-          <w:b/>
-          <w:sz w:val="20"/>
-        </w:rPr>
-        <w:t xml:space="preserve"> }}</w:t>
-      </w:r>
+        <w:rPr>
+          <w:rFonts w:ascii="Bahnschrift SemiBold" w:hAnsi="Bahnschrift SemiBold" w:cs="Arial"/>
+          <w:sz w:val="24"/>
+          <w:szCs w:val="24"/>
+        </w:rPr>
+      </w:pPr>
     </w:p>
     <w:p>
       <w:pPr>
         <w:pStyle w:val="Bezodstpw"/>
-        <w:ind w:firstLine="1134"/>
-        <w:jc w:val="left"/>
-        <w:rPr>
-          <w:rFonts w:ascii="Bahnschrift SemiBold" w:eastAsia="Cupertino" w:hAnsi="Bahnschrift SemiBold" w:cs="Arial"/>
-          <w:b/>
-          <w:sz w:val="20"/>
-        </w:rPr>
-      </w:pPr>
-      <w:r>
-        <w:rPr>
-          <w:rFonts w:ascii="Bahnschrift SemiBold" w:eastAsia="Cupertino" w:hAnsi="Bahnschrift SemiBold" w:cs="Arial"/>
-          <w:b/>
-          <w:sz w:val="20"/>
-        </w:rPr>
-        <w:t xml:space="preserve">Obręb </w:t>
-      </w:r>
-      <w:proofErr w:type="spellStart"/>
-      <w:r>
-        <w:rPr>
-          <w:rFonts w:ascii="Bahnschrift SemiBold" w:eastAsia="Cupertino" w:hAnsi="Bahnschrift SemiBold" w:cs="Arial"/>
-          <w:b/>
-          <w:sz w:val="20"/>
-        </w:rPr>
-        <w:t>ewid</w:t>
-      </w:r>
-      <w:proofErr w:type="spellEnd"/>
-      <w:r>
-        <w:rPr>
-          <w:rFonts w:ascii="Bahnschrift SemiBold" w:eastAsia="Cupertino" w:hAnsi="Bahnschrift SemiBold" w:cs="Arial"/>
-          <w:b/>
-          <w:sz w:val="20"/>
-        </w:rPr>
-        <w:t>.:</w:t>
-      </w:r>
-      <w:r>
-        <w:rPr>
-          <w:rFonts w:ascii="Bahnschrift SemiBold" w:eastAsia="Cupertino" w:hAnsi="Bahnschrift SemiBold" w:cs="Arial"/>
-          <w:b/>
-          <w:sz w:val="20"/>
-        </w:rPr>
-        <w:tab/>
-      </w:r>
-      <w:r>
-        <w:rPr>
-          <w:rFonts w:ascii="Bahnschrift SemiBold" w:eastAsia="Cupertino" w:hAnsi="Bahnschrift SemiBold" w:cs="Arial"/>
-          <w:b/>
-          <w:sz w:val="20"/>
-        </w:rPr>
-        <w:tab/>
-      </w:r>
-      <w:r>
-        <w:rPr>
-          <w:rFonts w:ascii="Bahnschrift SemiBold" w:eastAsia="Cupertino" w:hAnsi="Bahnschrift SemiBold" w:cs="Arial"/>
-          <w:b/>
-          <w:sz w:val="20"/>
-        </w:rPr>
-        <w:t>[</w:t>
-      </w:r>
-      <w:r>
-        <w:rPr>
-          <w:rFonts w:ascii="Bahnschrift SemiBold" w:eastAsia="Cupertino" w:hAnsi="Bahnschrift SemiBold" w:cs="Arial"/>
-          <w:b/>
-          <w:sz w:val="20"/>
-        </w:rPr>
-        <w:t xml:space="preserve">{{ </w:t>
-      </w:r>
-      <w:proofErr w:type="spellStart"/>
-      <w:r>
-        <w:rPr>
-          <w:rFonts w:ascii="Bahnschrift SemiBold" w:eastAsia="Cupertino" w:hAnsi="Bahnschrift SemiBold" w:cs="Arial"/>
-          <w:b/>
-          <w:sz w:val="20"/>
-        </w:rPr>
-        <w:t>polozenie_obreb_teryt</w:t>
-      </w:r>
-      <w:proofErr w:type="spellEnd"/>
-      <w:r>
-        <w:rPr>
-          <w:rFonts w:ascii="Bahnschrift SemiBold" w:eastAsia="Cupertino" w:hAnsi="Bahnschrift SemiBold" w:cs="Arial"/>
-          <w:b/>
-          <w:sz w:val="20"/>
-        </w:rPr>
-        <w:t xml:space="preserve"> }}</w:t>
-      </w:r>
-      <w:r>
-        <w:rPr>
-          <w:rFonts w:ascii="Bahnschrift SemiBold" w:eastAsia="Cupertino" w:hAnsi="Bahnschrift SemiBold" w:cs="Arial"/>
-          <w:b/>
-          <w:sz w:val="20"/>
-        </w:rPr>
-        <w:t xml:space="preserve">] </w:t>
-      </w:r>
-      <w:r>
-        <w:rPr>
-          <w:rFonts w:ascii="Bahnschrift SemiBold" w:eastAsia="Cupertino" w:hAnsi="Bahnschrift SemiBold" w:cs="Arial"/>
-          <w:b/>
-          <w:sz w:val="20"/>
-        </w:rPr>
-        <w:t xml:space="preserve">{{ </w:t>
-      </w:r>
-      <w:proofErr w:type="spellStart"/>
-      <w:r>
-        <w:rPr>
-          <w:rFonts w:ascii="Bahnschrift SemiBold" w:eastAsia="Cupertino" w:hAnsi="Bahnschrift SemiBold" w:cs="Arial"/>
-          <w:b/>
-          <w:sz w:val="20"/>
-        </w:rPr>
-        <w:t>polozenie_obreb</w:t>
-      </w:r>
-      <w:proofErr w:type="spellEnd"/>
-      <w:r>
-        <w:rPr>
-          <w:rFonts w:ascii="Bahnschrift SemiBold" w:eastAsia="Cupertino" w:hAnsi="Bahnschrift SemiBold" w:cs="Arial"/>
-          <w:b/>
-          <w:sz w:val="20"/>
-        </w:rPr>
-        <w:t xml:space="preserve"> }}</w:t>
-      </w:r>
-    </w:p>
-    <w:p>
-      <w:pPr>
-        <w:pStyle w:val="Bezodstpw"/>
-        <w:ind w:firstLine="1134"/>
-        <w:jc w:val="left"/>
-        <w:rPr>
-          <w:rFonts w:ascii="Bahnschrift SemiBold" w:eastAsia="Cupertino" w:hAnsi="Bahnschrift SemiBold" w:cs="Arial"/>
-          <w:b/>
-          <w:sz w:val="20"/>
-        </w:rPr>
-      </w:pPr>
-      <w:r>
-        <w:rPr>
-          <w:rFonts w:ascii="Bahnschrift SemiBold" w:eastAsia="Cupertino" w:hAnsi="Bahnschrift SemiBold" w:cs="Arial"/>
-          <w:b/>
-          <w:sz w:val="20"/>
-        </w:rPr>
-        <w:t xml:space="preserve">Działka: </w:t>
-      </w:r>
-      <w:r>
-        <w:rPr>
-          <w:rFonts w:ascii="Bahnschrift SemiBold" w:eastAsia="Cupertino" w:hAnsi="Bahnschrift SemiBold" w:cs="Arial"/>
-          <w:b/>
-          <w:sz w:val="20"/>
-        </w:rPr>
-        <w:tab/>
-      </w:r>
-      <w:r>
-        <w:rPr>
-          <w:rFonts w:ascii="Bahnschrift SemiBold" w:eastAsia="Cupertino" w:hAnsi="Bahnschrift SemiBold" w:cs="Arial"/>
-          <w:b/>
-          <w:sz w:val="20"/>
-        </w:rPr>
-        <w:tab/>
-      </w:r>
-      <w:r>
-        <w:rPr>
-          <w:rFonts w:ascii="Bahnschrift SemiBold" w:eastAsia="Cupertino" w:hAnsi="Bahnschrift SemiBold" w:cs="Arial"/>
-          <w:b/>
-          <w:sz w:val="20"/>
-        </w:rPr>
-        <w:t xml:space="preserve">{{ </w:t>
-      </w:r>
-      <w:proofErr w:type="spellStart"/>
-      <w:r>
-        <w:rPr>
-          <w:rFonts w:ascii="Bahnschrift SemiBold" w:eastAsia="Cupertino" w:hAnsi="Bahnschrift SemiBold" w:cs="Arial"/>
-          <w:b/>
-          <w:sz w:val="20"/>
-        </w:rPr>
-        <w:t>nr_dzialki</w:t>
-      </w:r>
-      <w:proofErr w:type="spellEnd"/>
-      <w:r>
-        <w:rPr>
-          <w:rFonts w:ascii="Bahnschrift SemiBold" w:eastAsia="Cupertino" w:hAnsi="Bahnschrift SemiBold" w:cs="Arial"/>
-          <w:b/>
-          <w:sz w:val="20"/>
-        </w:rPr>
-        <w:t xml:space="preserve"> }}</w:t>
-      </w:r>
-    </w:p>
-    <w:p>
-      <w:pPr>
-        <w:pStyle w:val="Bezodstpw"/>
-        <w:rPr>
-          <w:rFonts w:ascii="Bahnschrift SemiBold" w:hAnsi="Bahnschrift SemiBold" w:cs="Arial"/>
-          <w:sz w:val="16"/>
-          <w:szCs w:val="16"/>
-        </w:rPr>
-      </w:pPr>
-    </w:p>
-    <w:p>
-      <w:pPr>
-        <w:pStyle w:val="Bezodstpw"/>
-        <w:rPr>
-          <w:rFonts w:ascii="Bahnschrift SemiBold" w:hAnsi="Bahnschrift SemiBold" w:cs="Arial"/>
-          <w:sz w:val="16"/>
-          <w:szCs w:val="16"/>
-        </w:rPr>
-      </w:pPr>
-    </w:p>
-    <w:p>
-      <w:pPr>
-        <w:pStyle w:val="Bezodstpw"/>
-        <w:rPr>
-          <w:rFonts w:ascii="Bahnschrift SemiBold" w:hAnsi="Bahnschrift SemiBold" w:cs="Arial"/>
-          <w:sz w:val="24"/>
-          <w:szCs w:val="24"/>
-        </w:rPr>
-      </w:pPr>
-    </w:p>
-    <w:p>
-      <w:pPr>
-        <w:pStyle w:val="Bezodstpw"/>
-        <w:rPr>
-          <w:rFonts w:ascii="Bahnschrift SemiBold" w:hAnsi="Bahnschrift SemiBold" w:cs="Arial"/>
-          <w:sz w:val="24"/>
-          <w:szCs w:val="24"/>
-        </w:rPr>
-      </w:pPr>
-    </w:p>
-    <w:p>
-      <w:pPr>
-        <w:pStyle w:val="Bezodstpw"/>
+        <w:spacing w:before="160" w:after="280"/>
         <w:jc w:val="center"/>
         <w:rPr>
           <w:rFonts w:ascii="Bahnschrift SemiBold" w:hAnsi="Bahnschrift SemiBold" w:cs="Arial"/>
@@ -731,9 +790,10 @@
         <w:rPr>
           <w:rFonts w:ascii="Bahnschrift SemiBold" w:hAnsi="Bahnschrift SemiBold" w:cs="Arial"/>
           <w:b/>
-          <w:sz w:val="32"/>
+          <w:sz w:val="28"/>
           <w:szCs w:val="32"/>
-          <w:u w:val="single"/>
+          <w:u w:val="none"/>
+          <w:spacing w:val="12"/>
         </w:rPr>
         <w:t xml:space="preserve">{{ </w:t>
       </w:r>
@@ -742,9 +802,10 @@
         <w:rPr>
           <w:rFonts w:ascii="Bahnschrift SemiBold" w:hAnsi="Bahnschrift SemiBold" w:cs="Arial"/>
           <w:b/>
-          <w:sz w:val="32"/>
+          <w:sz w:val="28"/>
           <w:szCs w:val="32"/>
-          <w:u w:val="single"/>
+          <w:u w:val="none"/>
+          <w:spacing w:val="12"/>
         </w:rPr>
         <w:t>rodzaj_pracy</w:t>
       </w:r>
@@ -753,9 +814,10 @@
         <w:rPr>
           <w:rFonts w:ascii="Bahnschrift SemiBold" w:hAnsi="Bahnschrift SemiBold" w:cs="Arial"/>
           <w:b/>
-          <w:sz w:val="32"/>
+          <w:sz w:val="28"/>
           <w:szCs w:val="32"/>
-          <w:u w:val="single"/>
+          <w:u w:val="none"/>
+          <w:spacing w:val="12"/>
         </w:rPr>
         <w:t xml:space="preserve"> }}</w:t>
       </w:r>
@@ -787,6 +849,7 @@
     <w:p>
       <w:pPr>
         <w:pStyle w:val="Bezodstpw"/>
+        <w:keepNext/>
         <w:jc w:val="center"/>
         <w:rPr>
           <w:rFonts w:ascii="Bahnschrift SemiBold" w:eastAsia="Cupertino" w:hAnsi="Bahnschrift SemiBold" w:cs="Arial"/>
@@ -803,8 +866,9 @@
           <w:rFonts w:ascii="Bahnschrift SemiBold" w:eastAsia="Cupertino" w:hAnsi="Bahnschrift SemiBold" w:cs="Arial"/>
           <w:b/>
           <w:bCs/>
-          <w:sz w:val="28"/>
+          <w:sz w:val="22"/>
           <w:szCs w:val="28"/>
+          <w:u w:val="none"/>
           <w:lang w:val="en-US"/>
         </w:rPr>
         <w:t>Spis</w:t>
@@ -815,8 +879,9 @@
           <w:rFonts w:ascii="Bahnschrift SemiBold" w:eastAsia="Cupertino" w:hAnsi="Bahnschrift SemiBold" w:cs="Arial"/>
           <w:b/>
           <w:bCs/>
-          <w:sz w:val="28"/>
+          <w:sz w:val="22"/>
           <w:szCs w:val="28"/>
+          <w:u w:val="none"/>
           <w:lang w:val="en-US"/>
         </w:rPr>
         <w:t xml:space="preserve"> </w:t>
@@ -827,8 +892,9 @@
           <w:rFonts w:ascii="Bahnschrift SemiBold" w:eastAsia="Cupertino" w:hAnsi="Bahnschrift SemiBold" w:cs="Arial"/>
           <w:b/>
           <w:bCs/>
-          <w:sz w:val="28"/>
+          <w:sz w:val="22"/>
           <w:szCs w:val="28"/>
+          <w:u w:val="none"/>
           <w:lang w:val="en-US"/>
         </w:rPr>
         <w:t>treści</w:t>
@@ -867,7 +933,9 @@
       <w:r>
         <w:rPr>
           <w:rFonts w:ascii="Bahnschrift SemiBold" w:hAnsi="Bahnschrift SemiBold" w:cs="Arial"/>
-          <w:sz w:val="20"/>
+          <w:b w:val="0"/>
+          <w:sz w:val="20"/>
+          <w:u w:val="none"/>
           <w:lang w:val="en-US"/>
         </w:rPr>
         <w:t xml:space="preserve">{%p for </w:t>
@@ -876,7 +944,9 @@
       <w:r>
         <w:rPr>
           <w:rFonts w:ascii="Bahnschrift SemiBold" w:hAnsi="Bahnschrift SemiBold" w:cs="Arial"/>
-          <w:sz w:val="20"/>
+          <w:b w:val="0"/>
+          <w:sz w:val="20"/>
+          <w:u w:val="none"/>
           <w:lang w:val="en-US"/>
         </w:rPr>
         <w:t>pozycja</w:t>
@@ -885,7 +955,9 @@
       <w:r>
         <w:rPr>
           <w:rFonts w:ascii="Bahnschrift SemiBold" w:hAnsi="Bahnschrift SemiBold" w:cs="Arial"/>
-          <w:sz w:val="20"/>
+          <w:b w:val="0"/>
+          <w:sz w:val="20"/>
+          <w:u w:val="none"/>
           <w:lang w:val="en-US"/>
         </w:rPr>
         <w:t xml:space="preserve"> in </w:t>
@@ -894,7 +966,9 @@
       <w:r>
         <w:rPr>
           <w:rFonts w:ascii="Bahnschrift SemiBold" w:hAnsi="Bahnschrift SemiBold" w:cs="Arial"/>
-          <w:sz w:val="20"/>
+          <w:b w:val="0"/>
+          <w:sz w:val="20"/>
+          <w:u w:val="none"/>
           <w:lang w:val="en-US"/>
         </w:rPr>
         <w:t>spis_tresci</w:t>
@@ -903,7 +977,9 @@
       <w:r>
         <w:rPr>
           <w:rFonts w:ascii="Bahnschrift SemiBold" w:hAnsi="Bahnschrift SemiBold" w:cs="Arial"/>
-          <w:sz w:val="20"/>
+          <w:b w:val="0"/>
+          <w:sz w:val="20"/>
+          <w:u w:val="none"/>
           <w:lang w:val="en-US"/>
         </w:rPr>
         <w:t xml:space="preserve"> %}</w:t>
@@ -927,7 +1003,9 @@
       <w:r>
         <w:rPr>
           <w:rFonts w:ascii="Bahnschrift SemiBold" w:hAnsi="Bahnschrift SemiBold" w:cs="Arial"/>
-          <w:sz w:val="20"/>
+          <w:b w:val="0"/>
+          <w:sz w:val="20"/>
+          <w:u w:val="none"/>
           <w:lang w:val="en-US"/>
         </w:rPr>
         <w:t xml:space="preserve">{{ </w:t>
@@ -936,7 +1014,9 @@
       <w:r>
         <w:rPr>
           <w:rFonts w:ascii="Bahnschrift SemiBold" w:hAnsi="Bahnschrift SemiBold" w:cs="Arial"/>
-          <w:sz w:val="20"/>
+          <w:b w:val="0"/>
+          <w:sz w:val="20"/>
+          <w:u w:val="none"/>
           <w:lang w:val="en-US"/>
         </w:rPr>
         <w:t>loop.index</w:t>
@@ -945,7 +1025,9 @@
       <w:r>
         <w:rPr>
           <w:rFonts w:ascii="Bahnschrift SemiBold" w:hAnsi="Bahnschrift SemiBold" w:cs="Arial"/>
-          <w:sz w:val="20"/>
+          <w:b w:val="0"/>
+          <w:sz w:val="20"/>
+          <w:u w:val="none"/>
           <w:lang w:val="en-US"/>
         </w:rPr>
         <w:t xml:space="preserve"> }}.</w:t>
@@ -953,7 +1035,9 @@
       <w:r>
         <w:rPr>
           <w:rFonts w:ascii="Bahnschrift SemiBold" w:hAnsi="Bahnschrift SemiBold" w:cs="Arial"/>
-          <w:sz w:val="20"/>
+          <w:b w:val="0"/>
+          <w:sz w:val="20"/>
+          <w:u w:val="none"/>
           <w:lang w:val="en-US"/>
         </w:rPr>
         <w:tab/>
@@ -963,7 +1047,9 @@
       <w:r>
         <w:rPr>
           <w:rFonts w:ascii="Bahnschrift SemiBold" w:hAnsi="Bahnschrift SemiBold" w:cs="Arial"/>
-          <w:sz w:val="20"/>
+          <w:b w:val="0"/>
+          <w:sz w:val="20"/>
+          <w:u w:val="none"/>
           <w:lang w:val="en-US"/>
         </w:rPr>
         <w:t>pozycja</w:t>
@@ -972,7 +1058,9 @@
       <w:r>
         <w:rPr>
           <w:rFonts w:ascii="Bahnschrift SemiBold" w:hAnsi="Bahnschrift SemiBold" w:cs="Arial"/>
-          <w:sz w:val="20"/>
+          <w:b w:val="0"/>
+          <w:sz w:val="20"/>
+          <w:u w:val="none"/>
           <w:lang w:val="en-US"/>
         </w:rPr>
         <w:t xml:space="preserve"> }}</w:t>
@@ -990,7 +1078,9 @@
       <w:r>
         <w:rPr>
           <w:rFonts w:ascii="Bahnschrift SemiBold" w:hAnsi="Bahnschrift SemiBold" w:cs="Arial"/>
-          <w:sz w:val="20"/>
+          <w:b w:val="0"/>
+          <w:sz w:val="20"/>
+          <w:u w:val="none"/>
           <w:lang w:val="en-US"/>
         </w:rPr>
         <w:t xml:space="preserve">{%p </w:t>
@@ -999,7 +1089,9 @@
       <w:r>
         <w:rPr>
           <w:rFonts w:ascii="Bahnschrift SemiBold" w:hAnsi="Bahnschrift SemiBold" w:cs="Arial"/>
-          <w:sz w:val="20"/>
+          <w:b w:val="0"/>
+          <w:sz w:val="20"/>
+          <w:u w:val="none"/>
           <w:lang w:val="en-US"/>
         </w:rPr>
         <w:t>endfor</w:t>
@@ -1008,7 +1100,9 @@
       <w:r>
         <w:rPr>
           <w:rFonts w:ascii="Bahnschrift SemiBold" w:hAnsi="Bahnschrift SemiBold" w:cs="Arial"/>
-          <w:sz w:val="20"/>
+          <w:b w:val="0"/>
+          <w:sz w:val="20"/>
+          <w:u w:val="none"/>
           <w:lang w:val="en-US"/>
         </w:rPr>
         <w:t xml:space="preserve"> %}</w:t>
@@ -1051,8 +1145,9 @@
       <w:r>
         <w:rPr>
           <w:rFonts w:ascii="Bahnschrift SemiBold" w:hAnsi="Bahnschrift SemiBold" w:cs="Arial"/>
-          <w:b/>
-          <w:sz w:val="20"/>
+          <w:b w:val="0"/>
+          <w:sz w:val="20"/>
+          <w:u w:val="none"/>
           <w:lang w:val="en-US"/>
         </w:rPr>
         <w:t>Jakub Stania</w:t>
@@ -1060,8 +1155,9 @@
       <w:r>
         <w:rPr>
           <w:rFonts w:ascii="Bahnschrift SemiBold" w:hAnsi="Bahnschrift SemiBold" w:cs="Arial"/>
-          <w:b/>
-          <w:sz w:val="20"/>
+          <w:b w:val="0"/>
+          <w:sz w:val="20"/>
+          <w:u w:val="none"/>
           <w:lang w:val="en-US"/>
         </w:rPr>
         <w:t xml:space="preserve">, nr </w:t>
@@ -1070,8 +1166,9 @@
       <w:r>
         <w:rPr>
           <w:rFonts w:ascii="Bahnschrift SemiBold" w:hAnsi="Bahnschrift SemiBold" w:cs="Arial"/>
-          <w:b/>
-          <w:sz w:val="20"/>
+          <w:b w:val="0"/>
+          <w:sz w:val="20"/>
+          <w:u w:val="none"/>
           <w:lang w:val="en-US"/>
         </w:rPr>
         <w:t>upr</w:t>
@@ -1080,8 +1177,9 @@
       <w:r>
         <w:rPr>
           <w:rFonts w:ascii="Bahnschrift SemiBold" w:hAnsi="Bahnschrift SemiBold" w:cs="Arial"/>
-          <w:b/>
-          <w:sz w:val="20"/>
+          <w:b w:val="0"/>
+          <w:sz w:val="20"/>
+          <w:u w:val="none"/>
           <w:lang w:val="en-US"/>
         </w:rPr>
         <w:t>. 23266</w:t>
@@ -2732,9 +2830,9 @@
       <w:jc w:val="both"/>
     </w:pPr>
     <w:rPr>
-      <w:rFonts w:ascii="Century Gothic" w:hAnsi="Century Gothic"/>
+      <w:rFonts w:ascii="Bahnschrift SemiBold" w:hAnsi="Bahnschrift SemiBold"/>
       <w:kern w:val="16"/>
-      <w:sz w:val="22"/>
+      <w:sz w:val="20"/>
     </w:rPr>
   </w:style>
   <w:style w:type="paragraph" w:styleId="Nagwek1">

--- a/szablony/spis_tresci_wzor.docx
+++ b/szablony/spis_tresci_wzor.docx
@@ -34,6 +34,7 @@
             </wp:positionV>
             <wp:extent cx="1800000" cy="586207"/>
             <wp:effectExtent l="0" t="0" r="0" b="0"/>
+            <wp:wrapSquare/>
             <wp:docPr id="6" name="Obraz 1"/>
             <wp:cNvGraphicFramePr>
               <a:graphicFrameLocks xmlns:a="http://schemas.openxmlformats.org/drawingml/2006/main" noChangeAspect="1"/>
@@ -82,7 +83,6 @@
             <wp14:sizeRelV relativeFrom="page">
               <wp14:pctHeight>0</wp14:pctHeight>
             </wp14:sizeRelV>
-            <wp:wrapSquare/>
           </wp:anchor>
         </w:drawing>
       </w:r>
@@ -790,34 +790,34 @@
         <w:rPr>
           <w:rFonts w:ascii="Bahnschrift SemiBold" w:hAnsi="Bahnschrift SemiBold" w:cs="Arial"/>
           <w:b/>
+          <w:spacing w:val="12"/>
           <w:sz w:val="28"/>
           <w:szCs w:val="32"/>
           <w:u w:val="none"/>
+        </w:rPr>
+        <w:t xml:space="preserve">{{ </w:t>
+      </w:r>
+      <w:proofErr w:type="spellStart"/>
+      <w:r>
+        <w:rPr>
+          <w:rFonts w:ascii="Bahnschrift SemiBold" w:hAnsi="Bahnschrift SemiBold" w:cs="Arial"/>
+          <w:b/>
           <w:spacing w:val="12"/>
-        </w:rPr>
-        <w:t xml:space="preserve">{{ </w:t>
-      </w:r>
-      <w:proofErr w:type="spellStart"/>
-      <w:r>
-        <w:rPr>
-          <w:rFonts w:ascii="Bahnschrift SemiBold" w:hAnsi="Bahnschrift SemiBold" w:cs="Arial"/>
-          <w:b/>
           <w:sz w:val="28"/>
           <w:szCs w:val="32"/>
           <w:u w:val="none"/>
+        </w:rPr>
+        <w:t>rodzaj_pracy</w:t>
+      </w:r>
+      <w:proofErr w:type="spellEnd"/>
+      <w:r>
+        <w:rPr>
+          <w:rFonts w:ascii="Bahnschrift SemiBold" w:hAnsi="Bahnschrift SemiBold" w:cs="Arial"/>
+          <w:b/>
           <w:spacing w:val="12"/>
-        </w:rPr>
-        <w:t>rodzaj_pracy</w:t>
-      </w:r>
-      <w:proofErr w:type="spellEnd"/>
-      <w:r>
-        <w:rPr>
-          <w:rFonts w:ascii="Bahnschrift SemiBold" w:hAnsi="Bahnschrift SemiBold" w:cs="Arial"/>
-          <w:b/>
           <w:sz w:val="28"/>
           <w:szCs w:val="32"/>
           <w:u w:val="none"/>
-          <w:spacing w:val="12"/>
         </w:rPr>
         <w:t xml:space="preserve"> }}</w:t>
       </w:r>
@@ -1132,8 +1132,8 @@
     </w:p>
     <w:p>
       <w:pPr>
+        <w:pStyle w:val="Bezodstpw"/>
         <w:framePr w:wrap="around" w:vAnchor="margin" w:hAnchor="margin" w:xAlign="right" w:yAlign="bottom"/>
-        <w:pStyle w:val="Bezodstpw"/>
         <w:jc w:val="right"/>
         <w:rPr>
           <w:rFonts w:ascii="Bahnschrift SemiBold" w:hAnsi="Bahnschrift SemiBold" w:cs="Arial"/>
@@ -1187,8 +1187,8 @@
     </w:p>
     <w:p>
       <w:pPr>
+        <w:pStyle w:val="Bezodstpw"/>
         <w:framePr w:wrap="around" w:vAnchor="margin" w:hAnchor="margin" w:xAlign="right" w:yAlign="bottom"/>
-        <w:pStyle w:val="Bezodstpw"/>
         <w:jc w:val="right"/>
         <w:rPr>
           <w:rFonts w:ascii="Bahnschrift SemiBold" w:hAnsi="Bahnschrift SemiBold" w:cs="Arial"/>
@@ -1202,8 +1202,8 @@
     </w:p>
     <w:p>
       <w:pPr>
+        <w:pStyle w:val="Bezodstpw"/>
         <w:framePr w:wrap="around" w:vAnchor="margin" w:hAnchor="margin" w:xAlign="right" w:yAlign="bottom"/>
-        <w:pStyle w:val="Bezodstpw"/>
         <w:jc w:val="right"/>
         <w:rPr>
           <w:rFonts w:ascii="Bahnschrift SemiBold" w:hAnsi="Bahnschrift SemiBold" w:cs="Arial"/>

--- a/szablony/spis_tresci_wzor.docx
+++ b/szablony/spis_tresci_wzor.docx
@@ -19,7 +19,7 @@
       </w:pPr>
       <w:r>
         <w:rPr>
-          <w:rFonts w:ascii="Bahnschrift SemiBold" w:hAnsi="Bahnschrift SemiBold"/>
+          <w:rFonts w:ascii="Calibri" w:hAnsi="Calibri"/>
           <w:noProof/>
           <w:sz w:val="12"/>
         </w:rPr>
@@ -34,7 +34,7 @@
             </wp:positionV>
             <wp:extent cx="1800000" cy="586207"/>
             <wp:effectExtent l="0" t="0" r="0" b="0"/>
-            <wp:wrapSquare/>
+            <wp:wrapSquare wrapText="bothSides"/>
             <wp:docPr id="6" name="Obraz 1"/>
             <wp:cNvGraphicFramePr>
               <a:graphicFrameLocks xmlns:a="http://schemas.openxmlformats.org/drawingml/2006/main" noChangeAspect="1"/>
@@ -51,7 +51,7 @@
                   <pic:blipFill>
                     <a:blip r:embed="rId8" r:link="rId9" cstate="print">
                       <a:extLst>
-                        <a:ext uri="{28A0092B-C50C-407E-A947-70E740481C1C}" cx="1800000" cy="586207">
+                        <a:ext uri="{28A0092B-C50C-407E-A947-70E740481C1C}">
                           <a14:useLocalDpi xmlns:a14="http://schemas.microsoft.com/office/drawing/2010/main" val="0"/>
                         </a:ext>
                       </a:extLst>
@@ -99,7 +99,7 @@
       </w:pPr>
       <w:r>
         <w:rPr>
-          <w:rFonts w:ascii="Bahnschrift SemiBold" w:eastAsia="Cupertino" w:hAnsi="Bahnschrift SemiBold" w:cs="Arial"/>
+          <w:rFonts w:ascii="Calibri" w:eastAsia="Cupertino" w:hAnsi="Calibri" w:cs="Arial"/>
           <w:b w:val="0"/>
           <w:sz w:val="20"/>
           <w:u w:val="none"/>
@@ -108,7 +108,7 @@
       </w:r>
       <w:r>
         <w:rPr>
-          <w:rFonts w:ascii="Bahnschrift SemiBold" w:eastAsia="Cupertino" w:hAnsi="Bahnschrift SemiBold" w:cs="Arial"/>
+          <w:rFonts w:ascii="Calibri" w:eastAsia="Cupertino" w:hAnsi="Calibri" w:cs="Arial"/>
           <w:b w:val="0"/>
           <w:sz w:val="20"/>
           <w:u w:val="none"/>
@@ -118,7 +118,7 @@
       <w:proofErr w:type="spellStart"/>
       <w:r>
         <w:rPr>
-          <w:rFonts w:ascii="Bahnschrift SemiBold" w:eastAsia="Cupertino" w:hAnsi="Bahnschrift SemiBold" w:cs="Arial"/>
+          <w:rFonts w:ascii="Calibri" w:eastAsia="Cupertino" w:hAnsi="Calibri" w:cs="Arial"/>
           <w:b w:val="0"/>
           <w:sz w:val="20"/>
           <w:u w:val="none"/>
@@ -128,7 +128,7 @@
       <w:proofErr w:type="spellEnd"/>
       <w:r>
         <w:rPr>
-          <w:rFonts w:ascii="Bahnschrift SemiBold" w:eastAsia="Cupertino" w:hAnsi="Bahnschrift SemiBold" w:cs="Arial"/>
+          <w:rFonts w:ascii="Calibri" w:eastAsia="Cupertino" w:hAnsi="Calibri" w:cs="Arial"/>
           <w:b w:val="0"/>
           <w:sz w:val="20"/>
           <w:u w:val="none"/>
@@ -159,7 +159,7 @@
       </w:pPr>
       <w:r>
         <w:rPr>
-          <w:rFonts w:ascii="Bahnschrift SemiBold" w:hAnsi="Bahnschrift SemiBold" w:cs="Arial"/>
+          <w:rFonts w:ascii="Calibri" w:hAnsi="Calibri" w:cs="Arial"/>
           <w:b w:val="0"/>
           <w:sz w:val="20"/>
           <w:u w:val="none"/>
@@ -168,7 +168,7 @@
       </w:r>
       <w:r>
         <w:rPr>
-          <w:rFonts w:ascii="Bahnschrift SemiBold" w:hAnsi="Bahnschrift SemiBold" w:cs="Arial"/>
+          <w:rFonts w:ascii="Calibri" w:hAnsi="Calibri" w:cs="Arial"/>
           <w:b w:val="0"/>
           <w:sz w:val="20"/>
           <w:u w:val="none"/>
@@ -177,7 +177,7 @@
       </w:r>
       <w:r>
         <w:rPr>
-          <w:rFonts w:ascii="Bahnschrift SemiBold" w:hAnsi="Bahnschrift SemiBold" w:cs="Arial"/>
+          <w:rFonts w:ascii="Calibri" w:hAnsi="Calibri" w:cs="Arial"/>
           <w:b w:val="0"/>
           <w:sz w:val="20"/>
           <w:u w:val="none"/>
@@ -187,7 +187,7 @@
       <w:proofErr w:type="spellStart"/>
       <w:r>
         <w:rPr>
-          <w:rFonts w:ascii="Bahnschrift SemiBold" w:hAnsi="Bahnschrift SemiBold" w:cs="Arial"/>
+          <w:rFonts w:ascii="Calibri" w:hAnsi="Calibri" w:cs="Arial"/>
           <w:b w:val="0"/>
           <w:sz w:val="20"/>
           <w:u w:val="none"/>
@@ -196,7 +196,7 @@
       </w:r>
       <w:r>
         <w:rPr>
-          <w:rFonts w:ascii="Bahnschrift SemiBold" w:hAnsi="Bahnschrift SemiBold" w:cs="Arial"/>
+          <w:rFonts w:ascii="Calibri" w:hAnsi="Calibri" w:cs="Arial"/>
           <w:b w:val="0"/>
           <w:sz w:val="20"/>
           <w:u w:val="none"/>
@@ -206,7 +206,7 @@
       <w:proofErr w:type="spellEnd"/>
       <w:r>
         <w:rPr>
-          <w:rFonts w:ascii="Bahnschrift SemiBold" w:hAnsi="Bahnschrift SemiBold" w:cs="Arial"/>
+          <w:rFonts w:ascii="Calibri" w:hAnsi="Calibri" w:cs="Arial"/>
           <w:b w:val="0"/>
           <w:sz w:val="20"/>
           <w:u w:val="none"/>
@@ -228,7 +228,7 @@
       </w:pPr>
       <w:r>
         <w:rPr>
-          <w:rFonts w:ascii="Bahnschrift SemiBold" w:hAnsi="Bahnschrift SemiBold" w:cs="Arial"/>
+          <w:rFonts w:ascii="Calibri" w:hAnsi="Calibri" w:cs="Arial"/>
           <w:b/>
           <w:color w:val="FF0000"/>
           <w:sz w:val="20"/>
@@ -238,7 +238,7 @@
       </w:r>
       <w:r>
         <w:rPr>
-          <w:rFonts w:ascii="Bahnschrift SemiBold" w:hAnsi="Bahnschrift SemiBold" w:cs="Arial"/>
+          <w:rFonts w:ascii="Calibri" w:hAnsi="Calibri" w:cs="Arial"/>
           <w:b/>
           <w:color w:val="FF0000"/>
           <w:sz w:val="20"/>
@@ -248,7 +248,7 @@
       </w:r>
       <w:r>
         <w:rPr>
-          <w:rFonts w:ascii="Bahnschrift SemiBold" w:hAnsi="Bahnschrift SemiBold" w:cs="Arial"/>
+          <w:rFonts w:ascii="Calibri" w:hAnsi="Calibri" w:cs="Arial"/>
           <w:b/>
           <w:color w:val="FF0000"/>
           <w:sz w:val="20"/>
@@ -259,7 +259,7 @@
       <w:proofErr w:type="spellStart"/>
       <w:r>
         <w:rPr>
-          <w:rFonts w:ascii="Bahnschrift SemiBold" w:hAnsi="Bahnschrift SemiBold" w:cs="Arial"/>
+          <w:rFonts w:ascii="Calibri" w:hAnsi="Calibri" w:cs="Arial"/>
           <w:b/>
           <w:color w:val="FF0000"/>
           <w:sz w:val="20"/>
@@ -269,7 +269,7 @@
       </w:r>
       <w:r>
         <w:rPr>
-          <w:rFonts w:ascii="Bahnschrift SemiBold" w:hAnsi="Bahnschrift SemiBold" w:cs="Arial"/>
+          <w:rFonts w:ascii="Calibri" w:hAnsi="Calibri" w:cs="Arial"/>
           <w:b/>
           <w:color w:val="FF0000"/>
           <w:sz w:val="20"/>
@@ -280,7 +280,7 @@
       <w:proofErr w:type="spellEnd"/>
       <w:r>
         <w:rPr>
-          <w:rFonts w:ascii="Bahnschrift SemiBold" w:hAnsi="Bahnschrift SemiBold" w:cs="Arial"/>
+          <w:rFonts w:ascii="Calibri" w:hAnsi="Calibri" w:cs="Arial"/>
           <w:b/>
           <w:color w:val="FF0000"/>
           <w:sz w:val="20"/>
@@ -290,7 +290,7 @@
       </w:r>
       <w:r>
         <w:rPr>
-          <w:rFonts w:ascii="Bahnschrift SemiBold" w:eastAsia="Arial" w:hAnsi="Bahnschrift SemiBold" w:cs="Arial"/>
+          <w:rFonts w:ascii="Calibri" w:eastAsia="Arial" w:hAnsi="Calibri" w:cs="Arial"/>
           <w:b/>
           <w:color w:val="FF0000"/>
           <w:sz w:val="20"/>
@@ -311,7 +311,7 @@
       </w:pPr>
       <w:r>
         <w:rPr>
-          <w:rFonts w:ascii="Bahnschrift SemiBold" w:eastAsia="Cupertino" w:hAnsi="Bahnschrift SemiBold" w:cs="Arial"/>
+          <w:rFonts w:ascii="Calibri" w:eastAsia="Cupertino" w:hAnsi="Calibri" w:cs="Arial"/>
           <w:b/>
           <w:bCs/>
           <w:sz w:val="12"/>
@@ -321,7 +321,7 @@
       </w:r>
       <w:r>
         <w:rPr>
-          <w:rFonts w:ascii="Bahnschrift SemiBold" w:eastAsia="Cupertino" w:hAnsi="Bahnschrift SemiBold" w:cs="Arial"/>
+          <w:rFonts w:ascii="Calibri" w:eastAsia="Cupertino" w:hAnsi="Calibri" w:cs="Arial"/>
           <w:sz w:val="12"/>
           <w:szCs w:val="16"/>
         </w:rPr>
@@ -362,7 +362,7 @@
       </w:pPr>
       <w:r>
         <w:rPr>
-          <w:rFonts w:ascii="Bahnschrift SemiBold" w:eastAsia="Cupertino" w:hAnsi="Bahnschrift SemiBold" w:cs="Arial"/>
+          <w:rFonts w:ascii="Calibri" w:eastAsia="Cupertino" w:hAnsi="Calibri" w:cs="Arial"/>
           <w:sz w:val="12"/>
           <w:szCs w:val="16"/>
         </w:rPr>
@@ -396,7 +396,7 @@
       </w:pPr>
       <w:r>
         <w:rPr>
-          <w:rFonts w:ascii="Bahnschrift SemiBold" w:eastAsia="Cupertino" w:hAnsi="Bahnschrift SemiBold" w:cs="Arial"/>
+          <w:rFonts w:ascii="Calibri" w:eastAsia="Cupertino" w:hAnsi="Calibri" w:cs="Arial"/>
           <w:b w:val="0"/>
           <w:sz w:val="20"/>
           <w:u w:val="none"/>
@@ -406,7 +406,7 @@
       <w:proofErr w:type="spellStart"/>
       <w:r>
         <w:rPr>
-          <w:rFonts w:ascii="Bahnschrift SemiBold" w:eastAsia="Cupertino" w:hAnsi="Bahnschrift SemiBold" w:cs="Arial"/>
+          <w:rFonts w:ascii="Calibri" w:eastAsia="Cupertino" w:hAnsi="Calibri" w:cs="Arial"/>
           <w:b w:val="0"/>
           <w:sz w:val="20"/>
           <w:u w:val="none"/>
@@ -416,7 +416,7 @@
       <w:proofErr w:type="spellEnd"/>
       <w:r>
         <w:rPr>
-          <w:rFonts w:ascii="Bahnschrift SemiBold" w:eastAsia="Cupertino" w:hAnsi="Bahnschrift SemiBold" w:cs="Arial"/>
+          <w:rFonts w:ascii="Calibri" w:eastAsia="Cupertino" w:hAnsi="Calibri" w:cs="Arial"/>
           <w:b w:val="0"/>
           <w:sz w:val="20"/>
           <w:u w:val="none"/>
@@ -425,7 +425,7 @@
       </w:r>
       <w:r>
         <w:rPr>
-          <w:rFonts w:ascii="Bahnschrift SemiBold" w:eastAsia="Cupertino" w:hAnsi="Bahnschrift SemiBold" w:cs="Arial"/>
+          <w:rFonts w:ascii="Calibri" w:eastAsia="Cupertino" w:hAnsi="Calibri" w:cs="Arial"/>
           <w:b w:val="0"/>
           <w:sz w:val="20"/>
           <w:u w:val="none"/>
@@ -434,7 +434,7 @@
       </w:r>
       <w:r>
         <w:rPr>
-          <w:rFonts w:ascii="Bahnschrift SemiBold" w:eastAsia="Cupertino" w:hAnsi="Bahnschrift SemiBold" w:cs="Arial"/>
+          <w:rFonts w:ascii="Calibri" w:eastAsia="Cupertino" w:hAnsi="Calibri" w:cs="Arial"/>
           <w:b w:val="0"/>
           <w:sz w:val="20"/>
           <w:u w:val="none"/>
@@ -443,15 +443,15 @@
       </w:r>
       <w:r>
         <w:rPr>
-          <w:rFonts w:ascii="Bahnschrift SemiBold" w:eastAsia="Cupertino" w:hAnsi="Bahnschrift SemiBold" w:cs="Arial"/>
-          <w:b w:val="0"/>
-          <w:sz w:val="20"/>
-          <w:u w:val="none"/>
-        </w:rPr>
-      </w:r>
-      <w:r>
-        <w:rPr>
-          <w:rFonts w:ascii="Bahnschrift SemiBold" w:eastAsia="Cupertino" w:hAnsi="Bahnschrift SemiBold" w:cs="Arial"/>
+          <w:rFonts w:ascii="Calibri" w:eastAsia="Cupertino" w:hAnsi="Calibri" w:cs="Arial"/>
+          <w:b w:val="0"/>
+          <w:sz w:val="20"/>
+          <w:u w:val="none"/>
+        </w:rPr>
+      </w:r>
+      <w:r>
+        <w:rPr>
+          <w:rFonts w:ascii="Calibri" w:eastAsia="Cupertino" w:hAnsi="Calibri" w:cs="Arial"/>
           <w:b w:val="0"/>
           <w:sz w:val="20"/>
           <w:u w:val="none"/>
@@ -460,7 +460,7 @@
       </w:r>
       <w:r>
         <w:rPr>
-          <w:rFonts w:ascii="Bahnschrift SemiBold" w:eastAsia="Cupertino" w:hAnsi="Bahnschrift SemiBold" w:cs="Arial"/>
+          <w:rFonts w:ascii="Calibri" w:eastAsia="Cupertino" w:hAnsi="Calibri" w:cs="Arial"/>
           <w:b w:val="0"/>
           <w:sz w:val="20"/>
           <w:u w:val="none"/>
@@ -470,7 +470,7 @@
       <w:proofErr w:type="spellStart"/>
       <w:r>
         <w:rPr>
-          <w:rFonts w:ascii="Bahnschrift SemiBold" w:eastAsia="Cupertino" w:hAnsi="Bahnschrift SemiBold" w:cs="Arial"/>
+          <w:rFonts w:ascii="Calibri" w:eastAsia="Cupertino" w:hAnsi="Calibri" w:cs="Arial"/>
           <w:b w:val="0"/>
           <w:sz w:val="20"/>
           <w:u w:val="none"/>
@@ -480,7 +480,7 @@
       <w:proofErr w:type="spellEnd"/>
       <w:r>
         <w:rPr>
-          <w:rFonts w:ascii="Bahnschrift SemiBold" w:eastAsia="Cupertino" w:hAnsi="Bahnschrift SemiBold" w:cs="Arial"/>
+          <w:rFonts w:ascii="Calibri" w:eastAsia="Cupertino" w:hAnsi="Calibri" w:cs="Arial"/>
           <w:b w:val="0"/>
           <w:sz w:val="20"/>
           <w:u w:val="none"/>
@@ -489,7 +489,7 @@
       </w:r>
       <w:r>
         <w:rPr>
-          <w:rFonts w:ascii="Bahnschrift SemiBold" w:eastAsia="Cupertino" w:hAnsi="Bahnschrift SemiBold" w:cs="Arial"/>
+          <w:rFonts w:ascii="Calibri" w:eastAsia="Cupertino" w:hAnsi="Calibri" w:cs="Arial"/>
           <w:b w:val="0"/>
           <w:sz w:val="20"/>
           <w:u w:val="none"/>
@@ -498,7 +498,7 @@
       </w:r>
       <w:r>
         <w:rPr>
-          <w:rFonts w:ascii="Bahnschrift SemiBold" w:eastAsia="Cupertino" w:hAnsi="Bahnschrift SemiBold" w:cs="Arial"/>
+          <w:rFonts w:ascii="Calibri" w:eastAsia="Cupertino" w:hAnsi="Calibri" w:cs="Arial"/>
           <w:b w:val="0"/>
           <w:sz w:val="20"/>
           <w:u w:val="none"/>
@@ -508,7 +508,7 @@
       <w:proofErr w:type="spellStart"/>
       <w:r>
         <w:rPr>
-          <w:rFonts w:ascii="Bahnschrift SemiBold" w:eastAsia="Cupertino" w:hAnsi="Bahnschrift SemiBold" w:cs="Arial"/>
+          <w:rFonts w:ascii="Calibri" w:eastAsia="Cupertino" w:hAnsi="Calibri" w:cs="Arial"/>
           <w:b w:val="0"/>
           <w:sz w:val="20"/>
           <w:u w:val="none"/>
@@ -518,7 +518,7 @@
       <w:proofErr w:type="spellEnd"/>
       <w:r>
         <w:rPr>
-          <w:rFonts w:ascii="Bahnschrift SemiBold" w:eastAsia="Cupertino" w:hAnsi="Bahnschrift SemiBold" w:cs="Arial"/>
+          <w:rFonts w:ascii="Calibri" w:eastAsia="Cupertino" w:hAnsi="Calibri" w:cs="Arial"/>
           <w:b w:val="0"/>
           <w:sz w:val="20"/>
           <w:u w:val="none"/>
@@ -542,7 +542,7 @@
       </w:pPr>
       <w:r>
         <w:rPr>
-          <w:rFonts w:ascii="Bahnschrift SemiBold" w:eastAsia="Cupertino" w:hAnsi="Bahnschrift SemiBold" w:cs="Arial"/>
+          <w:rFonts w:ascii="Calibri" w:eastAsia="Cupertino" w:hAnsi="Calibri" w:cs="Arial"/>
           <w:b w:val="0"/>
           <w:sz w:val="20"/>
           <w:u w:val="none"/>
@@ -552,7 +552,7 @@
       <w:proofErr w:type="spellStart"/>
       <w:r>
         <w:rPr>
-          <w:rFonts w:ascii="Bahnschrift SemiBold" w:eastAsia="Cupertino" w:hAnsi="Bahnschrift SemiBold" w:cs="Arial"/>
+          <w:rFonts w:ascii="Calibri" w:eastAsia="Cupertino" w:hAnsi="Calibri" w:cs="Arial"/>
           <w:b w:val="0"/>
           <w:sz w:val="20"/>
           <w:u w:val="none"/>
@@ -562,7 +562,7 @@
       <w:proofErr w:type="spellEnd"/>
       <w:r>
         <w:rPr>
-          <w:rFonts w:ascii="Bahnschrift SemiBold" w:eastAsia="Cupertino" w:hAnsi="Bahnschrift SemiBold" w:cs="Arial"/>
+          <w:rFonts w:ascii="Calibri" w:eastAsia="Cupertino" w:hAnsi="Calibri" w:cs="Arial"/>
           <w:b w:val="0"/>
           <w:sz w:val="20"/>
           <w:u w:val="none"/>
@@ -571,7 +571,7 @@
       </w:r>
       <w:r>
         <w:rPr>
-          <w:rFonts w:ascii="Bahnschrift SemiBold" w:eastAsia="Cupertino" w:hAnsi="Bahnschrift SemiBold" w:cs="Arial"/>
+          <w:rFonts w:ascii="Calibri" w:eastAsia="Cupertino" w:hAnsi="Calibri" w:cs="Arial"/>
           <w:b w:val="0"/>
           <w:sz w:val="20"/>
           <w:u w:val="none"/>
@@ -580,15 +580,15 @@
       </w:r>
       <w:r>
         <w:rPr>
-          <w:rFonts w:ascii="Bahnschrift SemiBold" w:eastAsia="Cupertino" w:hAnsi="Bahnschrift SemiBold" w:cs="Arial"/>
-          <w:b w:val="0"/>
-          <w:sz w:val="20"/>
-          <w:u w:val="none"/>
-        </w:rPr>
-      </w:r>
-      <w:r>
-        <w:rPr>
-          <w:rFonts w:ascii="Bahnschrift SemiBold" w:eastAsia="Cupertino" w:hAnsi="Bahnschrift SemiBold" w:cs="Arial"/>
+          <w:rFonts w:ascii="Calibri" w:eastAsia="Cupertino" w:hAnsi="Calibri" w:cs="Arial"/>
+          <w:b w:val="0"/>
+          <w:sz w:val="20"/>
+          <w:u w:val="none"/>
+        </w:rPr>
+      </w:r>
+      <w:r>
+        <w:rPr>
+          <w:rFonts w:ascii="Calibri" w:eastAsia="Cupertino" w:hAnsi="Calibri" w:cs="Arial"/>
           <w:b w:val="0"/>
           <w:sz w:val="20"/>
           <w:u w:val="none"/>
@@ -597,7 +597,7 @@
       </w:r>
       <w:r>
         <w:rPr>
-          <w:rFonts w:ascii="Bahnschrift SemiBold" w:eastAsia="Cupertino" w:hAnsi="Bahnschrift SemiBold" w:cs="Arial"/>
+          <w:rFonts w:ascii="Calibri" w:eastAsia="Cupertino" w:hAnsi="Calibri" w:cs="Arial"/>
           <w:b w:val="0"/>
           <w:sz w:val="20"/>
           <w:u w:val="none"/>
@@ -607,7 +607,7 @@
       <w:proofErr w:type="spellStart"/>
       <w:r>
         <w:rPr>
-          <w:rFonts w:ascii="Bahnschrift SemiBold" w:eastAsia="Cupertino" w:hAnsi="Bahnschrift SemiBold" w:cs="Arial"/>
+          <w:rFonts w:ascii="Calibri" w:eastAsia="Cupertino" w:hAnsi="Calibri" w:cs="Arial"/>
           <w:b w:val="0"/>
           <w:sz w:val="20"/>
           <w:u w:val="none"/>
@@ -617,7 +617,7 @@
       <w:proofErr w:type="spellEnd"/>
       <w:r>
         <w:rPr>
-          <w:rFonts w:ascii="Bahnschrift SemiBold" w:eastAsia="Cupertino" w:hAnsi="Bahnschrift SemiBold" w:cs="Arial"/>
+          <w:rFonts w:ascii="Calibri" w:eastAsia="Cupertino" w:hAnsi="Calibri" w:cs="Arial"/>
           <w:b w:val="0"/>
           <w:sz w:val="20"/>
           <w:u w:val="none"/>
@@ -626,7 +626,7 @@
       </w:r>
       <w:r>
         <w:rPr>
-          <w:rFonts w:ascii="Bahnschrift SemiBold" w:eastAsia="Cupertino" w:hAnsi="Bahnschrift SemiBold" w:cs="Arial"/>
+          <w:rFonts w:ascii="Calibri" w:eastAsia="Cupertino" w:hAnsi="Calibri" w:cs="Arial"/>
           <w:b w:val="0"/>
           <w:sz w:val="20"/>
           <w:u w:val="none"/>
@@ -635,7 +635,7 @@
       </w:r>
       <w:r>
         <w:rPr>
-          <w:rFonts w:ascii="Bahnschrift SemiBold" w:eastAsia="Cupertino" w:hAnsi="Bahnschrift SemiBold" w:cs="Arial"/>
+          <w:rFonts w:ascii="Calibri" w:eastAsia="Cupertino" w:hAnsi="Calibri" w:cs="Arial"/>
           <w:b w:val="0"/>
           <w:sz w:val="20"/>
           <w:u w:val="none"/>
@@ -645,7 +645,7 @@
       <w:proofErr w:type="spellStart"/>
       <w:r>
         <w:rPr>
-          <w:rFonts w:ascii="Bahnschrift SemiBold" w:eastAsia="Cupertino" w:hAnsi="Bahnschrift SemiBold" w:cs="Arial"/>
+          <w:rFonts w:ascii="Calibri" w:eastAsia="Cupertino" w:hAnsi="Calibri" w:cs="Arial"/>
           <w:b w:val="0"/>
           <w:sz w:val="20"/>
           <w:u w:val="none"/>
@@ -655,7 +655,7 @@
       <w:proofErr w:type="spellEnd"/>
       <w:r>
         <w:rPr>
-          <w:rFonts w:ascii="Bahnschrift SemiBold" w:eastAsia="Cupertino" w:hAnsi="Bahnschrift SemiBold" w:cs="Arial"/>
+          <w:rFonts w:ascii="Calibri" w:eastAsia="Cupertino" w:hAnsi="Calibri" w:cs="Arial"/>
           <w:b w:val="0"/>
           <w:sz w:val="20"/>
           <w:u w:val="none"/>
@@ -679,7 +679,7 @@
       </w:pPr>
       <w:r>
         <w:rPr>
-          <w:rFonts w:ascii="Bahnschrift SemiBold" w:eastAsia="Cupertino" w:hAnsi="Bahnschrift SemiBold" w:cs="Arial"/>
+          <w:rFonts w:ascii="Calibri" w:eastAsia="Cupertino" w:hAnsi="Calibri" w:cs="Arial"/>
           <w:b w:val="0"/>
           <w:sz w:val="20"/>
           <w:u w:val="none"/>
@@ -688,7 +688,7 @@
       </w:r>
       <w:r>
         <w:rPr>
-          <w:rFonts w:ascii="Bahnschrift SemiBold" w:eastAsia="Cupertino" w:hAnsi="Bahnschrift SemiBold" w:cs="Arial"/>
+          <w:rFonts w:ascii="Calibri" w:eastAsia="Cupertino" w:hAnsi="Calibri" w:cs="Arial"/>
           <w:b w:val="0"/>
           <w:sz w:val="20"/>
           <w:u w:val="none"/>
@@ -697,15 +697,15 @@
       </w:r>
       <w:r>
         <w:rPr>
-          <w:rFonts w:ascii="Bahnschrift SemiBold" w:eastAsia="Cupertino" w:hAnsi="Bahnschrift SemiBold" w:cs="Arial"/>
-          <w:b w:val="0"/>
-          <w:sz w:val="20"/>
-          <w:u w:val="none"/>
-        </w:rPr>
-      </w:r>
-      <w:r>
-        <w:rPr>
-          <w:rFonts w:ascii="Bahnschrift SemiBold" w:eastAsia="Cupertino" w:hAnsi="Bahnschrift SemiBold" w:cs="Arial"/>
+          <w:rFonts w:ascii="Calibri" w:eastAsia="Cupertino" w:hAnsi="Calibri" w:cs="Arial"/>
+          <w:b w:val="0"/>
+          <w:sz w:val="20"/>
+          <w:u w:val="none"/>
+        </w:rPr>
+      </w:r>
+      <w:r>
+        <w:rPr>
+          <w:rFonts w:ascii="Calibri" w:eastAsia="Cupertino" w:hAnsi="Calibri" w:cs="Arial"/>
           <w:b w:val="0"/>
           <w:sz w:val="20"/>
           <w:u w:val="none"/>
@@ -715,7 +715,7 @@
       <w:proofErr w:type="spellStart"/>
       <w:r>
         <w:rPr>
-          <w:rFonts w:ascii="Bahnschrift SemiBold" w:eastAsia="Cupertino" w:hAnsi="Bahnschrift SemiBold" w:cs="Arial"/>
+          <w:rFonts w:ascii="Calibri" w:eastAsia="Cupertino" w:hAnsi="Calibri" w:cs="Arial"/>
           <w:b w:val="0"/>
           <w:sz w:val="20"/>
           <w:u w:val="none"/>
@@ -725,7 +725,7 @@
       <w:proofErr w:type="spellEnd"/>
       <w:r>
         <w:rPr>
-          <w:rFonts w:ascii="Bahnschrift SemiBold" w:eastAsia="Cupertino" w:hAnsi="Bahnschrift SemiBold" w:cs="Arial"/>
+          <w:rFonts w:ascii="Calibri" w:eastAsia="Cupertino" w:hAnsi="Calibri" w:cs="Arial"/>
           <w:b w:val="0"/>
           <w:sz w:val="20"/>
           <w:u w:val="none"/>
@@ -788,7 +788,7 @@
       </w:pPr>
       <w:r>
         <w:rPr>
-          <w:rFonts w:ascii="Bahnschrift SemiBold" w:hAnsi="Bahnschrift SemiBold" w:cs="Arial"/>
+          <w:rFonts w:ascii="Calibri" w:hAnsi="Calibri" w:cs="Arial"/>
           <w:b/>
           <w:spacing w:val="12"/>
           <w:sz w:val="28"/>
@@ -800,7 +800,7 @@
       <w:proofErr w:type="spellStart"/>
       <w:r>
         <w:rPr>
-          <w:rFonts w:ascii="Bahnschrift SemiBold" w:hAnsi="Bahnschrift SemiBold" w:cs="Arial"/>
+          <w:rFonts w:ascii="Calibri" w:hAnsi="Calibri" w:cs="Arial"/>
           <w:b/>
           <w:spacing w:val="12"/>
           <w:sz w:val="28"/>
@@ -812,7 +812,7 @@
       <w:proofErr w:type="spellEnd"/>
       <w:r>
         <w:rPr>
-          <w:rFonts w:ascii="Bahnschrift SemiBold" w:hAnsi="Bahnschrift SemiBold" w:cs="Arial"/>
+          <w:rFonts w:ascii="Calibri" w:hAnsi="Calibri" w:cs="Arial"/>
           <w:b/>
           <w:spacing w:val="12"/>
           <w:sz w:val="28"/>
@@ -863,7 +863,7 @@
       <w:proofErr w:type="spellStart"/>
       <w:r>
         <w:rPr>
-          <w:rFonts w:ascii="Bahnschrift SemiBold" w:eastAsia="Cupertino" w:hAnsi="Bahnschrift SemiBold" w:cs="Arial"/>
+          <w:rFonts w:ascii="Calibri" w:eastAsia="Cupertino" w:hAnsi="Calibri" w:cs="Arial"/>
           <w:b/>
           <w:bCs/>
           <w:sz w:val="22"/>
@@ -876,7 +876,7 @@
       <w:proofErr w:type="spellEnd"/>
       <w:r>
         <w:rPr>
-          <w:rFonts w:ascii="Bahnschrift SemiBold" w:eastAsia="Cupertino" w:hAnsi="Bahnschrift SemiBold" w:cs="Arial"/>
+          <w:rFonts w:ascii="Calibri" w:eastAsia="Cupertino" w:hAnsi="Calibri" w:cs="Arial"/>
           <w:b/>
           <w:bCs/>
           <w:sz w:val="22"/>
@@ -889,7 +889,7 @@
       <w:proofErr w:type="spellStart"/>
       <w:r>
         <w:rPr>
-          <w:rFonts w:ascii="Bahnschrift SemiBold" w:eastAsia="Cupertino" w:hAnsi="Bahnschrift SemiBold" w:cs="Arial"/>
+          <w:rFonts w:ascii="Calibri" w:eastAsia="Cupertino" w:hAnsi="Calibri" w:cs="Arial"/>
           <w:b/>
           <w:bCs/>
           <w:sz w:val="22"/>
@@ -932,7 +932,7 @@
       </w:pPr>
       <w:r>
         <w:rPr>
-          <w:rFonts w:ascii="Bahnschrift SemiBold" w:hAnsi="Bahnschrift SemiBold" w:cs="Arial"/>
+          <w:rFonts w:ascii="Calibri" w:hAnsi="Calibri" w:cs="Arial"/>
           <w:b w:val="0"/>
           <w:sz w:val="20"/>
           <w:u w:val="none"/>
@@ -943,7 +943,7 @@
       <w:proofErr w:type="spellStart"/>
       <w:r>
         <w:rPr>
-          <w:rFonts w:ascii="Bahnschrift SemiBold" w:hAnsi="Bahnschrift SemiBold" w:cs="Arial"/>
+          <w:rFonts w:ascii="Calibri" w:hAnsi="Calibri" w:cs="Arial"/>
           <w:b w:val="0"/>
           <w:sz w:val="20"/>
           <w:u w:val="none"/>
@@ -954,7 +954,7 @@
       <w:proofErr w:type="spellEnd"/>
       <w:r>
         <w:rPr>
-          <w:rFonts w:ascii="Bahnschrift SemiBold" w:hAnsi="Bahnschrift SemiBold" w:cs="Arial"/>
+          <w:rFonts w:ascii="Calibri" w:hAnsi="Calibri" w:cs="Arial"/>
           <w:b w:val="0"/>
           <w:sz w:val="20"/>
           <w:u w:val="none"/>
@@ -965,7 +965,7 @@
       <w:proofErr w:type="spellStart"/>
       <w:r>
         <w:rPr>
-          <w:rFonts w:ascii="Bahnschrift SemiBold" w:hAnsi="Bahnschrift SemiBold" w:cs="Arial"/>
+          <w:rFonts w:ascii="Calibri" w:hAnsi="Calibri" w:cs="Arial"/>
           <w:b w:val="0"/>
           <w:sz w:val="20"/>
           <w:u w:val="none"/>
@@ -976,7 +976,7 @@
       <w:proofErr w:type="spellEnd"/>
       <w:r>
         <w:rPr>
-          <w:rFonts w:ascii="Bahnschrift SemiBold" w:hAnsi="Bahnschrift SemiBold" w:cs="Arial"/>
+          <w:rFonts w:ascii="Calibri" w:hAnsi="Calibri" w:cs="Arial"/>
           <w:b w:val="0"/>
           <w:sz w:val="20"/>
           <w:u w:val="none"/>
@@ -1002,7 +1002,7 @@
       </w:pPr>
       <w:r>
         <w:rPr>
-          <w:rFonts w:ascii="Bahnschrift SemiBold" w:hAnsi="Bahnschrift SemiBold" w:cs="Arial"/>
+          <w:rFonts w:ascii="Calibri" w:hAnsi="Calibri" w:cs="Arial"/>
           <w:b w:val="0"/>
           <w:sz w:val="20"/>
           <w:u w:val="none"/>
@@ -1013,7 +1013,7 @@
       <w:proofErr w:type="spellStart"/>
       <w:r>
         <w:rPr>
-          <w:rFonts w:ascii="Bahnschrift SemiBold" w:hAnsi="Bahnschrift SemiBold" w:cs="Arial"/>
+          <w:rFonts w:ascii="Calibri" w:hAnsi="Calibri" w:cs="Arial"/>
           <w:b w:val="0"/>
           <w:sz w:val="20"/>
           <w:u w:val="none"/>
@@ -1024,7 +1024,7 @@
       <w:proofErr w:type="spellEnd"/>
       <w:r>
         <w:rPr>
-          <w:rFonts w:ascii="Bahnschrift SemiBold" w:hAnsi="Bahnschrift SemiBold" w:cs="Arial"/>
+          <w:rFonts w:ascii="Calibri" w:hAnsi="Calibri" w:cs="Arial"/>
           <w:b w:val="0"/>
           <w:sz w:val="20"/>
           <w:u w:val="none"/>
@@ -1034,7 +1034,7 @@
       </w:r>
       <w:r>
         <w:rPr>
-          <w:rFonts w:ascii="Bahnschrift SemiBold" w:hAnsi="Bahnschrift SemiBold" w:cs="Arial"/>
+          <w:rFonts w:ascii="Calibri" w:hAnsi="Calibri" w:cs="Arial"/>
           <w:b w:val="0"/>
           <w:sz w:val="20"/>
           <w:u w:val="none"/>
@@ -1046,7 +1046,7 @@
       <w:proofErr w:type="spellStart"/>
       <w:r>
         <w:rPr>
-          <w:rFonts w:ascii="Bahnschrift SemiBold" w:hAnsi="Bahnschrift SemiBold" w:cs="Arial"/>
+          <w:rFonts w:ascii="Calibri" w:hAnsi="Calibri" w:cs="Arial"/>
           <w:b w:val="0"/>
           <w:sz w:val="20"/>
           <w:u w:val="none"/>
@@ -1057,7 +1057,7 @@
       <w:proofErr w:type="spellEnd"/>
       <w:r>
         <w:rPr>
-          <w:rFonts w:ascii="Bahnschrift SemiBold" w:hAnsi="Bahnschrift SemiBold" w:cs="Arial"/>
+          <w:rFonts w:ascii="Calibri" w:hAnsi="Calibri" w:cs="Arial"/>
           <w:b w:val="0"/>
           <w:sz w:val="20"/>
           <w:u w:val="none"/>
@@ -1077,7 +1077,7 @@
       </w:pPr>
       <w:r>
         <w:rPr>
-          <w:rFonts w:ascii="Bahnschrift SemiBold" w:hAnsi="Bahnschrift SemiBold" w:cs="Arial"/>
+          <w:rFonts w:ascii="Calibri" w:hAnsi="Calibri" w:cs="Arial"/>
           <w:b w:val="0"/>
           <w:sz w:val="20"/>
           <w:u w:val="none"/>
@@ -1088,7 +1088,7 @@
       <w:proofErr w:type="spellStart"/>
       <w:r>
         <w:rPr>
-          <w:rFonts w:ascii="Bahnschrift SemiBold" w:hAnsi="Bahnschrift SemiBold" w:cs="Arial"/>
+          <w:rFonts w:ascii="Calibri" w:hAnsi="Calibri" w:cs="Arial"/>
           <w:b w:val="0"/>
           <w:sz w:val="20"/>
           <w:u w:val="none"/>
@@ -1099,7 +1099,7 @@
       <w:proofErr w:type="spellEnd"/>
       <w:r>
         <w:rPr>
-          <w:rFonts w:ascii="Bahnschrift SemiBold" w:hAnsi="Bahnschrift SemiBold" w:cs="Arial"/>
+          <w:rFonts w:ascii="Calibri" w:hAnsi="Calibri" w:cs="Arial"/>
           <w:b w:val="0"/>
           <w:sz w:val="20"/>
           <w:u w:val="none"/>
@@ -1144,7 +1144,7 @@
       </w:pPr>
       <w:r>
         <w:rPr>
-          <w:rFonts w:ascii="Bahnschrift SemiBold" w:hAnsi="Bahnschrift SemiBold" w:cs="Arial"/>
+          <w:rFonts w:ascii="Calibri" w:hAnsi="Calibri" w:cs="Arial"/>
           <w:b w:val="0"/>
           <w:sz w:val="20"/>
           <w:u w:val="none"/>
@@ -1154,7 +1154,7 @@
       </w:r>
       <w:r>
         <w:rPr>
-          <w:rFonts w:ascii="Bahnschrift SemiBold" w:hAnsi="Bahnschrift SemiBold" w:cs="Arial"/>
+          <w:rFonts w:ascii="Calibri" w:hAnsi="Calibri" w:cs="Arial"/>
           <w:b w:val="0"/>
           <w:sz w:val="20"/>
           <w:u w:val="none"/>
@@ -1165,7 +1165,7 @@
       <w:proofErr w:type="spellStart"/>
       <w:r>
         <w:rPr>
-          <w:rFonts w:ascii="Bahnschrift SemiBold" w:hAnsi="Bahnschrift SemiBold" w:cs="Arial"/>
+          <w:rFonts w:ascii="Calibri" w:hAnsi="Calibri" w:cs="Arial"/>
           <w:b w:val="0"/>
           <w:sz w:val="20"/>
           <w:u w:val="none"/>
@@ -1176,7 +1176,7 @@
       <w:proofErr w:type="spellEnd"/>
       <w:r>
         <w:rPr>
-          <w:rFonts w:ascii="Bahnschrift SemiBold" w:hAnsi="Bahnschrift SemiBold" w:cs="Arial"/>
+          <w:rFonts w:ascii="Calibri" w:hAnsi="Calibri" w:cs="Arial"/>
           <w:b w:val="0"/>
           <w:sz w:val="20"/>
           <w:u w:val="none"/>
@@ -1254,35 +1254,104 @@
   <w:p>
     <w:pPr>
       <w:pStyle w:val="Stopka"/>
-      <w:framePr w:wrap="around" w:vAnchor="text" w:hAnchor="margin" w:xAlign="right" w:y="1"/>
-      <w:rPr>
-        <w:rStyle w:val="Numerstrony"/>
+      <w:rPr>
+        <w:b/>
+        <w:bCs/>
+        <w:sz w:val="16"/>
+        <w:szCs w:val="16"/>
       </w:rPr>
     </w:pPr>
     <w:r>
       <w:rPr>
-        <w:rStyle w:val="Numerstrony"/>
-      </w:rPr>
-      <w:fldChar w:fldCharType="begin"/>
+        <w:rFonts w:ascii="Calibri" w:hAnsi="Calibri"/>
+        <w:b w:val="0"/>
+        <w:bCs/>
+        <w:color w:val="6B6B6B"/>
+        <w:sz w:val="16"/>
+        <w:szCs w:val="16"/>
+      </w:rPr>
+      <w:t>ul. rybnicka 16A</w:t>
     </w:r>
     <w:r>
       <w:rPr>
-        <w:rStyle w:val="Numerstrony"/>
-      </w:rPr>
-      <w:instrText xml:space="preserve">PAGE  </w:instrText>
+        <w:rFonts w:ascii="Calibri" w:hAnsi="Calibri"/>
+        <w:b w:val="0"/>
+        <w:bCs/>
+        <w:color w:val="6B6B6B"/>
+        <w:sz w:val="16"/>
+        <w:szCs w:val="16"/>
+      </w:rPr>
+      <w:tab/>
+      <w:t>NIP 638 184 63 45</w:t>
     </w:r>
     <w:r>
       <w:rPr>
-        <w:rStyle w:val="Numerstrony"/>
-      </w:rPr>
-      <w:fldChar w:fldCharType="end"/>
+        <w:rFonts w:ascii="Calibri" w:hAnsi="Calibri"/>
+        <w:b w:val="0"/>
+        <w:bCs/>
+        <w:color w:val="6B6B6B"/>
+        <w:sz w:val="16"/>
+        <w:szCs w:val="16"/>
+      </w:rPr>
+      <w:tab/>
+      <w:t>procadgeodezja@gmail.com</w:t>
     </w:r>
   </w:p>
   <w:p>
     <w:pPr>
       <w:pStyle w:val="Stopka"/>
-      <w:ind w:right="360"/>
-    </w:pPr>
+      <w:rPr>
+        <w:b/>
+        <w:bCs/>
+        <w:sz w:val="16"/>
+        <w:szCs w:val="16"/>
+      </w:rPr>
+    </w:pPr>
+    <w:r>
+      <w:rPr>
+        <w:rFonts w:ascii="Calibri" w:hAnsi="Calibri"/>
+        <w:b w:val="0"/>
+        <w:bCs/>
+        <w:color w:val="6B6B6B"/>
+        <w:sz w:val="16"/>
+        <w:szCs w:val="16"/>
+      </w:rPr>
+      <w:t>43-200 Pszczyna</w:t>
+    </w:r>
+    <w:r>
+      <w:rPr>
+        <w:rFonts w:ascii="Calibri" w:hAnsi="Calibri"/>
+        <w:b w:val="0"/>
+        <w:bCs/>
+        <w:color w:val="6B6B6B"/>
+        <w:sz w:val="16"/>
+        <w:szCs w:val="16"/>
+      </w:rPr>
+      <w:tab/>
+    </w:r>
+    <w:r>
+      <w:rPr>
+        <w:rFonts w:ascii="Calibri" w:hAnsi="Calibri"/>
+        <w:b w:val="0"/>
+        <w:bCs/>
+        <w:color w:val="6B6B6B"/>
+        <w:sz w:val="16"/>
+        <w:szCs w:val="16"/>
+      </w:rPr>
+      <w:t>tel. 605 480 233</w:t>
+    </w:r>
+    <w:r>
+      <w:rPr>
+        <w:rFonts w:ascii="Calibri" w:hAnsi="Calibri"/>
+        <w:b w:val="0"/>
+        <w:bCs/>
+        <w:color w:val="6B6B6B"/>
+        <w:sz w:val="16"/>
+        <w:szCs w:val="16"/>
+      </w:rPr>
+      <w:tab/>
+      <w:t>www.procadgeodezja.pl</w:t>
+    </w:r>
   </w:p>
 </w:ftr>
 </file>
@@ -1292,158 +1361,104 @@
   <w:p>
     <w:pPr>
       <w:pStyle w:val="Stopka"/>
-      <w:framePr w:wrap="notBeside" w:vAnchor="text" w:hAnchor="page" w:x="10162" w:y="438"/>
-      <w:pBdr>
-        <w:top w:val="none" w:sz="0" w:space="0" w:color="auto"/>
-      </w:pBdr>
-      <w:rPr>
-        <w:rStyle w:val="Numerstrony"/>
-      </w:rPr>
-    </w:pPr>
-  </w:p>
-  <w:p>
-    <w:pPr>
-      <w:pStyle w:val="Stopka"/>
-      <w:pBdr>
-        <w:top w:val="none" w:sz="0" w:space="0" w:color="auto"/>
-      </w:pBdr>
-      <w:spacing w:line="240" w:lineRule="auto"/>
-      <w:ind w:left="-993" w:right="360"/>
-    </w:pPr>
-  </w:p>
-  <w:p>
-    <w:pPr>
-      <w:pStyle w:val="Stopka"/>
-      <w:pBdr>
-        <w:top w:val="none" w:sz="0" w:space="0" w:color="auto"/>
-      </w:pBdr>
-      <w:spacing w:line="240" w:lineRule="auto"/>
-      <w:ind w:left="-993" w:right="360"/>
+      <w:rPr>
+        <w:b/>
+        <w:bCs/>
+        <w:sz w:val="16"/>
+        <w:szCs w:val="16"/>
+      </w:rPr>
     </w:pPr>
     <w:r>
       <w:rPr>
-        <w:noProof/>
-      </w:rPr>
-      <w:drawing>
-        <wp:inline distT="0" distB="0" distL="0" distR="0" wp14:anchorId="4C04E3DD" wp14:editId="0E971B31">
-          <wp:extent cx="7086600" cy="101600"/>
-          <wp:effectExtent l="0" t="0" r="0" b="0"/>
-          <wp:docPr id="1" name="Obraz 1"/>
-          <wp:cNvGraphicFramePr>
-            <a:graphicFrameLocks xmlns:a="http://schemas.openxmlformats.org/drawingml/2006/main" noChangeAspect="1"/>
-          </wp:cNvGraphicFramePr>
-          <a:graphic xmlns:a="http://schemas.openxmlformats.org/drawingml/2006/main">
-            <a:graphicData uri="http://schemas.openxmlformats.org/drawingml/2006/picture">
-              <pic:pic xmlns:pic="http://schemas.openxmlformats.org/drawingml/2006/picture">
-                <pic:nvPicPr>
-                  <pic:cNvPr id="0" name="Picture 1"/>
-                  <pic:cNvPicPr>
-                    <a:picLocks noChangeAspect="1" noChangeArrowheads="1"/>
-                  </pic:cNvPicPr>
-                </pic:nvPicPr>
-                <pic:blipFill>
-                  <a:blip r:embed="rId1">
-                    <a:extLst>
-                      <a:ext uri="{28A0092B-C50C-407E-A947-70E740481C1C}">
-                        <a14:useLocalDpi xmlns:a14="http://schemas.microsoft.com/office/drawing/2010/main" val="0"/>
-                      </a:ext>
-                    </a:extLst>
-                  </a:blip>
-                  <a:srcRect/>
-                  <a:stretch>
-                    <a:fillRect/>
-                  </a:stretch>
-                </pic:blipFill>
-                <pic:spPr bwMode="auto">
-                  <a:xfrm>
-                    <a:off x="0" y="0"/>
-                    <a:ext cx="7086600" cy="101600"/>
-                  </a:xfrm>
-                  <a:prstGeom prst="rect">
-                    <a:avLst/>
-                  </a:prstGeom>
-                  <a:noFill/>
-                  <a:ln>
-                    <a:noFill/>
-                  </a:ln>
-                </pic:spPr>
-              </pic:pic>
-            </a:graphicData>
-          </a:graphic>
-        </wp:inline>
-      </w:drawing>
+        <w:rFonts w:ascii="Calibri" w:hAnsi="Calibri"/>
+        <w:b w:val="0"/>
+        <w:bCs/>
+        <w:color w:val="6B6B6B"/>
+        <w:sz w:val="16"/>
+        <w:szCs w:val="16"/>
+      </w:rPr>
+      <w:t>ul. rybnicka 16A</w:t>
+    </w:r>
+    <w:r>
+      <w:rPr>
+        <w:rFonts w:ascii="Calibri" w:hAnsi="Calibri"/>
+        <w:b w:val="0"/>
+        <w:bCs/>
+        <w:color w:val="6B6B6B"/>
+        <w:sz w:val="16"/>
+        <w:szCs w:val="16"/>
+      </w:rPr>
+      <w:tab/>
+      <w:t>NIP 638 184 63 45</w:t>
+    </w:r>
+    <w:r>
+      <w:rPr>
+        <w:rFonts w:ascii="Calibri" w:hAnsi="Calibri"/>
+        <w:b w:val="0"/>
+        <w:bCs/>
+        <w:color w:val="6B6B6B"/>
+        <w:sz w:val="16"/>
+        <w:szCs w:val="16"/>
+      </w:rPr>
+      <w:tab/>
+      <w:t>procadgeodezja@gmail.com</w:t>
     </w:r>
   </w:p>
   <w:p>
     <w:pPr>
       <w:pStyle w:val="Stopka"/>
-      <w:pBdr>
-        <w:top w:val="none" w:sz="0" w:space="0" w:color="auto"/>
-      </w:pBdr>
-      <w:spacing w:line="240" w:lineRule="auto"/>
-      <w:jc w:val="right"/>
-      <w:rPr>
-        <w:rStyle w:val="Numerstrony"/>
-        <w:rFonts w:ascii="Impact" w:hAnsi="Impact" w:cs="Arial"/>
+      <w:rPr>
         <w:b/>
-        <w:color w:val="232D41"/>
+        <w:bCs/>
+        <w:sz w:val="16"/>
+        <w:szCs w:val="16"/>
       </w:rPr>
     </w:pPr>
     <w:r>
       <w:rPr>
-        <w:rStyle w:val="Numerstrony"/>
-        <w:rFonts w:ascii="Impact" w:hAnsi="Impact" w:cs="Arial"/>
-        <w:b/>
-        <w:color w:val="232D41"/>
-      </w:rPr>
-      <w:fldChar w:fldCharType="begin"/>
+        <w:rFonts w:ascii="Calibri" w:hAnsi="Calibri"/>
+        <w:b w:val="0"/>
+        <w:bCs/>
+        <w:color w:val="6B6B6B"/>
+        <w:sz w:val="16"/>
+        <w:szCs w:val="16"/>
+      </w:rPr>
+      <w:t>43-200 Pszczyna</w:t>
     </w:r>
     <w:r>
       <w:rPr>
-        <w:rStyle w:val="Numerstrony"/>
-        <w:rFonts w:ascii="Impact" w:hAnsi="Impact" w:cs="Arial"/>
-        <w:b/>
-        <w:color w:val="232D41"/>
-      </w:rPr>
-      <w:instrText xml:space="preserve">PAGE  </w:instrText>
+        <w:rFonts w:ascii="Calibri" w:hAnsi="Calibri"/>
+        <w:b w:val="0"/>
+        <w:bCs/>
+        <w:color w:val="6B6B6B"/>
+        <w:sz w:val="16"/>
+        <w:szCs w:val="16"/>
+      </w:rPr>
+      <w:tab/>
     </w:r>
     <w:r>
       <w:rPr>
-        <w:rStyle w:val="Numerstrony"/>
-        <w:rFonts w:ascii="Impact" w:hAnsi="Impact" w:cs="Arial"/>
-        <w:b/>
-        <w:color w:val="232D41"/>
-      </w:rPr>
-      <w:fldChar w:fldCharType="separate"/>
+        <w:rFonts w:ascii="Calibri" w:hAnsi="Calibri"/>
+        <w:b w:val="0"/>
+        <w:bCs/>
+        <w:color w:val="6B6B6B"/>
+        <w:sz w:val="16"/>
+        <w:szCs w:val="16"/>
+      </w:rPr>
+      <w:t>tel. 605 480 233</w:t>
     </w:r>
     <w:r>
       <w:rPr>
-        <w:rStyle w:val="Numerstrony"/>
-        <w:rFonts w:ascii="Impact" w:hAnsi="Impact" w:cs="Arial"/>
-        <w:b/>
-        <w:noProof/>
-        <w:color w:val="232D41"/>
-      </w:rPr>
-      <w:t>2</w:t>
+        <w:rFonts w:ascii="Calibri" w:hAnsi="Calibri"/>
+        <w:b w:val="0"/>
+        <w:bCs/>
+        <w:color w:val="6B6B6B"/>
+        <w:sz w:val="16"/>
+        <w:szCs w:val="16"/>
+      </w:rPr>
+      <w:tab/>
+      <w:t>www.procadgeodezja.pl</w:t>
     </w:r>
-    <w:r>
-      <w:rPr>
-        <w:rStyle w:val="Numerstrony"/>
-        <w:rFonts w:ascii="Impact" w:hAnsi="Impact" w:cs="Arial"/>
-        <w:b/>
-        <w:color w:val="232D41"/>
-      </w:rPr>
-      <w:fldChar w:fldCharType="end"/>
-    </w:r>
-  </w:p>
-  <w:p>
-    <w:pPr>
-      <w:pStyle w:val="Stopka"/>
-      <w:pBdr>
-        <w:top w:val="none" w:sz="0" w:space="0" w:color="auto"/>
-      </w:pBdr>
-      <w:ind w:left="-993"/>
-    </w:pPr>
   </w:p>
 </w:ftr>
 </file>
@@ -1462,8 +1477,10 @@
     </w:pPr>
     <w:r>
       <w:rPr>
-        <w:b/>
+        <w:rFonts w:ascii="Calibri" w:hAnsi="Calibri"/>
+        <w:b w:val="0"/>
         <w:bCs/>
+        <w:color w:val="6B6B6B"/>
         <w:sz w:val="16"/>
         <w:szCs w:val="16"/>
       </w:rPr>
@@ -1471,8 +1488,10 @@
     </w:r>
     <w:r>
       <w:rPr>
-        <w:b/>
+        <w:rFonts w:ascii="Calibri" w:hAnsi="Calibri"/>
+        <w:b w:val="0"/>
         <w:bCs/>
+        <w:color w:val="6B6B6B"/>
         <w:sz w:val="16"/>
         <w:szCs w:val="16"/>
       </w:rPr>
@@ -1481,8 +1500,10 @@
     </w:r>
     <w:r>
       <w:rPr>
-        <w:b/>
+        <w:rFonts w:ascii="Calibri" w:hAnsi="Calibri"/>
+        <w:b w:val="0"/>
         <w:bCs/>
+        <w:color w:val="6B6B6B"/>
         <w:sz w:val="16"/>
         <w:szCs w:val="16"/>
       </w:rPr>
@@ -1502,8 +1523,10 @@
     </w:pPr>
     <w:r>
       <w:rPr>
-        <w:b/>
+        <w:rFonts w:ascii="Calibri" w:hAnsi="Calibri"/>
+        <w:b w:val="0"/>
         <w:bCs/>
+        <w:color w:val="6B6B6B"/>
         <w:sz w:val="16"/>
         <w:szCs w:val="16"/>
       </w:rPr>
@@ -1511,8 +1534,10 @@
     </w:r>
     <w:r>
       <w:rPr>
-        <w:b/>
+        <w:rFonts w:ascii="Calibri" w:hAnsi="Calibri"/>
+        <w:b w:val="0"/>
         <w:bCs/>
+        <w:color w:val="6B6B6B"/>
         <w:sz w:val="16"/>
         <w:szCs w:val="16"/>
       </w:rPr>
@@ -1520,8 +1545,10 @@
     </w:r>
     <w:r>
       <w:rPr>
-        <w:b/>
+        <w:rFonts w:ascii="Calibri" w:hAnsi="Calibri"/>
+        <w:b w:val="0"/>
         <w:bCs/>
+        <w:color w:val="6B6B6B"/>
         <w:sz w:val="16"/>
         <w:szCs w:val="16"/>
       </w:rPr>
@@ -1529,8 +1556,10 @@
     </w:r>
     <w:r>
       <w:rPr>
-        <w:b/>
+        <w:rFonts w:ascii="Calibri" w:hAnsi="Calibri"/>
+        <w:b w:val="0"/>
         <w:bCs/>
+        <w:color w:val="6B6B6B"/>
         <w:sz w:val="16"/>
         <w:szCs w:val="16"/>
       </w:rPr>
@@ -2830,7 +2859,7 @@
       <w:jc w:val="both"/>
     </w:pPr>
     <w:rPr>
-      <w:rFonts w:ascii="Bahnschrift SemiBold" w:hAnsi="Bahnschrift SemiBold"/>
+      <w:rFonts w:ascii="Calibri" w:hAnsi="Calibri"/>
       <w:kern w:val="16"/>
       <w:sz w:val="20"/>
     </w:rPr>
@@ -3185,7 +3214,7 @@
     <w:uiPriority w:val="99"/>
     <w:pPr>
       <w:pBdr>
-        <w:top w:val="double" w:sz="4" w:space="1" w:color="auto"/>
+        <w:top w:val="double" w:sz="2" w:space="1" w:color="BFBFBF"/>
       </w:pBdr>
       <w:tabs>
         <w:tab w:val="center" w:pos="4536"/>
@@ -3194,7 +3223,6 @@
       <w:spacing w:before="120"/>
     </w:pPr>
     <w:rPr>
-      <w:caps/>
       <w:sz w:val="20"/>
     </w:rPr>
   </w:style>

--- a/szablony/spis_tresci_wzor.docx
+++ b/szablony/spis_tresci_wzor.docx
@@ -1221,6 +1221,7 @@
       <w:footerReference w:type="default" r:id="rId12"/>
       <w:headerReference w:type="first" r:id="rId13"/>
       <w:footerReference w:type="first" r:id="rId14"/>
+      <w:headerReference w:type="even" r:id="rId17"/>
       <w:pgSz w:w="11906" w:h="16838" w:code="9"/>
       <w:pgMar w:top="1383" w:right="1418" w:bottom="1418" w:left="1418" w:header="425" w:footer="223" w:gutter="0"/>
       <w:cols w:space="708"/>
@@ -1270,7 +1271,7 @@
         <w:sz w:val="16"/>
         <w:szCs w:val="16"/>
       </w:rPr>
-      <w:t>ul. rybnicka 16A</w:t>
+      <w:t>ul. Rybnicka 16A</w:t>
     </w:r>
     <w:r>
       <w:rPr>
@@ -1377,7 +1378,7 @@
         <w:sz w:val="16"/>
         <w:szCs w:val="16"/>
       </w:rPr>
-      <w:t>ul. rybnicka 16A</w:t>
+      <w:t>ul. Rybnicka 16A</w:t>
     </w:r>
     <w:r>
       <w:rPr>
@@ -1484,7 +1485,7 @@
         <w:sz w:val="16"/>
         <w:szCs w:val="16"/>
       </w:rPr>
-      <w:t>ul. rybnicka 16A</w:t>
+      <w:t>ul. Rybnicka 16A</w:t>
     </w:r>
     <w:r>
       <w:rPr>
@@ -1621,6 +1622,16 @@
       <w:pBdr>
         <w:bottom w:val="none" w:sz="0" w:space="0" w:color="auto"/>
       </w:pBdr>
+    </w:pPr>
+  </w:p>
+</w:hdr>
+</file>
+
+<file path=word/header3.xml><?xml version="1.0" encoding="utf-8"?>
+<w:hdr xmlns:m="http://schemas.openxmlformats.org/officeDocument/2006/math" xmlns:mc="http://schemas.openxmlformats.org/markup-compatibility/2006" xmlns:mo="http://schemas.microsoft.com/office/mac/office/2008/main" xmlns:mv="urn:schemas-microsoft-com:mac:vml" xmlns:o="urn:schemas-microsoft-com:office:office" xmlns:r="http://schemas.openxmlformats.org/officeDocument/2006/relationships" xmlns:v="urn:schemas-microsoft-com:vml" xmlns:w10="urn:schemas-microsoft-com:office:word" xmlns:w14="http://schemas.microsoft.com/office/word/2010/wordml" xmlns:w="http://schemas.openxmlformats.org/wordprocessingml/2006/main" xmlns:wne="http://schemas.microsoft.com/office/word/2006/wordml" xmlns:wp14="http://schemas.microsoft.com/office/word/2010/wordprocessingDrawing" xmlns:wp="http://schemas.openxmlformats.org/drawingml/2006/wordprocessingDrawing" xmlns:wpc="http://schemas.microsoft.com/office/word/2010/wordprocessingCanvas" xmlns:wpg="http://schemas.microsoft.com/office/word/2010/wordprocessingGroup" xmlns:wpi="http://schemas.microsoft.com/office/word/2010/wordprocessingInk" xmlns:wps="http://schemas.microsoft.com/office/word/2010/wordprocessingShape" mc:Ignorable="w14 wp14">
+  <w:p>
+    <w:pPr>
+      <w:pStyle w:val="Header"/>
     </w:pPr>
   </w:p>
 </w:hdr>

--- a/szablony/spis_tresci_wzor.docx
+++ b/szablony/spis_tresci_wzor.docx
@@ -776,6 +776,7 @@
     <w:p>
       <w:pPr>
         <w:pStyle w:val="Bezodstpw"/>
+        <w:keepNext/>
         <w:spacing w:before="160" w:after="280"/>
         <w:jc w:val="center"/>
         <w:rPr>
@@ -1567,17 +1568,6 @@
       <w:tab/>
       <w:t>www.procadgeodezja.pl</w:t>
     </w:r>
-  </w:p>
-  <w:p>
-    <w:pPr>
-      <w:pStyle w:val="Stopka"/>
-      <w:rPr>
-        <w:b/>
-        <w:bCs/>
-        <w:sz w:val="16"/>
-        <w:szCs w:val="16"/>
-      </w:rPr>
-    </w:pPr>
   </w:p>
 </w:ftr>
 </file>

--- a/szablony/spis_tresci_wzor.docx
+++ b/szablony/spis_tresci_wzor.docx
@@ -100,7 +100,6 @@
       <w:r>
         <w:rPr>
           <w:rFonts w:ascii="Calibri" w:eastAsia="Cupertino" w:hAnsi="Calibri" w:cs="Arial"/>
-          <w:b w:val="0"/>
           <w:sz w:val="20"/>
           <w:u w:val="none"/>
         </w:rPr>
@@ -109,7 +108,6 @@
       <w:r>
         <w:rPr>
           <w:rFonts w:ascii="Calibri" w:eastAsia="Cupertino" w:hAnsi="Calibri" w:cs="Arial"/>
-          <w:b w:val="0"/>
           <w:sz w:val="20"/>
           <w:u w:val="none"/>
         </w:rPr>
@@ -119,7 +117,6 @@
       <w:r>
         <w:rPr>
           <w:rFonts w:ascii="Calibri" w:eastAsia="Cupertino" w:hAnsi="Calibri" w:cs="Arial"/>
-          <w:b w:val="0"/>
           <w:sz w:val="20"/>
           <w:u w:val="none"/>
         </w:rPr>
@@ -129,7 +126,6 @@
       <w:r>
         <w:rPr>
           <w:rFonts w:ascii="Calibri" w:eastAsia="Cupertino" w:hAnsi="Calibri" w:cs="Arial"/>
-          <w:b w:val="0"/>
           <w:sz w:val="20"/>
           <w:u w:val="none"/>
         </w:rPr>
@@ -160,7 +156,6 @@
       <w:r>
         <w:rPr>
           <w:rFonts w:ascii="Calibri" w:hAnsi="Calibri" w:cs="Arial"/>
-          <w:b w:val="0"/>
           <w:sz w:val="20"/>
           <w:u w:val="none"/>
         </w:rPr>
@@ -169,7 +164,6 @@
       <w:r>
         <w:rPr>
           <w:rFonts w:ascii="Calibri" w:hAnsi="Calibri" w:cs="Arial"/>
-          <w:b w:val="0"/>
           <w:sz w:val="20"/>
           <w:u w:val="none"/>
         </w:rPr>
@@ -178,7 +172,6 @@
       <w:r>
         <w:rPr>
           <w:rFonts w:ascii="Calibri" w:hAnsi="Calibri" w:cs="Arial"/>
-          <w:b w:val="0"/>
           <w:sz w:val="20"/>
           <w:u w:val="none"/>
         </w:rPr>
@@ -188,7 +181,6 @@
       <w:r>
         <w:rPr>
           <w:rFonts w:ascii="Calibri" w:hAnsi="Calibri" w:cs="Arial"/>
-          <w:b w:val="0"/>
           <w:sz w:val="20"/>
           <w:u w:val="none"/>
         </w:rPr>
@@ -197,7 +189,6 @@
       <w:r>
         <w:rPr>
           <w:rFonts w:ascii="Calibri" w:hAnsi="Calibri" w:cs="Arial"/>
-          <w:b w:val="0"/>
           <w:sz w:val="20"/>
           <w:u w:val="none"/>
         </w:rPr>
@@ -207,7 +198,6 @@
       <w:r>
         <w:rPr>
           <w:rFonts w:ascii="Calibri" w:hAnsi="Calibri" w:cs="Arial"/>
-          <w:b w:val="0"/>
           <w:sz w:val="20"/>
           <w:u w:val="none"/>
         </w:rPr>
@@ -384,7 +374,7 @@
       <w:pPr>
         <w:pStyle w:val="Bezodstpw"/>
         <w:tabs>
-          <w:tab w:pos="3969" w:val="left"/>
+          <w:tab w:val="left" w:pos="3969"/>
         </w:tabs>
         <w:ind w:left="1134"/>
         <w:jc w:val="left"/>
@@ -397,7 +387,6 @@
       <w:r>
         <w:rPr>
           <w:rFonts w:ascii="Calibri" w:eastAsia="Cupertino" w:hAnsi="Calibri" w:cs="Arial"/>
-          <w:b w:val="0"/>
           <w:sz w:val="20"/>
           <w:u w:val="none"/>
         </w:rPr>
@@ -407,7 +396,6 @@
       <w:r>
         <w:rPr>
           <w:rFonts w:ascii="Calibri" w:eastAsia="Cupertino" w:hAnsi="Calibri" w:cs="Arial"/>
-          <w:b w:val="0"/>
           <w:sz w:val="20"/>
           <w:u w:val="none"/>
         </w:rPr>
@@ -417,7 +405,6 @@
       <w:r>
         <w:rPr>
           <w:rFonts w:ascii="Calibri" w:eastAsia="Cupertino" w:hAnsi="Calibri" w:cs="Arial"/>
-          <w:b w:val="0"/>
           <w:sz w:val="20"/>
           <w:u w:val="none"/>
         </w:rPr>
@@ -426,7 +413,6 @@
       <w:r>
         <w:rPr>
           <w:rFonts w:ascii="Calibri" w:eastAsia="Cupertino" w:hAnsi="Calibri" w:cs="Arial"/>
-          <w:b w:val="0"/>
           <w:sz w:val="20"/>
           <w:u w:val="none"/>
         </w:rPr>
@@ -435,7 +421,6 @@
       <w:r>
         <w:rPr>
           <w:rFonts w:ascii="Calibri" w:eastAsia="Cupertino" w:hAnsi="Calibri" w:cs="Arial"/>
-          <w:b w:val="0"/>
           <w:sz w:val="20"/>
           <w:u w:val="none"/>
         </w:rPr>
@@ -444,82 +429,52 @@
       <w:r>
         <w:rPr>
           <w:rFonts w:ascii="Calibri" w:eastAsia="Cupertino" w:hAnsi="Calibri" w:cs="Arial"/>
-          <w:b w:val="0"/>
-          <w:sz w:val="20"/>
-          <w:u w:val="none"/>
-        </w:rPr>
-      </w:r>
+          <w:b/>
+          <w:bCs/>
+          <w:sz w:val="20"/>
+          <w:u w:val="none"/>
+        </w:rPr>
+        <w:t xml:space="preserve">[{{ </w:t>
+      </w:r>
+      <w:proofErr w:type="spellStart"/>
       <w:r>
         <w:rPr>
           <w:rFonts w:ascii="Calibri" w:eastAsia="Cupertino" w:hAnsi="Calibri" w:cs="Arial"/>
-          <w:b w:val="0"/>
-          <w:sz w:val="20"/>
-          <w:u w:val="none"/>
-        </w:rPr>
-        <w:t>[</w:t>
-      </w:r>
+          <w:b/>
+          <w:bCs/>
+          <w:sz w:val="20"/>
+          <w:u w:val="none"/>
+        </w:rPr>
+        <w:t>polozenie_gmina_teryt</w:t>
+      </w:r>
+      <w:proofErr w:type="spellEnd"/>
       <w:r>
         <w:rPr>
           <w:rFonts w:ascii="Calibri" w:eastAsia="Cupertino" w:hAnsi="Calibri" w:cs="Arial"/>
-          <w:b w:val="0"/>
-          <w:sz w:val="20"/>
-          <w:u w:val="none"/>
-        </w:rPr>
-        <w:t xml:space="preserve">{{ </w:t>
+          <w:b/>
+          <w:bCs/>
+          <w:sz w:val="20"/>
+          <w:u w:val="none"/>
+        </w:rPr>
+        <w:t xml:space="preserve"> }}] {{ </w:t>
       </w:r>
       <w:proofErr w:type="spellStart"/>
       <w:r>
         <w:rPr>
           <w:rFonts w:ascii="Calibri" w:eastAsia="Cupertino" w:hAnsi="Calibri" w:cs="Arial"/>
-          <w:b w:val="0"/>
-          <w:sz w:val="20"/>
-          <w:u w:val="none"/>
-        </w:rPr>
-        <w:t>polozenie_gmina_teryt</w:t>
+          <w:b/>
+          <w:bCs/>
+          <w:sz w:val="20"/>
+          <w:u w:val="none"/>
+        </w:rPr>
+        <w:t>polozenie_gmina</w:t>
       </w:r>
       <w:proofErr w:type="spellEnd"/>
       <w:r>
         <w:rPr>
           <w:rFonts w:ascii="Calibri" w:eastAsia="Cupertino" w:hAnsi="Calibri" w:cs="Arial"/>
-          <w:b w:val="0"/>
-          <w:sz w:val="20"/>
-          <w:u w:val="none"/>
-        </w:rPr>
-        <w:t xml:space="preserve"> }}</w:t>
-      </w:r>
-      <w:r>
-        <w:rPr>
-          <w:rFonts w:ascii="Calibri" w:eastAsia="Cupertino" w:hAnsi="Calibri" w:cs="Arial"/>
-          <w:b w:val="0"/>
-          <w:sz w:val="20"/>
-          <w:u w:val="none"/>
-        </w:rPr>
-        <w:t>]</w:t>
-      </w:r>
-      <w:r>
-        <w:rPr>
-          <w:rFonts w:ascii="Calibri" w:eastAsia="Cupertino" w:hAnsi="Calibri" w:cs="Arial"/>
-          <w:b w:val="0"/>
-          <w:sz w:val="20"/>
-          <w:u w:val="none"/>
-        </w:rPr>
-        <w:t xml:space="preserve"> {{ </w:t>
-      </w:r>
-      <w:proofErr w:type="spellStart"/>
-      <w:r>
-        <w:rPr>
-          <w:rFonts w:ascii="Calibri" w:eastAsia="Cupertino" w:hAnsi="Calibri" w:cs="Arial"/>
-          <w:b w:val="0"/>
-          <w:sz w:val="20"/>
-          <w:u w:val="none"/>
-        </w:rPr>
-        <w:t>polozenie_gmina</w:t>
-      </w:r>
-      <w:proofErr w:type="spellEnd"/>
-      <w:r>
-        <w:rPr>
-          <w:rFonts w:ascii="Calibri" w:eastAsia="Cupertino" w:hAnsi="Calibri" w:cs="Arial"/>
-          <w:b w:val="0"/>
+          <w:b/>
+          <w:bCs/>
           <w:sz w:val="20"/>
           <w:u w:val="none"/>
         </w:rPr>
@@ -530,7 +485,7 @@
       <w:pPr>
         <w:pStyle w:val="Bezodstpw"/>
         <w:tabs>
-          <w:tab w:pos="3969" w:val="left"/>
+          <w:tab w:val="left" w:pos="3969"/>
         </w:tabs>
         <w:ind w:left="1134"/>
         <w:jc w:val="left"/>
@@ -543,7 +498,6 @@
       <w:r>
         <w:rPr>
           <w:rFonts w:ascii="Calibri" w:eastAsia="Cupertino" w:hAnsi="Calibri" w:cs="Arial"/>
-          <w:b w:val="0"/>
           <w:sz w:val="20"/>
           <w:u w:val="none"/>
         </w:rPr>
@@ -553,7 +507,6 @@
       <w:r>
         <w:rPr>
           <w:rFonts w:ascii="Calibri" w:eastAsia="Cupertino" w:hAnsi="Calibri" w:cs="Arial"/>
-          <w:b w:val="0"/>
           <w:sz w:val="20"/>
           <w:u w:val="none"/>
         </w:rPr>
@@ -563,7 +516,6 @@
       <w:r>
         <w:rPr>
           <w:rFonts w:ascii="Calibri" w:eastAsia="Cupertino" w:hAnsi="Calibri" w:cs="Arial"/>
-          <w:b w:val="0"/>
           <w:sz w:val="20"/>
           <w:u w:val="none"/>
         </w:rPr>
@@ -572,7 +524,6 @@
       <w:r>
         <w:rPr>
           <w:rFonts w:ascii="Calibri" w:eastAsia="Cupertino" w:hAnsi="Calibri" w:cs="Arial"/>
-          <w:b w:val="0"/>
           <w:sz w:val="20"/>
           <w:u w:val="none"/>
         </w:rPr>
@@ -581,82 +532,52 @@
       <w:r>
         <w:rPr>
           <w:rFonts w:ascii="Calibri" w:eastAsia="Cupertino" w:hAnsi="Calibri" w:cs="Arial"/>
-          <w:b w:val="0"/>
-          <w:sz w:val="20"/>
-          <w:u w:val="none"/>
-        </w:rPr>
-      </w:r>
+          <w:b/>
+          <w:bCs/>
+          <w:sz w:val="20"/>
+          <w:u w:val="none"/>
+        </w:rPr>
+        <w:t xml:space="preserve">[{{ </w:t>
+      </w:r>
+      <w:proofErr w:type="spellStart"/>
       <w:r>
         <w:rPr>
           <w:rFonts w:ascii="Calibri" w:eastAsia="Cupertino" w:hAnsi="Calibri" w:cs="Arial"/>
-          <w:b w:val="0"/>
-          <w:sz w:val="20"/>
-          <w:u w:val="none"/>
-        </w:rPr>
-        <w:t>[</w:t>
-      </w:r>
+          <w:b/>
+          <w:bCs/>
+          <w:sz w:val="20"/>
+          <w:u w:val="none"/>
+        </w:rPr>
+        <w:t>polozenie_obreb_teryt</w:t>
+      </w:r>
+      <w:proofErr w:type="spellEnd"/>
       <w:r>
         <w:rPr>
           <w:rFonts w:ascii="Calibri" w:eastAsia="Cupertino" w:hAnsi="Calibri" w:cs="Arial"/>
-          <w:b w:val="0"/>
-          <w:sz w:val="20"/>
-          <w:u w:val="none"/>
-        </w:rPr>
-        <w:t xml:space="preserve">{{ </w:t>
+          <w:b/>
+          <w:bCs/>
+          <w:sz w:val="20"/>
+          <w:u w:val="none"/>
+        </w:rPr>
+        <w:t xml:space="preserve"> }}] {{ </w:t>
       </w:r>
       <w:proofErr w:type="spellStart"/>
       <w:r>
         <w:rPr>
           <w:rFonts w:ascii="Calibri" w:eastAsia="Cupertino" w:hAnsi="Calibri" w:cs="Arial"/>
-          <w:b w:val="0"/>
-          <w:sz w:val="20"/>
-          <w:u w:val="none"/>
-        </w:rPr>
-        <w:t>polozenie_obreb_teryt</w:t>
+          <w:b/>
+          <w:bCs/>
+          <w:sz w:val="20"/>
+          <w:u w:val="none"/>
+        </w:rPr>
+        <w:t>polozenie_obreb</w:t>
       </w:r>
       <w:proofErr w:type="spellEnd"/>
       <w:r>
         <w:rPr>
           <w:rFonts w:ascii="Calibri" w:eastAsia="Cupertino" w:hAnsi="Calibri" w:cs="Arial"/>
-          <w:b w:val="0"/>
-          <w:sz w:val="20"/>
-          <w:u w:val="none"/>
-        </w:rPr>
-        <w:t xml:space="preserve"> }}</w:t>
-      </w:r>
-      <w:r>
-        <w:rPr>
-          <w:rFonts w:ascii="Calibri" w:eastAsia="Cupertino" w:hAnsi="Calibri" w:cs="Arial"/>
-          <w:b w:val="0"/>
-          <w:sz w:val="20"/>
-          <w:u w:val="none"/>
-        </w:rPr>
-        <w:t xml:space="preserve">] </w:t>
-      </w:r>
-      <w:r>
-        <w:rPr>
-          <w:rFonts w:ascii="Calibri" w:eastAsia="Cupertino" w:hAnsi="Calibri" w:cs="Arial"/>
-          <w:b w:val="0"/>
-          <w:sz w:val="20"/>
-          <w:u w:val="none"/>
-        </w:rPr>
-        <w:t xml:space="preserve">{{ </w:t>
-      </w:r>
-      <w:proofErr w:type="spellStart"/>
-      <w:r>
-        <w:rPr>
-          <w:rFonts w:ascii="Calibri" w:eastAsia="Cupertino" w:hAnsi="Calibri" w:cs="Arial"/>
-          <w:b w:val="0"/>
-          <w:sz w:val="20"/>
-          <w:u w:val="none"/>
-        </w:rPr>
-        <w:t>polozenie_obreb</w:t>
-      </w:r>
-      <w:proofErr w:type="spellEnd"/>
-      <w:r>
-        <w:rPr>
-          <w:rFonts w:ascii="Calibri" w:eastAsia="Cupertino" w:hAnsi="Calibri" w:cs="Arial"/>
-          <w:b w:val="0"/>
+          <w:b/>
+          <w:bCs/>
           <w:sz w:val="20"/>
           <w:u w:val="none"/>
         </w:rPr>
@@ -667,7 +588,7 @@
       <w:pPr>
         <w:pStyle w:val="Bezodstpw"/>
         <w:tabs>
-          <w:tab w:pos="3969" w:val="left"/>
+          <w:tab w:val="left" w:pos="3969"/>
         </w:tabs>
         <w:ind w:left="1134"/>
         <w:jc w:val="left"/>
@@ -680,7 +601,6 @@
       <w:r>
         <w:rPr>
           <w:rFonts w:ascii="Calibri" w:eastAsia="Cupertino" w:hAnsi="Calibri" w:cs="Arial"/>
-          <w:b w:val="0"/>
           <w:sz w:val="20"/>
           <w:u w:val="none"/>
         </w:rPr>
@@ -689,7 +609,6 @@
       <w:r>
         <w:rPr>
           <w:rFonts w:ascii="Calibri" w:eastAsia="Cupertino" w:hAnsi="Calibri" w:cs="Arial"/>
-          <w:b w:val="0"/>
           <w:sz w:val="20"/>
           <w:u w:val="none"/>
         </w:rPr>
@@ -698,35 +617,30 @@
       <w:r>
         <w:rPr>
           <w:rFonts w:ascii="Calibri" w:eastAsia="Cupertino" w:hAnsi="Calibri" w:cs="Arial"/>
-          <w:b w:val="0"/>
-          <w:sz w:val="20"/>
-          <w:u w:val="none"/>
-        </w:rPr>
-      </w:r>
+          <w:b/>
+          <w:bCs/>
+          <w:sz w:val="20"/>
+          <w:u w:val="none"/>
+        </w:rPr>
+        <w:t xml:space="preserve">{{ </w:t>
+      </w:r>
+      <w:proofErr w:type="spellStart"/>
       <w:r>
         <w:rPr>
           <w:rFonts w:ascii="Calibri" w:eastAsia="Cupertino" w:hAnsi="Calibri" w:cs="Arial"/>
-          <w:b w:val="0"/>
-          <w:sz w:val="20"/>
-          <w:u w:val="none"/>
-        </w:rPr>
-        <w:t xml:space="preserve">{{ </w:t>
-      </w:r>
-      <w:proofErr w:type="spellStart"/>
+          <w:b/>
+          <w:bCs/>
+          <w:sz w:val="20"/>
+          <w:u w:val="none"/>
+        </w:rPr>
+        <w:t>nr_dzialki</w:t>
+      </w:r>
+      <w:proofErr w:type="spellEnd"/>
       <w:r>
         <w:rPr>
           <w:rFonts w:ascii="Calibri" w:eastAsia="Cupertino" w:hAnsi="Calibri" w:cs="Arial"/>
-          <w:b w:val="0"/>
-          <w:sz w:val="20"/>
-          <w:u w:val="none"/>
-        </w:rPr>
-        <w:t>nr_dzialki</w:t>
-      </w:r>
-      <w:proofErr w:type="spellEnd"/>
-      <w:r>
-        <w:rPr>
-          <w:rFonts w:ascii="Calibri" w:eastAsia="Cupertino" w:hAnsi="Calibri" w:cs="Arial"/>
-          <w:b w:val="0"/>
+          <w:b/>
+          <w:bCs/>
           <w:sz w:val="20"/>
           <w:u w:val="none"/>
         </w:rPr>
@@ -867,7 +781,7 @@
           <w:rFonts w:ascii="Calibri" w:eastAsia="Cupertino" w:hAnsi="Calibri" w:cs="Arial"/>
           <w:b/>
           <w:bCs/>
-          <w:sz w:val="22"/>
+          <w:sz w:val="20"/>
           <w:szCs w:val="28"/>
           <w:u w:val="none"/>
           <w:lang w:val="en-US"/>
@@ -880,7 +794,7 @@
           <w:rFonts w:ascii="Calibri" w:eastAsia="Cupertino" w:hAnsi="Calibri" w:cs="Arial"/>
           <w:b/>
           <w:bCs/>
-          <w:sz w:val="22"/>
+          <w:sz w:val="20"/>
           <w:szCs w:val="28"/>
           <w:u w:val="none"/>
           <w:lang w:val="en-US"/>
@@ -893,7 +807,7 @@
           <w:rFonts w:ascii="Calibri" w:eastAsia="Cupertino" w:hAnsi="Calibri" w:cs="Arial"/>
           <w:b/>
           <w:bCs/>
-          <w:sz w:val="22"/>
+          <w:sz w:val="20"/>
           <w:szCs w:val="28"/>
           <w:u w:val="none"/>
           <w:lang w:val="en-US"/>
@@ -934,7 +848,6 @@
       <w:r>
         <w:rPr>
           <w:rFonts w:ascii="Calibri" w:hAnsi="Calibri" w:cs="Arial"/>
-          <w:b w:val="0"/>
           <w:sz w:val="20"/>
           <w:u w:val="none"/>
           <w:lang w:val="en-US"/>
@@ -945,7 +858,6 @@
       <w:r>
         <w:rPr>
           <w:rFonts w:ascii="Calibri" w:hAnsi="Calibri" w:cs="Arial"/>
-          <w:b w:val="0"/>
           <w:sz w:val="20"/>
           <w:u w:val="none"/>
           <w:lang w:val="en-US"/>
@@ -956,7 +868,6 @@
       <w:r>
         <w:rPr>
           <w:rFonts w:ascii="Calibri" w:hAnsi="Calibri" w:cs="Arial"/>
-          <w:b w:val="0"/>
           <w:sz w:val="20"/>
           <w:u w:val="none"/>
           <w:lang w:val="en-US"/>
@@ -967,7 +878,6 @@
       <w:r>
         <w:rPr>
           <w:rFonts w:ascii="Calibri" w:hAnsi="Calibri" w:cs="Arial"/>
-          <w:b w:val="0"/>
           <w:sz w:val="20"/>
           <w:u w:val="none"/>
           <w:lang w:val="en-US"/>
@@ -978,7 +888,6 @@
       <w:r>
         <w:rPr>
           <w:rFonts w:ascii="Calibri" w:hAnsi="Calibri" w:cs="Arial"/>
-          <w:b w:val="0"/>
           <w:sz w:val="20"/>
           <w:u w:val="none"/>
           <w:lang w:val="en-US"/>
@@ -1004,7 +913,6 @@
       <w:r>
         <w:rPr>
           <w:rFonts w:ascii="Calibri" w:hAnsi="Calibri" w:cs="Arial"/>
-          <w:b w:val="0"/>
           <w:sz w:val="20"/>
           <w:u w:val="none"/>
           <w:lang w:val="en-US"/>
@@ -1015,7 +923,6 @@
       <w:r>
         <w:rPr>
           <w:rFonts w:ascii="Calibri" w:hAnsi="Calibri" w:cs="Arial"/>
-          <w:b w:val="0"/>
           <w:sz w:val="20"/>
           <w:u w:val="none"/>
           <w:lang w:val="en-US"/>
@@ -1026,7 +933,6 @@
       <w:r>
         <w:rPr>
           <w:rFonts w:ascii="Calibri" w:hAnsi="Calibri" w:cs="Arial"/>
-          <w:b w:val="0"/>
           <w:sz w:val="20"/>
           <w:u w:val="none"/>
           <w:lang w:val="en-US"/>
@@ -1036,7 +942,6 @@
       <w:r>
         <w:rPr>
           <w:rFonts w:ascii="Calibri" w:hAnsi="Calibri" w:cs="Arial"/>
-          <w:b w:val="0"/>
           <w:sz w:val="20"/>
           <w:u w:val="none"/>
           <w:lang w:val="en-US"/>
@@ -1048,7 +953,6 @@
       <w:r>
         <w:rPr>
           <w:rFonts w:ascii="Calibri" w:hAnsi="Calibri" w:cs="Arial"/>
-          <w:b w:val="0"/>
           <w:sz w:val="20"/>
           <w:u w:val="none"/>
           <w:lang w:val="en-US"/>
@@ -1059,7 +963,6 @@
       <w:r>
         <w:rPr>
           <w:rFonts w:ascii="Calibri" w:hAnsi="Calibri" w:cs="Arial"/>
-          <w:b w:val="0"/>
           <w:sz w:val="20"/>
           <w:u w:val="none"/>
           <w:lang w:val="en-US"/>
@@ -1079,7 +982,6 @@
       <w:r>
         <w:rPr>
           <w:rFonts w:ascii="Calibri" w:hAnsi="Calibri" w:cs="Arial"/>
-          <w:b w:val="0"/>
           <w:sz w:val="20"/>
           <w:u w:val="none"/>
           <w:lang w:val="en-US"/>
@@ -1090,7 +992,6 @@
       <w:r>
         <w:rPr>
           <w:rFonts w:ascii="Calibri" w:hAnsi="Calibri" w:cs="Arial"/>
-          <w:b w:val="0"/>
           <w:sz w:val="20"/>
           <w:u w:val="none"/>
           <w:lang w:val="en-US"/>
@@ -1101,7 +1002,6 @@
       <w:r>
         <w:rPr>
           <w:rFonts w:ascii="Calibri" w:hAnsi="Calibri" w:cs="Arial"/>
-          <w:b w:val="0"/>
           <w:sz w:val="20"/>
           <w:u w:val="none"/>
           <w:lang w:val="en-US"/>
@@ -1134,11 +1034,12 @@
     <w:p>
       <w:pPr>
         <w:pStyle w:val="Bezodstpw"/>
-        <w:framePr w:wrap="around" w:vAnchor="margin" w:hAnchor="margin" w:xAlign="right" w:yAlign="bottom"/>
+        <w:framePr w:wrap="around" w:hAnchor="margin" w:xAlign="right" w:yAlign="bottom"/>
         <w:jc w:val="right"/>
         <w:rPr>
           <w:rFonts w:ascii="Bahnschrift SemiBold" w:hAnsi="Bahnschrift SemiBold" w:cs="Arial"/>
           <w:b/>
+          <w:bCs/>
           <w:sz w:val="20"/>
           <w:lang w:val="en-US"/>
         </w:rPr>
@@ -1146,7 +1047,8 @@
       <w:r>
         <w:rPr>
           <w:rFonts w:ascii="Calibri" w:hAnsi="Calibri" w:cs="Arial"/>
-          <w:b w:val="0"/>
+          <w:b/>
+          <w:bCs/>
           <w:sz w:val="20"/>
           <w:u w:val="none"/>
           <w:lang w:val="en-US"/>
@@ -1156,7 +1058,8 @@
       <w:r>
         <w:rPr>
           <w:rFonts w:ascii="Calibri" w:hAnsi="Calibri" w:cs="Arial"/>
-          <w:b w:val="0"/>
+          <w:b/>
+          <w:bCs/>
           <w:sz w:val="20"/>
           <w:u w:val="none"/>
           <w:lang w:val="en-US"/>
@@ -1167,7 +1070,8 @@
       <w:r>
         <w:rPr>
           <w:rFonts w:ascii="Calibri" w:hAnsi="Calibri" w:cs="Arial"/>
-          <w:b w:val="0"/>
+          <w:b/>
+          <w:bCs/>
           <w:sz w:val="20"/>
           <w:u w:val="none"/>
           <w:lang w:val="en-US"/>
@@ -1178,7 +1082,8 @@
       <w:r>
         <w:rPr>
           <w:rFonts w:ascii="Calibri" w:hAnsi="Calibri" w:cs="Arial"/>
-          <w:b w:val="0"/>
+          <w:b/>
+          <w:bCs/>
           <w:sz w:val="20"/>
           <w:u w:val="none"/>
           <w:lang w:val="en-US"/>
@@ -1189,7 +1094,7 @@
     <w:p>
       <w:pPr>
         <w:pStyle w:val="Bezodstpw"/>
-        <w:framePr w:wrap="around" w:vAnchor="margin" w:hAnchor="margin" w:xAlign="right" w:yAlign="bottom"/>
+        <w:framePr w:wrap="around" w:hAnchor="margin" w:xAlign="right" w:yAlign="bottom"/>
         <w:jc w:val="right"/>
         <w:rPr>
           <w:rFonts w:ascii="Bahnschrift SemiBold" w:hAnsi="Bahnschrift SemiBold" w:cs="Arial"/>
@@ -1198,13 +1103,11 @@
           <w:lang w:val="en-US"/>
         </w:rPr>
       </w:pPr>
-      <w:proofErr w:type="spellStart"/>
-      <w:proofErr w:type="spellEnd"/>
     </w:p>
     <w:p>
       <w:pPr>
         <w:pStyle w:val="Bezodstpw"/>
-        <w:framePr w:wrap="around" w:vAnchor="margin" w:hAnchor="margin" w:xAlign="right" w:yAlign="bottom"/>
+        <w:framePr w:wrap="around" w:hAnchor="margin" w:xAlign="right" w:yAlign="bottom"/>
         <w:jc w:val="right"/>
         <w:rPr>
           <w:rFonts w:ascii="Bahnschrift SemiBold" w:hAnsi="Bahnschrift SemiBold" w:cs="Arial"/>
@@ -1213,16 +1116,14 @@
           <w:lang w:val="en-US"/>
         </w:rPr>
       </w:pPr>
-      <w:proofErr w:type="spellStart"/>
-      <w:proofErr w:type="spellEnd"/>
     </w:p>
     <w:sectPr>
-      <w:headerReference w:type="default" r:id="rId10"/>
-      <w:footerReference w:type="even" r:id="rId11"/>
-      <w:footerReference w:type="default" r:id="rId12"/>
-      <w:headerReference w:type="first" r:id="rId13"/>
-      <w:footerReference w:type="first" r:id="rId14"/>
-      <w:headerReference w:type="even" r:id="rId17"/>
+      <w:headerReference w:type="even" r:id="rId10"/>
+      <w:headerReference w:type="default" r:id="rId11"/>
+      <w:footerReference w:type="even" r:id="rId12"/>
+      <w:footerReference w:type="default" r:id="rId13"/>
+      <w:headerReference w:type="first" r:id="rId14"/>
+      <w:footerReference w:type="first" r:id="rId15"/>
       <w:pgSz w:w="11906" w:h="16838" w:code="9"/>
       <w:pgMar w:top="1383" w:right="1418" w:bottom="1418" w:left="1418" w:header="425" w:footer="223" w:gutter="0"/>
       <w:cols w:space="708"/>
@@ -1593,14 +1494,7 @@
 
 <file path=word/header1.xml><?xml version="1.0" encoding="utf-8"?>
 <w:hdr xmlns:wpc="http://schemas.microsoft.com/office/word/2010/wordprocessingCanvas" xmlns:cx="http://schemas.microsoft.com/office/drawing/2014/chartex" xmlns:cx1="http://schemas.microsoft.com/office/drawing/2015/9/8/chartex" xmlns:cx2="http://schemas.microsoft.com/office/drawing/2015/10/21/chartex" xmlns:cx3="http://schemas.microsoft.com/office/drawing/2016/5/9/chartex" xmlns:cx4="http://schemas.microsoft.com/office/drawing/2016/5/10/chartex" xmlns:cx5="http://schemas.microsoft.com/office/drawing/2016/5/11/chartex" xmlns:cx6="http://schemas.microsoft.com/office/drawing/2016/5/12/chartex" xmlns:cx7="http://schemas.microsoft.com/office/drawing/2016/5/13/chartex" xmlns:cx8="http://schemas.microsoft.com/office/drawing/2016/5/14/chartex" xmlns:mc="http://schemas.openxmlformats.org/markup-compatibility/2006" xmlns:aink="http://schemas.microsoft.com/office/drawing/2016/ink" xmlns:am3d="http://schemas.microsoft.com/office/drawing/2017/model3d" xmlns:o="urn:schemas-microsoft-com:office:office" xmlns:oel="http://schemas.microsoft.com/office/2019/extlst" xmlns:r="http://schemas.openxmlformats.org/officeDocument/2006/relationships" xmlns:m="http://schemas.openxmlformats.org/officeDocument/2006/math" xmlns:v="urn:schemas-microsoft-com:vml" xmlns:wp14="http://schemas.microsoft.com/office/word/2010/wordprocessingDrawing" xmlns:wp="http://schemas.openxmlformats.org/drawingml/2006/wordprocessingDrawing" xmlns:w10="urn:schemas-microsoft-com:office:word" xmlns:w="http://schemas.openxmlformats.org/wordprocessingml/2006/main" xmlns:w14="http://schemas.microsoft.com/office/word/2010/wordml" xmlns:w15="http://schemas.microsoft.com/office/word/2012/wordml" xmlns:w16cei="http://schemas.microsoft.com/office/word/2026/wordml/cei" xmlns:w16cex="http://schemas.microsoft.com/office/word/2018/wordml/cex" xmlns:w16cid="http://schemas.microsoft.com/office/word/2016/wordml/cid" xmlns:w16="http://schemas.microsoft.com/office/word/2018/wordml" xmlns:w16du="http://schemas.microsoft.com/office/word/2023/wordml/word16du" xmlns:w16sdtdh="http://schemas.microsoft.com/office/word/2020/wordml/sdtdatahash" xmlns:w16sdtfl="http://schemas.microsoft.com/office/word/2024/wordml/sdtformatlock" xmlns:w16se="http://schemas.microsoft.com/office/word/2015/wordml/symex" xmlns:wpg="http://schemas.microsoft.com/office/word/2010/wordprocessingGroup" xmlns:wpi="http://schemas.microsoft.com/office/word/2010/wordprocessingInk" xmlns:wne="http://schemas.microsoft.com/office/word/2006/wordml" xmlns:wps="http://schemas.microsoft.com/office/word/2010/wordprocessingShape" mc:Ignorable="w14 w15 w16se w16cid w16 w16cex w16sdtdh w16sdtfl w16du wp14">
-  <w:p>
-    <w:pPr>
-      <w:pStyle w:val="Nagwek"/>
-      <w:pBdr>
-        <w:bottom w:val="none" w:sz="0" w:space="0" w:color="auto"/>
-      </w:pBdr>
-    </w:pPr>
-  </w:p>
+  <w:p/>
 </w:hdr>
 </file>
 
@@ -1618,10 +1512,13 @@
 </file>
 
 <file path=word/header3.xml><?xml version="1.0" encoding="utf-8"?>
-<w:hdr xmlns:m="http://schemas.openxmlformats.org/officeDocument/2006/math" xmlns:mc="http://schemas.openxmlformats.org/markup-compatibility/2006" xmlns:mo="http://schemas.microsoft.com/office/mac/office/2008/main" xmlns:mv="urn:schemas-microsoft-com:mac:vml" xmlns:o="urn:schemas-microsoft-com:office:office" xmlns:r="http://schemas.openxmlformats.org/officeDocument/2006/relationships" xmlns:v="urn:schemas-microsoft-com:vml" xmlns:w10="urn:schemas-microsoft-com:office:word" xmlns:w14="http://schemas.microsoft.com/office/word/2010/wordml" xmlns:w="http://schemas.openxmlformats.org/wordprocessingml/2006/main" xmlns:wne="http://schemas.microsoft.com/office/word/2006/wordml" xmlns:wp14="http://schemas.microsoft.com/office/word/2010/wordprocessingDrawing" xmlns:wp="http://schemas.openxmlformats.org/drawingml/2006/wordprocessingDrawing" xmlns:wpc="http://schemas.microsoft.com/office/word/2010/wordprocessingCanvas" xmlns:wpg="http://schemas.microsoft.com/office/word/2010/wordprocessingGroup" xmlns:wpi="http://schemas.microsoft.com/office/word/2010/wordprocessingInk" xmlns:wps="http://schemas.microsoft.com/office/word/2010/wordprocessingShape" mc:Ignorable="w14 wp14">
+<w:hdr xmlns:wpc="http://schemas.microsoft.com/office/word/2010/wordprocessingCanvas" xmlns:cx="http://schemas.microsoft.com/office/drawing/2014/chartex" xmlns:cx1="http://schemas.microsoft.com/office/drawing/2015/9/8/chartex" xmlns:cx2="http://schemas.microsoft.com/office/drawing/2015/10/21/chartex" xmlns:cx3="http://schemas.microsoft.com/office/drawing/2016/5/9/chartex" xmlns:cx4="http://schemas.microsoft.com/office/drawing/2016/5/10/chartex" xmlns:cx5="http://schemas.microsoft.com/office/drawing/2016/5/11/chartex" xmlns:cx6="http://schemas.microsoft.com/office/drawing/2016/5/12/chartex" xmlns:cx7="http://schemas.microsoft.com/office/drawing/2016/5/13/chartex" xmlns:cx8="http://schemas.microsoft.com/office/drawing/2016/5/14/chartex" xmlns:mc="http://schemas.openxmlformats.org/markup-compatibility/2006" xmlns:aink="http://schemas.microsoft.com/office/drawing/2016/ink" xmlns:am3d="http://schemas.microsoft.com/office/drawing/2017/model3d" xmlns:o="urn:schemas-microsoft-com:office:office" xmlns:oel="http://schemas.microsoft.com/office/2019/extlst" xmlns:r="http://schemas.openxmlformats.org/officeDocument/2006/relationships" xmlns:m="http://schemas.openxmlformats.org/officeDocument/2006/math" xmlns:v="urn:schemas-microsoft-com:vml" xmlns:wp14="http://schemas.microsoft.com/office/word/2010/wordprocessingDrawing" xmlns:wp="http://schemas.openxmlformats.org/drawingml/2006/wordprocessingDrawing" xmlns:w10="urn:schemas-microsoft-com:office:word" xmlns:w="http://schemas.openxmlformats.org/wordprocessingml/2006/main" xmlns:w14="http://schemas.microsoft.com/office/word/2010/wordml" xmlns:w15="http://schemas.microsoft.com/office/word/2012/wordml" xmlns:w16cei="http://schemas.microsoft.com/office/word/2026/wordml/cei" xmlns:w16cex="http://schemas.microsoft.com/office/word/2018/wordml/cex" xmlns:w16cid="http://schemas.microsoft.com/office/word/2016/wordml/cid" xmlns:w16="http://schemas.microsoft.com/office/word/2018/wordml" xmlns:w16du="http://schemas.microsoft.com/office/word/2023/wordml/word16du" xmlns:w16sdtdh="http://schemas.microsoft.com/office/word/2020/wordml/sdtdatahash" xmlns:w16sdtfl="http://schemas.microsoft.com/office/word/2024/wordml/sdtformatlock" xmlns:w16se="http://schemas.microsoft.com/office/word/2015/wordml/symex" xmlns:wpg="http://schemas.microsoft.com/office/word/2010/wordprocessingGroup" xmlns:wpi="http://schemas.microsoft.com/office/word/2010/wordprocessingInk" xmlns:wne="http://schemas.microsoft.com/office/word/2006/wordml" xmlns:wps="http://schemas.microsoft.com/office/word/2010/wordprocessingShape" mc:Ignorable="w14 w15 w16se w16cid w16 w16cex w16sdtdh w16sdtfl w16du wp14">
   <w:p>
     <w:pPr>
-      <w:pStyle w:val="Header"/>
+      <w:pStyle w:val="Nagwek"/>
+      <w:pBdr>
+        <w:bottom w:val="none" w:sz="0" w:space="0" w:color="auto"/>
+      </w:pBdr>
     </w:pPr>
   </w:p>
 </w:hdr>
@@ -3106,7 +3003,6 @@
     </w:pPr>
     <w:rPr>
       <w:noProof/>
-      <w:sz w:val="20"/>
     </w:rPr>
   </w:style>
   <w:style w:type="paragraph" w:styleId="Spistreci4">
@@ -3223,9 +3119,6 @@
       </w:tabs>
       <w:spacing w:before="120"/>
     </w:pPr>
-    <w:rPr>
-      <w:sz w:val="20"/>
-    </w:rPr>
   </w:style>
   <w:style w:type="character" w:styleId="Numerstrony">
     <w:name w:val="page number"/>
@@ -3283,7 +3176,6 @@
     <w:rPr>
       <w:rFonts w:ascii="Arial" w:hAnsi="Arial"/>
       <w:kern w:val="0"/>
-      <w:sz w:val="20"/>
     </w:rPr>
   </w:style>
   <w:style w:type="character" w:styleId="Hipercze">
@@ -3306,7 +3198,6 @@
     <w:rPr>
       <w:rFonts w:ascii="Arial" w:hAnsi="Arial"/>
       <w:kern w:val="0"/>
-      <w:sz w:val="20"/>
     </w:rPr>
   </w:style>
   <w:style w:type="paragraph" w:customStyle="1" w:styleId="WW-Tekstpodstawowy3">

--- a/szablony/spis_tresci_wzor.docx
+++ b/szablony/spis_tresci_wzor.docx
@@ -3114,8 +3114,8 @@
         <w:top w:val="double" w:sz="2" w:space="1" w:color="BFBFBF"/>
       </w:pBdr>
       <w:tabs>
-        <w:tab w:val="center" w:pos="4536"/>
-        <w:tab w:val="right" w:pos="9072"/>
+        <w:tab w:val="center" w:pos="4535"/>
+        <w:tab w:val="right" w:pos="9070"/>
       </w:tabs>
       <w:spacing w:before="120"/>
     </w:pPr>

--- a/szablony/spis_tresci_wzor.docx
+++ b/szablony/spis_tresci_wzor.docx
@@ -94,12 +94,15 @@
         <w:rPr>
           <w:rFonts w:ascii="Bahnschrift SemiBold" w:eastAsia="Cupertino" w:hAnsi="Bahnschrift SemiBold" w:cs="Arial"/>
           <w:b/>
+          <w:bCs/>
           <w:sz w:val="20"/>
         </w:rPr>
       </w:pPr>
       <w:r>
         <w:rPr>
           <w:rFonts w:ascii="Calibri" w:eastAsia="Cupertino" w:hAnsi="Calibri" w:cs="Arial"/>
+          <w:b/>
+          <w:bCs/>
           <w:sz w:val="20"/>
           <w:u w:val="none"/>
         </w:rPr>
@@ -108,6 +111,8 @@
       <w:r>
         <w:rPr>
           <w:rFonts w:ascii="Calibri" w:eastAsia="Cupertino" w:hAnsi="Calibri" w:cs="Arial"/>
+          <w:b/>
+          <w:bCs/>
           <w:sz w:val="20"/>
           <w:u w:val="none"/>
         </w:rPr>
@@ -117,6 +122,8 @@
       <w:r>
         <w:rPr>
           <w:rFonts w:ascii="Calibri" w:eastAsia="Cupertino" w:hAnsi="Calibri" w:cs="Arial"/>
+          <w:b/>
+          <w:bCs/>
           <w:sz w:val="20"/>
           <w:u w:val="none"/>
         </w:rPr>
@@ -126,6 +133,8 @@
       <w:r>
         <w:rPr>
           <w:rFonts w:ascii="Calibri" w:eastAsia="Cupertino" w:hAnsi="Calibri" w:cs="Arial"/>
+          <w:b/>
+          <w:bCs/>
           <w:sz w:val="20"/>
           <w:u w:val="none"/>
         </w:rPr>
@@ -149,6 +158,7 @@
         <w:rPr>
           <w:rFonts w:ascii="Bahnschrift SemiBold" w:hAnsi="Bahnschrift SemiBold" w:cs="Arial"/>
           <w:b/>
+          <w:bCs/>
           <w:kern w:val="0"/>
           <w:sz w:val="20"/>
         </w:rPr>
@@ -156,6 +166,8 @@
       <w:r>
         <w:rPr>
           <w:rFonts w:ascii="Calibri" w:hAnsi="Calibri" w:cs="Arial"/>
+          <w:b/>
+          <w:bCs/>
           <w:sz w:val="20"/>
           <w:u w:val="none"/>
         </w:rPr>
@@ -164,6 +176,8 @@
       <w:r>
         <w:rPr>
           <w:rFonts w:ascii="Calibri" w:hAnsi="Calibri" w:cs="Arial"/>
+          <w:b/>
+          <w:bCs/>
           <w:sz w:val="20"/>
           <w:u w:val="none"/>
         </w:rPr>
@@ -172,6 +186,8 @@
       <w:r>
         <w:rPr>
           <w:rFonts w:ascii="Calibri" w:hAnsi="Calibri" w:cs="Arial"/>
+          <w:b/>
+          <w:bCs/>
           <w:sz w:val="20"/>
           <w:u w:val="none"/>
         </w:rPr>
@@ -181,6 +197,8 @@
       <w:r>
         <w:rPr>
           <w:rFonts w:ascii="Calibri" w:hAnsi="Calibri" w:cs="Arial"/>
+          <w:b/>
+          <w:bCs/>
           <w:sz w:val="20"/>
           <w:u w:val="none"/>
         </w:rPr>
@@ -189,6 +207,8 @@
       <w:r>
         <w:rPr>
           <w:rFonts w:ascii="Calibri" w:hAnsi="Calibri" w:cs="Arial"/>
+          <w:b/>
+          <w:bCs/>
           <w:sz w:val="20"/>
           <w:u w:val="none"/>
         </w:rPr>
@@ -198,6 +218,8 @@
       <w:r>
         <w:rPr>
           <w:rFonts w:ascii="Calibri" w:hAnsi="Calibri" w:cs="Arial"/>
+          <w:b/>
+          <w:bCs/>
           <w:sz w:val="20"/>
           <w:u w:val="none"/>
         </w:rPr>
@@ -390,25 +412,31 @@
           <w:sz w:val="20"/>
           <w:u w:val="none"/>
         </w:rPr>
-        <w:t xml:space="preserve">Jedn. </w:t>
-      </w:r>
-      <w:proofErr w:type="spellStart"/>
+        <w:t>Jedn</w:t>
+      </w:r>
       <w:r>
         <w:rPr>
           <w:rFonts w:ascii="Calibri" w:eastAsia="Cupertino" w:hAnsi="Calibri" w:cs="Arial"/>
           <w:sz w:val="20"/>
           <w:u w:val="none"/>
         </w:rPr>
-        <w:t>ewid</w:t>
-      </w:r>
-      <w:proofErr w:type="spellEnd"/>
+        <w:t>ostka</w:t>
+      </w:r>
       <w:r>
         <w:rPr>
           <w:rFonts w:ascii="Calibri" w:eastAsia="Cupertino" w:hAnsi="Calibri" w:cs="Arial"/>
           <w:sz w:val="20"/>
           <w:u w:val="none"/>
         </w:rPr>
-        <w:t>.</w:t>
+        <w:t xml:space="preserve"> ewid</w:t>
+      </w:r>
+      <w:r>
+        <w:rPr>
+          <w:rFonts w:ascii="Calibri" w:eastAsia="Cupertino" w:hAnsi="Calibri" w:cs="Arial"/>
+          <w:sz w:val="20"/>
+          <w:u w:val="none"/>
+        </w:rPr>
+        <w:t>encyjna</w:t>
       </w:r>
       <w:r>
         <w:rPr>
@@ -501,25 +529,23 @@
           <w:sz w:val="20"/>
           <w:u w:val="none"/>
         </w:rPr>
-        <w:t xml:space="preserve">Obręb </w:t>
-      </w:r>
-      <w:proofErr w:type="spellStart"/>
+        <w:t>Obręb ewid</w:t>
+      </w:r>
       <w:r>
         <w:rPr>
           <w:rFonts w:ascii="Calibri" w:eastAsia="Cupertino" w:hAnsi="Calibri" w:cs="Arial"/>
           <w:sz w:val="20"/>
           <w:u w:val="none"/>
         </w:rPr>
-        <w:t>ewid</w:t>
-      </w:r>
-      <w:proofErr w:type="spellEnd"/>
+        <w:t>encyjny</w:t>
+      </w:r>
       <w:r>
         <w:rPr>
           <w:rFonts w:ascii="Calibri" w:eastAsia="Cupertino" w:hAnsi="Calibri" w:cs="Arial"/>
           <w:sz w:val="20"/>
           <w:u w:val="none"/>
         </w:rPr>
-        <w:t>.:</w:t>
+        <w:t>:</w:t>
       </w:r>
       <w:r>
         <w:rPr>
@@ -604,7 +630,23 @@
           <w:sz w:val="20"/>
           <w:u w:val="none"/>
         </w:rPr>
-        <w:t xml:space="preserve">Działka: </w:t>
+        <w:t>Działka</w:t>
+      </w:r>
+      <w:r>
+        <w:rPr>
+          <w:rFonts w:ascii="Calibri" w:eastAsia="Cupertino" w:hAnsi="Calibri" w:cs="Arial"/>
+          <w:sz w:val="20"/>
+          <w:u w:val="none"/>
+        </w:rPr>
+        <w:t xml:space="preserve"> ewidencyjna</w:t>
+      </w:r>
+      <w:r>
+        <w:rPr>
+          <w:rFonts w:ascii="Calibri" w:eastAsia="Cupertino" w:hAnsi="Calibri" w:cs="Arial"/>
+          <w:sz w:val="20"/>
+          <w:u w:val="none"/>
+        </w:rPr>
+        <w:t xml:space="preserve">: </w:t>
       </w:r>
       <w:r>
         <w:rPr>
@@ -770,8 +812,8 @@
           <w:rFonts w:ascii="Bahnschrift SemiBold" w:eastAsia="Cupertino" w:hAnsi="Bahnschrift SemiBold" w:cs="Arial"/>
           <w:b/>
           <w:bCs/>
-          <w:sz w:val="28"/>
-          <w:szCs w:val="28"/>
+          <w:sz w:val="24"/>
+          <w:szCs w:val="24"/>
           <w:lang w:val="en-US"/>
         </w:rPr>
       </w:pPr>
@@ -781,8 +823,8 @@
           <w:rFonts w:ascii="Calibri" w:eastAsia="Cupertino" w:hAnsi="Calibri" w:cs="Arial"/>
           <w:b/>
           <w:bCs/>
-          <w:sz w:val="20"/>
-          <w:szCs w:val="28"/>
+          <w:sz w:val="22"/>
+          <w:szCs w:val="24"/>
           <w:u w:val="none"/>
           <w:lang w:val="en-US"/>
         </w:rPr>
@@ -794,8 +836,8 @@
           <w:rFonts w:ascii="Calibri" w:eastAsia="Cupertino" w:hAnsi="Calibri" w:cs="Arial"/>
           <w:b/>
           <w:bCs/>
-          <w:sz w:val="20"/>
-          <w:szCs w:val="28"/>
+          <w:sz w:val="22"/>
+          <w:szCs w:val="24"/>
           <w:u w:val="none"/>
           <w:lang w:val="en-US"/>
         </w:rPr>
@@ -807,8 +849,8 @@
           <w:rFonts w:ascii="Calibri" w:eastAsia="Cupertino" w:hAnsi="Calibri" w:cs="Arial"/>
           <w:b/>
           <w:bCs/>
-          <w:sz w:val="20"/>
-          <w:szCs w:val="28"/>
+          <w:sz w:val="22"/>
+          <w:szCs w:val="24"/>
           <w:u w:val="none"/>
           <w:lang w:val="en-US"/>
         </w:rPr>

--- a/szablony/spis_tresci_wzor.docx
+++ b/szablony/spis_tresci_wzor.docx
@@ -823,7 +823,7 @@
           <w:rFonts w:ascii="Calibri" w:eastAsia="Cupertino" w:hAnsi="Calibri" w:cs="Arial"/>
           <w:b/>
           <w:bCs/>
-          <w:sz w:val="22"/>
+          <w:sz w:val="24"/>
           <w:szCs w:val="24"/>
           <w:u w:val="none"/>
           <w:lang w:val="en-US"/>
@@ -836,7 +836,7 @@
           <w:rFonts w:ascii="Calibri" w:eastAsia="Cupertino" w:hAnsi="Calibri" w:cs="Arial"/>
           <w:b/>
           <w:bCs/>
-          <w:sz w:val="22"/>
+          <w:sz w:val="24"/>
           <w:szCs w:val="24"/>
           <w:u w:val="none"/>
           <w:lang w:val="en-US"/>
@@ -849,7 +849,7 @@
           <w:rFonts w:ascii="Calibri" w:eastAsia="Cupertino" w:hAnsi="Calibri" w:cs="Arial"/>
           <w:b/>
           <w:bCs/>
-          <w:sz w:val="22"/>
+          <w:sz w:val="24"/>
           <w:szCs w:val="24"/>
           <w:u w:val="none"/>
           <w:lang w:val="en-US"/>
